--- a/1-Processing/Protocol01/Report/KLAB - Analyse quantifiée du membre supérieur - Rapport - Template.docx
+++ b/1-Processing/Protocol01/Report/KLAB - Analyse quantifiée du membre supérieur - Rapport - Template.docx
@@ -1,6 +1,6 @@
 
 <file path=word/document.xml><?xml version="1.0" encoding="utf-8"?>
-<w:document xmlns:wpc="http://schemas.microsoft.com/office/word/2010/wordprocessingCanvas" xmlns:cx="http://schemas.microsoft.com/office/drawing/2014/chartex" xmlns:cx1="http://schemas.microsoft.com/office/drawing/2015/9/8/chartex" xmlns:cx2="http://schemas.microsoft.com/office/drawing/2015/10/21/chartex" xmlns:cx3="http://schemas.microsoft.com/office/drawing/2016/5/9/chartex" xmlns:cx4="http://schemas.microsoft.com/office/drawing/2016/5/10/chartex" xmlns:cx5="http://schemas.microsoft.com/office/drawing/2016/5/11/chartex" xmlns:cx6="http://schemas.microsoft.com/office/drawing/2016/5/12/chartex" xmlns:cx7="http://schemas.microsoft.com/office/drawing/2016/5/13/chartex" xmlns:cx8="http://schemas.microsoft.com/office/drawing/2016/5/14/chartex" xmlns:mc="http://schemas.openxmlformats.org/markup-compatibility/2006" xmlns:aink="http://schemas.microsoft.com/office/drawing/2016/ink" xmlns:am3d="http://schemas.microsoft.com/office/drawing/2017/model3d" xmlns:o="urn:schemas-microsoft-com:office:office" xmlns:oel="http://schemas.microsoft.com/office/2019/extlst" xmlns:r="http://schemas.openxmlformats.org/officeDocument/2006/relationships" xmlns:m="http://schemas.openxmlformats.org/officeDocument/2006/math" xmlns:v="urn:schemas-microsoft-com:vml" xmlns:wp14="http://schemas.microsoft.com/office/word/2010/wordprocessingDrawing" xmlns:wp="http://schemas.openxmlformats.org/drawingml/2006/wordprocessingDrawing" xmlns:w10="urn:schemas-microsoft-com:office:word" xmlns:w="http://schemas.openxmlformats.org/wordprocessingml/2006/main" xmlns:w14="http://schemas.microsoft.com/office/word/2010/wordml" xmlns:w15="http://schemas.microsoft.com/office/word/2012/wordml" xmlns:w16cex="http://schemas.microsoft.com/office/word/2018/wordml/cex" xmlns:w16cid="http://schemas.microsoft.com/office/word/2016/wordml/cid" xmlns:w16="http://schemas.microsoft.com/office/word/2018/wordml" xmlns:w16du="http://schemas.microsoft.com/office/word/2023/wordml/word16du" xmlns:w16sdtdh="http://schemas.microsoft.com/office/word/2020/wordml/sdtdatahash" xmlns:w16se="http://schemas.microsoft.com/office/word/2015/wordml/symex" xmlns:wpg="http://schemas.microsoft.com/office/word/2010/wordprocessingGroup" xmlns:wpi="http://schemas.microsoft.com/office/word/2010/wordprocessingInk" xmlns:wne="http://schemas.microsoft.com/office/word/2006/wordml" xmlns:wps="http://schemas.microsoft.com/office/word/2010/wordprocessingShape" mc:Ignorable="w14 w15 w16se w16cid w16 w16cex w16sdtdh wp14">
+<w:document xmlns:wpc="http://schemas.microsoft.com/office/word/2010/wordprocessingCanvas" xmlns:cx="http://schemas.microsoft.com/office/drawing/2014/chartex" xmlns:cx1="http://schemas.microsoft.com/office/drawing/2015/9/8/chartex" xmlns:cx2="http://schemas.microsoft.com/office/drawing/2015/10/21/chartex" xmlns:cx3="http://schemas.microsoft.com/office/drawing/2016/5/9/chartex" xmlns:cx4="http://schemas.microsoft.com/office/drawing/2016/5/10/chartex" xmlns:cx5="http://schemas.microsoft.com/office/drawing/2016/5/11/chartex" xmlns:cx6="http://schemas.microsoft.com/office/drawing/2016/5/12/chartex" xmlns:cx7="http://schemas.microsoft.com/office/drawing/2016/5/13/chartex" xmlns:cx8="http://schemas.microsoft.com/office/drawing/2016/5/14/chartex" xmlns:mc="http://schemas.openxmlformats.org/markup-compatibility/2006" xmlns:aink="http://schemas.microsoft.com/office/drawing/2016/ink" xmlns:am3d="http://schemas.microsoft.com/office/drawing/2017/model3d" xmlns:o="urn:schemas-microsoft-com:office:office" xmlns:oel="http://schemas.microsoft.com/office/2019/extlst" xmlns:r="http://schemas.openxmlformats.org/officeDocument/2006/relationships" xmlns:m="http://schemas.openxmlformats.org/officeDocument/2006/math" xmlns:v="urn:schemas-microsoft-com:vml" xmlns:wp14="http://schemas.microsoft.com/office/word/2010/wordprocessingDrawing" xmlns:wp="http://schemas.openxmlformats.org/drawingml/2006/wordprocessingDrawing" xmlns:w10="urn:schemas-microsoft-com:office:word" xmlns:w="http://schemas.openxmlformats.org/wordprocessingml/2006/main" xmlns:w14="http://schemas.microsoft.com/office/word/2010/wordml" xmlns:w15="http://schemas.microsoft.com/office/word/2012/wordml" xmlns:w16cex="http://schemas.microsoft.com/office/word/2018/wordml/cex" xmlns:w16cid="http://schemas.microsoft.com/office/word/2016/wordml/cid" xmlns:w16="http://schemas.microsoft.com/office/word/2018/wordml" xmlns:w16sdtdh="http://schemas.microsoft.com/office/word/2020/wordml/sdtdatahash" xmlns:w16se="http://schemas.microsoft.com/office/word/2015/wordml/symex" xmlns:wpg="http://schemas.microsoft.com/office/word/2010/wordprocessingGroup" xmlns:wpi="http://schemas.microsoft.com/office/word/2010/wordprocessingInk" xmlns:wne="http://schemas.microsoft.com/office/word/2006/wordml" xmlns:wps="http://schemas.microsoft.com/office/word/2010/wordprocessingShape" mc:Ignorable="w14 w15 w16se w16cid w16 w16cex w16sdtdh wp14">
   <w:body>
     <w:p>
       <w:pPr>
@@ -2016,13 +2016,19 @@
               <w:fldChar w:fldCharType="begin"/>
             </w:r>
             <w:r>
+              <w:instrText xml:space="preserve"> INCLUDEPICTURE  \d "https://unigech-my.sharepoint.com/personal/florent_moissenet_unige_ch/Documents/_AQMS/Matlab/KLAB_ShoulderAnalysis_Toolbox/1-Processing/Protocol01/Report/Analytic1_part1_range.png" \* MERGEFORMATINET </w:instrText>
+            </w:r>
+            <w:r>
+              <w:fldChar w:fldCharType="separate"/>
+            </w:r>
+            <w:r>
+              <w:fldChar w:fldCharType="begin"/>
+            </w:r>
+            <w:r>
               <w:instrText xml:space="preserve"> </w:instrText>
             </w:r>
             <w:r>
-              <w:instrText>INCLUDEPICTURE  \d "https://unigech-my.sharepoint.com/personal/florent_mois</w:instrText>
-            </w:r>
-            <w:r>
-              <w:instrText>senet_unige_ch/Documents/_AQMS/Matlab/KLAB_ShoulderAnalysis_Toolbox/1-Processing/Protocol01/Report/Analytic1_part1_range.png" \* MERGEFORMATINET</w:instrText>
+              <w:instrText>INCLUDEPICTURE  \d "https://unigech-my.sharepoint.com/personal/florent_moissenet_unige_ch/Documents/_CLINIQUE/Matlab/KLAB_ShoulderAnalysis_Toolbox/1-Processing/Protocol01/Report/Analytic1_part1_range.png" \* MERGEFORMATINET</w:instrText>
             </w:r>
             <w:r>
               <w:instrText xml:space="preserve"> </w:instrText>
@@ -2051,10 +2057,13 @@
                   <v:path o:extrusionok="f" gradientshapeok="t" o:connecttype="rect"/>
                   <o:lock v:ext="edit" aspectratio="t"/>
                 </v:shapetype>
-                <v:shape id="_x0000_i1025" type="#_x0000_t75" style="width:447pt;height:387.05pt">
+                <v:shape id="_x0000_i1025" type="#_x0000_t75" style="width:447pt;height:387pt">
                   <v:imagedata r:id="rId9"/>
                 </v:shape>
               </w:pict>
+            </w:r>
+            <w:r>
+              <w:fldChar w:fldCharType="end"/>
             </w:r>
             <w:r>
               <w:fldChar w:fldCharType="end"/>
@@ -2334,19 +2343,31 @@
               <w:rPr>
                 <w:noProof/>
               </w:rPr>
+              <w:instrText xml:space="preserve"> INCLUDEPICTURE  \d "https://unigech-my.sharepoint.com/personal/florent_moissenet_unige_ch/Documents/_AQMS/Matlab/KLAB_ShoulderAnalysis_Toolbox/1-Processing/Protocol01/Report/Analytic1_part1_elevationR.png" \* MERGEFORMATINET </w:instrText>
+            </w:r>
+            <w:r>
+              <w:rPr>
+                <w:noProof/>
+              </w:rPr>
+              <w:fldChar w:fldCharType="separate"/>
+            </w:r>
+            <w:r>
+              <w:rPr>
+                <w:noProof/>
+              </w:rPr>
+              <w:fldChar w:fldCharType="begin"/>
+            </w:r>
+            <w:r>
+              <w:rPr>
+                <w:noProof/>
+              </w:rPr>
               <w:instrText xml:space="preserve"> </w:instrText>
             </w:r>
             <w:r>
               <w:rPr>
                 <w:noProof/>
               </w:rPr>
-              <w:instrText>INCLUDEPICTURE  \d "https://unigech-my.sharepoint.com/personal/florent_moissenet_un</w:instrText>
-            </w:r>
-            <w:r>
-              <w:rPr>
-                <w:noProof/>
-              </w:rPr>
-              <w:instrText>ige_ch/Documents/_AQMS/Matlab/KLAB_ShoulderAnalysis_Toolbox/1-Processing/Protocol01/Report/Analytic1_part1_elevationR.png" \* MERGEFORMATINET</w:instrText>
+              <w:instrText>INCLUDEPICTURE  \d "https://unigech-my.sharepoint.com/personal/florent_moissenet_unige_ch/Documents/_CLINIQUE/Matlab/KLAB_ShoulderAnalysis_Toolbox/1-Processing/Protocol01/Report/Analytic1_part1_elevationR.png" \* MERGEFORMATINET</w:instrText>
             </w:r>
             <w:r>
               <w:rPr>
@@ -2365,10 +2386,16 @@
                 <w:noProof/>
               </w:rPr>
               <w:pict w14:anchorId="4A23DD20">
-                <v:shape id="_x0000_i1026" type="#_x0000_t75" style="width:101.95pt;height:99.05pt">
+                <v:shape id="_x0000_i1026" type="#_x0000_t75" style="width:102pt;height:99pt">
                   <v:imagedata r:id="rId10"/>
                 </v:shape>
               </w:pict>
+            </w:r>
+            <w:r>
+              <w:rPr>
+                <w:noProof/>
+              </w:rPr>
+              <w:fldChar w:fldCharType="end"/>
             </w:r>
             <w:r>
               <w:rPr>
@@ -2682,19 +2709,31 @@
               <w:rPr>
                 <w:noProof/>
               </w:rPr>
+              <w:instrText xml:space="preserve"> INCLUDEPICTURE  \d "https://unigech-my.sharepoint.com/personal/florent_moissenet_unige_ch/Documents/_AQMS/Matlab/KLAB_ShoulderAnalysis_Toolbox/1-Processing/Protocol01/Report/Skeleton_right_shoulder.png" \* MERGEFORMATINET </w:instrText>
+            </w:r>
+            <w:r>
+              <w:rPr>
+                <w:noProof/>
+              </w:rPr>
+              <w:fldChar w:fldCharType="separate"/>
+            </w:r>
+            <w:r>
+              <w:rPr>
+                <w:noProof/>
+              </w:rPr>
+              <w:fldChar w:fldCharType="begin"/>
+            </w:r>
+            <w:r>
+              <w:rPr>
+                <w:noProof/>
+              </w:rPr>
               <w:instrText xml:space="preserve"> </w:instrText>
             </w:r>
             <w:r>
               <w:rPr>
                 <w:noProof/>
               </w:rPr>
-              <w:instrText>INCLUDEPICTURE  \d "https://unigech-my.sharepoint.com/personal/florent_moissenet_unige_ch/Documents/_AQMS/Matlab/KLAB_Shoul</w:instrText>
-            </w:r>
-            <w:r>
-              <w:rPr>
-                <w:noProof/>
-              </w:rPr>
-              <w:instrText>derAnalysis_Toolbox/1-Processing/Protocol01/Report/Skeleton_right_shoulder.png" \* MERGEFORMATINET</w:instrText>
+              <w:instrText>INCLUDEPICTURE  \d "https://unigech-my.sharepoint.com/personal/florent_moissenet_unige_ch/Documents/_CLINIQUE/Matlab/KLAB_ShoulderAnalysis_Toolbox/1-Processing/Protocol01/Report/Skeleton_right_shoulder.png" \* MERGEFORMATINET</w:instrText>
             </w:r>
             <w:r>
               <w:rPr>
@@ -2713,10 +2752,16 @@
                 <w:noProof/>
               </w:rPr>
               <w:pict w14:anchorId="11BC351C">
-                <v:shape id="_x0000_i1027" type="#_x0000_t75" style="width:84.1pt;height:99.05pt">
+                <v:shape id="_x0000_i1027" type="#_x0000_t75" style="width:84pt;height:99pt">
                   <v:imagedata r:id="rId11"/>
                 </v:shape>
               </w:pict>
+            </w:r>
+            <w:r>
+              <w:rPr>
+                <w:noProof/>
+              </w:rPr>
+              <w:fldChar w:fldCharType="end"/>
             </w:r>
             <w:r>
               <w:rPr>
@@ -3037,19 +3082,31 @@
               <w:rPr>
                 <w:noProof/>
               </w:rPr>
+              <w:instrText xml:space="preserve"> INCLUDEPICTURE  \d "https://unigech-my.sharepoint.com/personal/florent_moissenet_unige_ch/Documents/_AQMS/Matlab/KLAB_ShoulderAnalysis_Toolbox/1-Processing/Protocol01/Report/Skeleton_left_shoulder.png" \* MERGEFORMATINET </w:instrText>
+            </w:r>
+            <w:r>
+              <w:rPr>
+                <w:noProof/>
+              </w:rPr>
+              <w:fldChar w:fldCharType="separate"/>
+            </w:r>
+            <w:r>
+              <w:rPr>
+                <w:noProof/>
+              </w:rPr>
+              <w:fldChar w:fldCharType="begin"/>
+            </w:r>
+            <w:r>
+              <w:rPr>
+                <w:noProof/>
+              </w:rPr>
               <w:instrText xml:space="preserve"> </w:instrText>
             </w:r>
             <w:r>
               <w:rPr>
                 <w:noProof/>
               </w:rPr>
-              <w:instrText>INCLUDEPICTURE  \d "https://unigech-my.sharepoint.com/personal/</w:instrText>
-            </w:r>
-            <w:r>
-              <w:rPr>
-                <w:noProof/>
-              </w:rPr>
-              <w:instrText>florent_moissenet_unige_ch/Documents/_AQMS/Matlab/KLAB_ShoulderAnalysis_Toolbox/1-Processing/Protocol01/Report/Skeleton_left_shoulder.png" \* MERGEFORMATINET</w:instrText>
+              <w:instrText>INCLUDEPICTURE  \d "https://unigech-my.sharepoint.com/personal/florent_moissenet_unige_ch/Documents/_CLINIQUE/Matlab/KLAB_ShoulderAnalysis_Toolbox/1-Processing/Protocol01/Report/Skeleton_left_shoulder.png" \* MERGEFORMATINET</w:instrText>
             </w:r>
             <w:r>
               <w:rPr>
@@ -3068,10 +3125,16 @@
                 <w:noProof/>
               </w:rPr>
               <w:pict w14:anchorId="4030C2FC">
-                <v:shape id="_x0000_i1028" type="#_x0000_t75" style="width:84.1pt;height:99.05pt">
+                <v:shape id="_x0000_i1028" type="#_x0000_t75" style="width:84pt;height:99pt">
                   <v:imagedata r:id="rId12"/>
                 </v:shape>
               </w:pict>
+            </w:r>
+            <w:r>
+              <w:rPr>
+                <w:noProof/>
+              </w:rPr>
+              <w:fldChar w:fldCharType="end"/>
             </w:r>
             <w:r>
               <w:rPr>
@@ -3274,13 +3337,19 @@
               <w:fldChar w:fldCharType="begin"/>
             </w:r>
             <w:r>
+              <w:instrText xml:space="preserve"> INCLUDEPICTURE  \d "https://unigech-my.sharepoint.com/personal/florent_moissenet_unige_ch/Documents/_AQMS/Matlab/KLAB_ShoulderAnalysis_Toolbox/1-Processing/Protocol01/Report/Analytic1_part1_elevationL.png" \* MERGEFORMATINET </w:instrText>
+            </w:r>
+            <w:r>
+              <w:fldChar w:fldCharType="separate"/>
+            </w:r>
+            <w:r>
+              <w:fldChar w:fldCharType="begin"/>
+            </w:r>
+            <w:r>
               <w:instrText xml:space="preserve"> </w:instrText>
             </w:r>
             <w:r>
-              <w:instrText>INCLUDEPICTURE  \d "https://unigech-my.sharepoint.com/personal/florent_</w:instrText>
-            </w:r>
-            <w:r>
-              <w:instrText>moissenet_unige_ch/Documents/_AQMS/Matlab/KLAB_ShoulderAnalysis_Toolbox/1-Processing/Protocol01/Report/Analytic1_part1_elevationL.png" \* MERGEFORMATINET</w:instrText>
+              <w:instrText>INCLUDEPICTURE  \d "https://unigech-my.sharepoint.com/personal/florent_moissenet_unige_ch/Documents/_CLINIQUE/Matlab/KLAB_ShoulderAnalysis_Toolbox/1-Processing/Protocol01/Report/Analytic1_part1_elevationL.png" \* MERGEFORMATINET</w:instrText>
             </w:r>
             <w:r>
               <w:instrText xml:space="preserve"> </w:instrText>
@@ -3290,10 +3359,13 @@
             </w:r>
             <w:r>
               <w:pict w14:anchorId="7713C572">
-                <v:shape id="_x0000_i1029" type="#_x0000_t75" style="width:101.95pt;height:99.05pt">
+                <v:shape id="_x0000_i1029" type="#_x0000_t75" style="width:102pt;height:99pt">
                   <v:imagedata r:id="rId13"/>
                 </v:shape>
               </w:pict>
+            </w:r>
+            <w:r>
+              <w:fldChar w:fldCharType="end"/>
             </w:r>
             <w:r>
               <w:fldChar w:fldCharType="end"/>
@@ -3785,6 +3857,30 @@
                 <w:sz w:val="20"/>
                 <w:szCs w:val="20"/>
               </w:rPr>
+              <w:instrText xml:space="preserve"> INCLUDEPICTURE  \d "https://unigech-my.sharepoint.com/personal/florent_moissenet_unige_ch/Documents/_AQMS/Matlab/KLAB_ShoulderAnalysis_Toolbox/1-Processing/Protocol01/Report/Analytic1_part1_elevationPlaneR.png" \* MERGEFORMATINET </w:instrText>
+            </w:r>
+            <w:r>
+              <w:rPr>
+                <w:noProof/>
+                <w:sz w:val="20"/>
+                <w:szCs w:val="20"/>
+              </w:rPr>
+              <w:fldChar w:fldCharType="separate"/>
+            </w:r>
+            <w:r>
+              <w:rPr>
+                <w:noProof/>
+                <w:sz w:val="20"/>
+                <w:szCs w:val="20"/>
+              </w:rPr>
+              <w:fldChar w:fldCharType="begin"/>
+            </w:r>
+            <w:r>
+              <w:rPr>
+                <w:noProof/>
+                <w:sz w:val="20"/>
+                <w:szCs w:val="20"/>
+              </w:rPr>
               <w:instrText xml:space="preserve"> </w:instrText>
             </w:r>
             <w:r>
@@ -3793,15 +3889,7 @@
                 <w:sz w:val="20"/>
                 <w:szCs w:val="20"/>
               </w:rPr>
-              <w:instrText xml:space="preserve">INCLUDEPICTURE  \d "https://unigech-my.sharepoint.com/personal/florent_moissenet_unige_ch/Documents/_AQMS/Matlab/KLAB_ShoulderAnalysis_Toolbox/1-Processing/Protocol01/Report/Analytic1_part1_elevationPlaneR.png" </w:instrText>
-            </w:r>
-            <w:r>
-              <w:rPr>
-                <w:noProof/>
-                <w:sz w:val="20"/>
-                <w:szCs w:val="20"/>
-              </w:rPr>
-              <w:instrText>\* MERGEFORMATINET</w:instrText>
+              <w:instrText>INCLUDEPICTURE  \d "https://unigech-my.sharepoint.com/personal/florent_moissenet_unige_ch/Documents/_CLINIQUE/Matlab/KLAB_ShoulderAnalysis_Toolbox/1-Processing/Protocol01/Report/Analytic1_part1_elevationPlaneR.png" \* MERGEFORMATINET</w:instrText>
             </w:r>
             <w:r>
               <w:rPr>
@@ -3826,10 +3914,18 @@
                 <w:szCs w:val="20"/>
               </w:rPr>
               <w:pict w14:anchorId="074CBE87">
-                <v:shape id="_x0000_i1030" type="#_x0000_t75" style="width:42.6pt;height:8.05pt">
+                <v:shape id="_x0000_i1030" type="#_x0000_t75" style="width:42pt;height:9pt">
                   <v:imagedata r:id="rId14"/>
                 </v:shape>
               </w:pict>
+            </w:r>
+            <w:r>
+              <w:rPr>
+                <w:noProof/>
+                <w:sz w:val="20"/>
+                <w:szCs w:val="20"/>
+              </w:rPr>
+              <w:fldChar w:fldCharType="end"/>
             </w:r>
             <w:r>
               <w:rPr>
@@ -4343,6 +4439,30 @@
                 <w:sz w:val="20"/>
                 <w:szCs w:val="20"/>
               </w:rPr>
+              <w:instrText xml:space="preserve"> INCLUDEPICTURE  \d "https://unigech-my.sharepoint.com/personal/florent_moissenet_unige_ch/Documents/_AQMS/Matlab/KLAB_ShoulderAnalysis_Toolbox/1-Processing/Protocol01/Report/Analytic1_part1_elevationPlaneL.png" \* MERGEFORMATINET </w:instrText>
+            </w:r>
+            <w:r>
+              <w:rPr>
+                <w:noProof/>
+                <w:sz w:val="20"/>
+                <w:szCs w:val="20"/>
+              </w:rPr>
+              <w:fldChar w:fldCharType="separate"/>
+            </w:r>
+            <w:r>
+              <w:rPr>
+                <w:noProof/>
+                <w:sz w:val="20"/>
+                <w:szCs w:val="20"/>
+              </w:rPr>
+              <w:fldChar w:fldCharType="begin"/>
+            </w:r>
+            <w:r>
+              <w:rPr>
+                <w:noProof/>
+                <w:sz w:val="20"/>
+                <w:szCs w:val="20"/>
+              </w:rPr>
               <w:instrText xml:space="preserve"> </w:instrText>
             </w:r>
             <w:r>
@@ -4351,15 +4471,7 @@
                 <w:sz w:val="20"/>
                 <w:szCs w:val="20"/>
               </w:rPr>
-              <w:instrText xml:space="preserve">INCLUDEPICTURE  \d "https://unigech-my.sharepoint.com/personal/florent_moissenet_unige_ch/Documents/_AQMS/Matlab/KLAB_ShoulderAnalysis_Toolbox/1-Processing/Protocol01/Report/Analytic1_part1_elevationPlaneL.png" </w:instrText>
-            </w:r>
-            <w:r>
-              <w:rPr>
-                <w:noProof/>
-                <w:sz w:val="20"/>
-                <w:szCs w:val="20"/>
-              </w:rPr>
-              <w:instrText>\* MERGEFORMATINET</w:instrText>
+              <w:instrText>INCLUDEPICTURE  \d "https://unigech-my.sharepoint.com/personal/florent_moissenet_unige_ch/Documents/_CLINIQUE/Matlab/KLAB_ShoulderAnalysis_Toolbox/1-Processing/Protocol01/Report/Analytic1_part1_elevationPlaneL.png" \* MERGEFORMATINET</w:instrText>
             </w:r>
             <w:r>
               <w:rPr>
@@ -4384,10 +4496,18 @@
                 <w:szCs w:val="20"/>
               </w:rPr>
               <w:pict w14:anchorId="4C29DB82">
-                <v:shape id="_x0000_i1031" type="#_x0000_t75" style="width:48.95pt;height:8.05pt">
+                <v:shape id="_x0000_i1031" type="#_x0000_t75" style="width:48pt;height:9pt">
                   <v:imagedata r:id="rId15"/>
                 </v:shape>
               </w:pict>
+            </w:r>
+            <w:r>
+              <w:rPr>
+                <w:noProof/>
+                <w:sz w:val="20"/>
+                <w:szCs w:val="20"/>
+              </w:rPr>
+              <w:fldChar w:fldCharType="end"/>
             </w:r>
             <w:r>
               <w:rPr>
@@ -4825,6 +4945,30 @@
                 <w:sz w:val="20"/>
                 <w:szCs w:val="20"/>
               </w:rPr>
+              <w:instrText xml:space="preserve"> INCLUDEPICTURE  \d "https://unigech-my.sharepoint.com/personal/florent_moissenet_unige_ch/Documents/_AQMS/Matlab/KLAB_ShoulderAnalysis_Toolbox/1-Processing/Protocol01/Report/Analytic1_part1_rhythmR.png" \* MERGEFORMATINET </w:instrText>
+            </w:r>
+            <w:r>
+              <w:rPr>
+                <w:noProof/>
+                <w:sz w:val="20"/>
+                <w:szCs w:val="20"/>
+              </w:rPr>
+              <w:fldChar w:fldCharType="separate"/>
+            </w:r>
+            <w:r>
+              <w:rPr>
+                <w:noProof/>
+                <w:sz w:val="20"/>
+                <w:szCs w:val="20"/>
+              </w:rPr>
+              <w:fldChar w:fldCharType="begin"/>
+            </w:r>
+            <w:r>
+              <w:rPr>
+                <w:noProof/>
+                <w:sz w:val="20"/>
+                <w:szCs w:val="20"/>
+              </w:rPr>
               <w:instrText xml:space="preserve"> </w:instrText>
             </w:r>
             <w:r>
@@ -4833,15 +4977,7 @@
                 <w:sz w:val="20"/>
                 <w:szCs w:val="20"/>
               </w:rPr>
-              <w:instrText>INCLUDEPICTURE  \d "https://unigech-my.sharepoint.c</w:instrText>
-            </w:r>
-            <w:r>
-              <w:rPr>
-                <w:noProof/>
-                <w:sz w:val="20"/>
-                <w:szCs w:val="20"/>
-              </w:rPr>
-              <w:instrText>om/personal/florent_moissenet_unige_ch/Documents/_AQMS/Matlab/KLAB_ShoulderAnalysis_Toolbox/1-Processing/Protocol01/Report/Analytic1_part1_rhythmR.png" \* MERGEFORMATINET</w:instrText>
+              <w:instrText>INCLUDEPICTURE  \d "https://unigech-my.sharepoint.com/personal/florent_moissenet_unige_ch/Documents/_CLINIQUE/Matlab/KLAB_ShoulderAnalysis_Toolbox/1-Processing/Protocol01/Report/Analytic1_part1_rhythmR.png" \* MERGEFORMATINET</w:instrText>
             </w:r>
             <w:r>
               <w:rPr>
@@ -4866,10 +5002,18 @@
                 <w:szCs w:val="20"/>
               </w:rPr>
               <w:pict w14:anchorId="0183D58F">
-                <v:shape id="_x0000_i1032" type="#_x0000_t75" style="width:42.6pt;height:8.05pt">
+                <v:shape id="_x0000_i1032" type="#_x0000_t75" style="width:42pt;height:9pt">
                   <v:imagedata r:id="rId16"/>
                 </v:shape>
               </w:pict>
+            </w:r>
+            <w:r>
+              <w:rPr>
+                <w:noProof/>
+                <w:sz w:val="20"/>
+                <w:szCs w:val="20"/>
+              </w:rPr>
+              <w:fldChar w:fldCharType="end"/>
             </w:r>
             <w:r>
               <w:rPr>
@@ -5408,6 +5552,30 @@
                 <w:sz w:val="20"/>
                 <w:szCs w:val="20"/>
               </w:rPr>
+              <w:instrText xml:space="preserve"> INCLUDEPICTURE  \d "https://unigech-my.sharepoint.com/personal/florent_moissenet_unige_ch/Documents/_AQMS/Matlab/KLAB_ShoulderAnalysis_Toolbox/1-Processing/Protocol01/Report/Analytic1_part1_rhythmL.png" \* MERGEFORMATINET </w:instrText>
+            </w:r>
+            <w:r>
+              <w:rPr>
+                <w:noProof/>
+                <w:sz w:val="20"/>
+                <w:szCs w:val="20"/>
+              </w:rPr>
+              <w:fldChar w:fldCharType="separate"/>
+            </w:r>
+            <w:r>
+              <w:rPr>
+                <w:noProof/>
+                <w:sz w:val="20"/>
+                <w:szCs w:val="20"/>
+              </w:rPr>
+              <w:fldChar w:fldCharType="begin"/>
+            </w:r>
+            <w:r>
+              <w:rPr>
+                <w:noProof/>
+                <w:sz w:val="20"/>
+                <w:szCs w:val="20"/>
+              </w:rPr>
               <w:instrText xml:space="preserve"> </w:instrText>
             </w:r>
             <w:r>
@@ -5416,15 +5584,7 @@
                 <w:sz w:val="20"/>
                 <w:szCs w:val="20"/>
               </w:rPr>
-              <w:instrText>INCLUDEPICTURE  \d "https://unigech-my.</w:instrText>
-            </w:r>
-            <w:r>
-              <w:rPr>
-                <w:noProof/>
-                <w:sz w:val="20"/>
-                <w:szCs w:val="20"/>
-              </w:rPr>
-              <w:instrText>sharepoint.com/personal/florent_moissenet_unige_ch/Documents/_AQMS/Matlab/KLAB_ShoulderAnalysis_Toolbox/1-Processing/Protocol01/Report/Analytic1_part1_rhythmL.png" \* MERGEFORMATINET</w:instrText>
+              <w:instrText>INCLUDEPICTURE  \d "https://unigech-my.sharepoint.com/personal/florent_moissenet_unige_ch/Documents/_CLINIQUE/Matlab/KLAB_ShoulderAnalysis_Toolbox/1-Processing/Protocol01/Report/Analytic1_part1_rhythmL.png" \* MERGEFORMATINET</w:instrText>
             </w:r>
             <w:r>
               <w:rPr>
@@ -5449,10 +5609,18 @@
                 <w:szCs w:val="20"/>
               </w:rPr>
               <w:pict w14:anchorId="16A525CC">
-                <v:shape id="_x0000_i1033" type="#_x0000_t75" style="width:44.95pt;height:9.2pt">
+                <v:shape id="_x0000_i1033" type="#_x0000_t75" style="width:45pt;height:9pt">
                   <v:imagedata r:id="rId17"/>
                 </v:shape>
               </w:pict>
+            </w:r>
+            <w:r>
+              <w:rPr>
+                <w:noProof/>
+                <w:sz w:val="20"/>
+                <w:szCs w:val="20"/>
+              </w:rPr>
+              <w:fldChar w:fldCharType="end"/>
             </w:r>
             <w:r>
               <w:rPr>
@@ -5882,6 +6050,30 @@
                 <w:sz w:val="20"/>
                 <w:szCs w:val="20"/>
               </w:rPr>
+              <w:instrText xml:space="preserve"> INCLUDEPICTURE  \d "https://unigech-my.sharepoint.com/personal/florent_moissenet_unige_ch/Documents/_AQMS/Matlab/KLAB_ShoulderAnalysis_Toolbox/1-Processing/Protocol01/Report/Analytic1_part1_painR.png" \* MERGEFORMATINET </w:instrText>
+            </w:r>
+            <w:r>
+              <w:rPr>
+                <w:noProof/>
+                <w:sz w:val="20"/>
+                <w:szCs w:val="20"/>
+              </w:rPr>
+              <w:fldChar w:fldCharType="separate"/>
+            </w:r>
+            <w:r>
+              <w:rPr>
+                <w:noProof/>
+                <w:sz w:val="20"/>
+                <w:szCs w:val="20"/>
+              </w:rPr>
+              <w:fldChar w:fldCharType="begin"/>
+            </w:r>
+            <w:r>
+              <w:rPr>
+                <w:noProof/>
+                <w:sz w:val="20"/>
+                <w:szCs w:val="20"/>
+              </w:rPr>
               <w:instrText xml:space="preserve"> </w:instrText>
             </w:r>
             <w:r>
@@ -5890,15 +6082,7 @@
                 <w:sz w:val="20"/>
                 <w:szCs w:val="20"/>
               </w:rPr>
-              <w:instrText>INCLUDEPICTURE  \d "https://unigech-my.sharepoint.com/personal/florent_mois</w:instrText>
-            </w:r>
-            <w:r>
-              <w:rPr>
-                <w:noProof/>
-                <w:sz w:val="20"/>
-                <w:szCs w:val="20"/>
-              </w:rPr>
-              <w:instrText>senet_unige_ch/Documents/_AQMS/Matlab/KLAB_ShoulderAnalysis_Toolbox/1-Processing/Protocol01/Report/Analytic1_part1_painR.png" \* MERGEFORMATINET</w:instrText>
+              <w:instrText>INCLUDEPICTURE  \d "https://unigech-my.sharepoint.com/personal/florent_moissenet_unige_ch/Documents/_CLINIQUE/Matlab/KLAB_ShoulderAnalysis_Toolbox/1-Processing/Protocol01/Report/Analytic1_part1_painR.png" \* MERGEFORMATINET</w:instrText>
             </w:r>
             <w:r>
               <w:rPr>
@@ -5923,10 +6107,18 @@
                 <w:szCs w:val="20"/>
               </w:rPr>
               <w:pict w14:anchorId="4D261CC4">
-                <v:shape id="_x0000_i1034" type="#_x0000_t75" style="width:183.15pt;height:17.85pt">
+                <v:shape id="_x0000_i1034" type="#_x0000_t75" style="width:183pt;height:18pt">
                   <v:imagedata r:id="rId18"/>
                 </v:shape>
               </w:pict>
+            </w:r>
+            <w:r>
+              <w:rPr>
+                <w:noProof/>
+                <w:sz w:val="20"/>
+                <w:szCs w:val="20"/>
+              </w:rPr>
+              <w:fldChar w:fldCharType="end"/>
             </w:r>
             <w:r>
               <w:rPr>
@@ -6399,6 +6591,30 @@
                 <w:sz w:val="20"/>
                 <w:szCs w:val="20"/>
               </w:rPr>
+              <w:instrText xml:space="preserve"> INCLUDEPICTURE  \d "https://unigech-my.sharepoint.com/personal/florent_moissenet_unige_ch/Documents/_AQMS/Matlab/KLAB_ShoulderAnalysis_Toolbox/1-Processing/Protocol01/Report/Analytic1_part1_painL.png" \* MERGEFORMATINET </w:instrText>
+            </w:r>
+            <w:r>
+              <w:rPr>
+                <w:noProof/>
+                <w:sz w:val="20"/>
+                <w:szCs w:val="20"/>
+              </w:rPr>
+              <w:fldChar w:fldCharType="separate"/>
+            </w:r>
+            <w:r>
+              <w:rPr>
+                <w:noProof/>
+                <w:sz w:val="20"/>
+                <w:szCs w:val="20"/>
+              </w:rPr>
+              <w:fldChar w:fldCharType="begin"/>
+            </w:r>
+            <w:r>
+              <w:rPr>
+                <w:noProof/>
+                <w:sz w:val="20"/>
+                <w:szCs w:val="20"/>
+              </w:rPr>
               <w:instrText xml:space="preserve"> </w:instrText>
             </w:r>
             <w:r>
@@ -6407,15 +6623,7 @@
                 <w:sz w:val="20"/>
                 <w:szCs w:val="20"/>
               </w:rPr>
-              <w:instrText>INCLUDEPICTURE  \d "https://unigech-my.sharepoint.com/personal/florent_mois</w:instrText>
-            </w:r>
-            <w:r>
-              <w:rPr>
-                <w:noProof/>
-                <w:sz w:val="20"/>
-                <w:szCs w:val="20"/>
-              </w:rPr>
-              <w:instrText>senet_unige_ch/Documents/_AQMS/Matlab/KLAB_ShoulderAnalysis_Toolbox/1-Processing/Protocol01/Report/Analytic1_part1_painL.png" \* MERGEFORMATINET</w:instrText>
+              <w:instrText>INCLUDEPICTURE  \d "https://unigech-my.sharepoint.com/personal/florent_moissenet_unige_ch/Documents/_CLINIQUE/Matlab/KLAB_ShoulderAnalysis_Toolbox/1-Processing/Protocol01/Report/Analytic1_part1_painL.png" \* MERGEFORMATINET</w:instrText>
             </w:r>
             <w:r>
               <w:rPr>
@@ -6440,10 +6648,18 @@
                 <w:szCs w:val="20"/>
               </w:rPr>
               <w:pict w14:anchorId="409D2329">
-                <v:shape id="_x0000_i1035" type="#_x0000_t75" style="width:184.3pt;height:17.3pt">
+                <v:shape id="_x0000_i1035" type="#_x0000_t75" style="width:183pt;height:18pt">
                   <v:imagedata r:id="rId19"/>
                 </v:shape>
               </w:pict>
+            </w:r>
+            <w:r>
+              <w:rPr>
+                <w:noProof/>
+                <w:sz w:val="20"/>
+                <w:szCs w:val="20"/>
+              </w:rPr>
+              <w:fldChar w:fldCharType="end"/>
             </w:r>
             <w:r>
               <w:rPr>
@@ -6614,13 +6830,13 @@
         <w:tblLook w:val="04A0" w:firstRow="1" w:lastRow="0" w:firstColumn="1" w:lastColumn="0" w:noHBand="0" w:noVBand="1"/>
       </w:tblPr>
       <w:tblGrid>
-        <w:gridCol w:w="2138"/>
-        <w:gridCol w:w="1823"/>
+        <w:gridCol w:w="2134"/>
+        <w:gridCol w:w="1824"/>
         <w:gridCol w:w="23"/>
-        <w:gridCol w:w="1026"/>
+        <w:gridCol w:w="1027"/>
         <w:gridCol w:w="69"/>
-        <w:gridCol w:w="1823"/>
-        <w:gridCol w:w="2168"/>
+        <w:gridCol w:w="1824"/>
+        <w:gridCol w:w="2169"/>
       </w:tblGrid>
       <w:tr>
         <w:tc>
@@ -6744,13 +6960,19 @@
               <w:fldChar w:fldCharType="begin"/>
             </w:r>
             <w:r>
+              <w:instrText xml:space="preserve"> INCLUDEPICTURE  \d "https://unigech-my.sharepoint.com/personal/florent_moissenet_unige_ch/Documents/_AQMS/Matlab/KLAB_ShoulderAnalysis_Toolbox/1-Processing/Protocol01/Report/Analytic1_part2_range.png" \* MERGEFORMATINET </w:instrText>
+            </w:r>
+            <w:r>
+              <w:fldChar w:fldCharType="separate"/>
+            </w:r>
+            <w:r>
+              <w:fldChar w:fldCharType="begin"/>
+            </w:r>
+            <w:r>
               <w:instrText xml:space="preserve"> </w:instrText>
             </w:r>
             <w:r>
-              <w:instrText>INCLUDEPICTURE  \d "https://unigech-my.sharepoint.com/personal/florent_mois</w:instrText>
-            </w:r>
-            <w:r>
-              <w:instrText>senet_unige_ch/Documents/_AQMS/Matlab/KLAB_ShoulderAnalysis_Toolbox/1-Processing/Protocol01/Report/Analytic1_part2_range.png" \* MERGEFORMATINET</w:instrText>
+              <w:instrText>INCLUDEPICTURE  \d "https://unigech-my.sharepoint.com/personal/florent_moissenet_unige_ch/Documents/_CLINIQUE/Matlab/KLAB_ShoulderAnalysis_Toolbox/1-Processing/Protocol01/Report/Analytic1_part2_range.png" \* MERGEFORMATINET</w:instrText>
             </w:r>
             <w:r>
               <w:instrText xml:space="preserve"> </w:instrText>
@@ -6760,10 +6982,13 @@
             </w:r>
             <w:r>
               <w:pict w14:anchorId="33E7336C">
-                <v:shape id="_x0000_i1036" type="#_x0000_t75" style="width:447pt;height:387.05pt">
+                <v:shape id="_x0000_i1036" type="#_x0000_t75" style="width:447pt;height:387pt">
                   <v:imagedata r:id="rId20"/>
                 </v:shape>
               </w:pict>
+            </w:r>
+            <w:r>
+              <w:fldChar w:fldCharType="end"/>
             </w:r>
             <w:r>
               <w:fldChar w:fldCharType="end"/>
@@ -7043,19 +7268,31 @@
               <w:rPr>
                 <w:noProof/>
               </w:rPr>
+              <w:instrText xml:space="preserve"> INCLUDEPICTURE  \d "https://unigech-my.sharepoint.com/personal/florent_moissenet_unige_ch/Documents/_AQMS/Matlab/KLAB_ShoulderAnalysis_Toolbox/1-Processing/Protocol01/Report/Analytic1_part2_elevationR.png" \* MERGEFORMATINET </w:instrText>
+            </w:r>
+            <w:r>
+              <w:rPr>
+                <w:noProof/>
+              </w:rPr>
+              <w:fldChar w:fldCharType="separate"/>
+            </w:r>
+            <w:r>
+              <w:rPr>
+                <w:noProof/>
+              </w:rPr>
+              <w:fldChar w:fldCharType="begin"/>
+            </w:r>
+            <w:r>
+              <w:rPr>
+                <w:noProof/>
+              </w:rPr>
               <w:instrText xml:space="preserve"> </w:instrText>
             </w:r>
             <w:r>
               <w:rPr>
                 <w:noProof/>
               </w:rPr>
-              <w:instrText>INCLUDEPICTURE  \d "https://unigech-my.sharepoint.com/personal/florent_moissenet_un</w:instrText>
-            </w:r>
-            <w:r>
-              <w:rPr>
-                <w:noProof/>
-              </w:rPr>
-              <w:instrText>ige_ch/Documents/_AQMS/Matlab/KLAB_ShoulderAnalysis_Toolbox/1-Processing/Protocol01/Report/Analytic1_part2_elevationR.png" \* MERGEFORMATINET</w:instrText>
+              <w:instrText>INCLUDEPICTURE  \d "https://unigech-my.sharepoint.com/personal/florent_moissenet_unige_ch/Documents/_CLINIQUE/Matlab/KLAB_ShoulderAnalysis_Toolbox/1-Processing/Protocol01/Report/Analytic1_part2_elevationR.png" \* MERGEFORMATINET</w:instrText>
             </w:r>
             <w:r>
               <w:rPr>
@@ -7074,10 +7311,16 @@
                 <w:noProof/>
               </w:rPr>
               <w:pict w14:anchorId="0A07B626">
-                <v:shape id="_x0000_i1037" type="#_x0000_t75" style="width:100.2pt;height:99.65pt">
+                <v:shape id="_x0000_i1037" type="#_x0000_t75" style="width:100.2pt;height:99.9pt">
                   <v:imagedata r:id="rId21"/>
                 </v:shape>
               </w:pict>
+            </w:r>
+            <w:r>
+              <w:rPr>
+                <w:noProof/>
+              </w:rPr>
+              <w:fldChar w:fldCharType="end"/>
             </w:r>
             <w:r>
               <w:rPr>
@@ -7391,13 +7634,31 @@
               <w:rPr>
                 <w:noProof/>
               </w:rPr>
+              <w:instrText xml:space="preserve"> INCLUDEPICTURE  \d "https://unigech-my.sharepoint.com/personal/florent_moissenet_unige_ch/Documents/_AQMS/Matlab/KLAB_ShoulderAnalysis_Toolbox/1-Processing/Protocol01/Report/Skeleton_right_shoulder.png" \* MERGEFORMATINET </w:instrText>
+            </w:r>
+            <w:r>
+              <w:rPr>
+                <w:noProof/>
+              </w:rPr>
+              <w:fldChar w:fldCharType="separate"/>
+            </w:r>
+            <w:r>
+              <w:rPr>
+                <w:noProof/>
+              </w:rPr>
+              <w:fldChar w:fldCharType="begin"/>
+            </w:r>
+            <w:r>
+              <w:rPr>
+                <w:noProof/>
+              </w:rPr>
               <w:instrText xml:space="preserve"> </w:instrText>
             </w:r>
             <w:r>
               <w:rPr>
                 <w:noProof/>
               </w:rPr>
-              <w:instrText>INCLUDEPICTURE  \d "https://unigech-my.sharepoint.com/personal/florent_moissenet_unige_ch/Documents/_AQMS/Matlab/KLAB_ShoulderAnalysis_Toolbox/1-Processing/Protocol01/Report/Skeleton_right_shoulder.png" \* MERGEFORMATINET</w:instrText>
+              <w:instrText>INCLUDEPICTURE  \d "https://unigech-my.sharepoint.com/personal/florent_moissenet_unige_ch/Documents/_CLINIQUE/Matlab/KLAB_ShoulderAnalysis_Toolbox/1-Processing/Protocol01/Report/Skeleton_right_shoulder.png" \* MERGEFORMATINET</w:instrText>
             </w:r>
             <w:r>
               <w:rPr>
@@ -7416,10 +7677,16 @@
                 <w:noProof/>
               </w:rPr>
               <w:pict w14:anchorId="24F2B505">
-                <v:shape id="_x0000_i1038" type="#_x0000_t75" style="width:84.1pt;height:99.05pt">
+                <v:shape id="_x0000_i1038" type="#_x0000_t75" style="width:84pt;height:99pt">
                   <v:imagedata r:id="rId22"/>
                 </v:shape>
               </w:pict>
+            </w:r>
+            <w:r>
+              <w:rPr>
+                <w:noProof/>
+              </w:rPr>
+              <w:fldChar w:fldCharType="end"/>
             </w:r>
             <w:r>
               <w:rPr>
@@ -7740,19 +8007,31 @@
               <w:rPr>
                 <w:noProof/>
               </w:rPr>
+              <w:instrText xml:space="preserve"> INCLUDEPICTURE  \d "https://unigech-my.sharepoint.com/personal/florent_moissenet_unige_ch/Documents/_AQMS/Matlab/KLAB_ShoulderAnalysis_Toolbox/1-Processing/Protocol01/Report/Skeleton_left_shoulder.png" \* MERGEFORMATINET </w:instrText>
+            </w:r>
+            <w:r>
+              <w:rPr>
+                <w:noProof/>
+              </w:rPr>
+              <w:fldChar w:fldCharType="separate"/>
+            </w:r>
+            <w:r>
+              <w:rPr>
+                <w:noProof/>
+              </w:rPr>
+              <w:fldChar w:fldCharType="begin"/>
+            </w:r>
+            <w:r>
+              <w:rPr>
+                <w:noProof/>
+              </w:rPr>
               <w:instrText xml:space="preserve"> </w:instrText>
             </w:r>
             <w:r>
               <w:rPr>
                 <w:noProof/>
               </w:rPr>
-              <w:instrText>INCLUDEPICTURE  \d "https://unigech-my.sharepoint.com/</w:instrText>
-            </w:r>
-            <w:r>
-              <w:rPr>
-                <w:noProof/>
-              </w:rPr>
-              <w:instrText>personal/florent_moissenet_unige_ch/Documents/_AQMS/Matlab/KLAB_ShoulderAnalysis_Toolbox/1-Processing/Protocol01/Report/Skeleton_left_shoulder.png" \* MERGEFORMATINET</w:instrText>
+              <w:instrText>INCLUDEPICTURE  \d "https://unigech-my.sharepoint.com/personal/florent_moissenet_unige_ch/Documents/_CLINIQUE/Matlab/KLAB_ShoulderAnalysis_Toolbox/1-Processing/Protocol01/Report/Skeleton_left_shoulder.png" \* MERGEFORMATINET</w:instrText>
             </w:r>
             <w:r>
               <w:rPr>
@@ -7771,10 +8050,16 @@
                 <w:noProof/>
               </w:rPr>
               <w:pict w14:anchorId="0E173977">
-                <v:shape id="_x0000_i1039" type="#_x0000_t75" style="width:84.1pt;height:99.05pt">
+                <v:shape id="_x0000_i1039" type="#_x0000_t75" style="width:84pt;height:99pt">
                   <v:imagedata r:id="rId23"/>
                 </v:shape>
               </w:pict>
+            </w:r>
+            <w:r>
+              <w:rPr>
+                <w:noProof/>
+              </w:rPr>
+              <w:fldChar w:fldCharType="end"/>
             </w:r>
             <w:r>
               <w:rPr>
@@ -7977,13 +8262,19 @@
               <w:fldChar w:fldCharType="begin"/>
             </w:r>
             <w:r>
+              <w:instrText xml:space="preserve"> INCLUDEPICTURE  \d "https://unigech-my.sharepoint.com/personal/florent_moissenet_unige_ch/Documents/_AQMS/Matlab/KLAB_ShoulderAnalysis_Toolbox/1-Processing/Protocol01/Report/Analytic1_part2_elevationL.png" \* MERGEFORMATINET </w:instrText>
+            </w:r>
+            <w:r>
+              <w:fldChar w:fldCharType="separate"/>
+            </w:r>
+            <w:r>
+              <w:fldChar w:fldCharType="begin"/>
+            </w:r>
+            <w:r>
               <w:instrText xml:space="preserve"> </w:instrText>
             </w:r>
             <w:r>
-              <w:instrText>INCLUDEPICTURE  \d "https://unigech-my.sharepoint.com/personal</w:instrText>
-            </w:r>
-            <w:r>
-              <w:instrText>/florent_moissenet_unige_ch/Documents/_AQMS/Matlab/KLAB_ShoulderAnalysis_Toolbox/1-Processing/Protocol01/Report/Analytic1_part2_elevationL.png" \* MERGEFORMATINET</w:instrText>
+              <w:instrText>INCLUDEPICTURE  \d "https://unigech-my.sharepoint.com/personal/florent_moissenet_unige_ch/Documents/_CLINIQUE/Matlab/KLAB_ShoulderAnalysis_Toolbox/1-Processing/Protocol01/Report/Analytic1_part2_elevationL.png" \* MERGEFORMATINET</w:instrText>
             </w:r>
             <w:r>
               <w:instrText xml:space="preserve"> </w:instrText>
@@ -7993,10 +8284,13 @@
             </w:r>
             <w:r>
               <w:pict w14:anchorId="736F21F4">
-                <v:shape id="_x0000_i1040" type="#_x0000_t75" style="width:101.95pt;height:99.05pt">
+                <v:shape id="_x0000_i1040" type="#_x0000_t75" style="width:102pt;height:99pt">
                   <v:imagedata r:id="rId24"/>
                 </v:shape>
               </w:pict>
+            </w:r>
+            <w:r>
+              <w:fldChar w:fldCharType="end"/>
             </w:r>
             <w:r>
               <w:fldChar w:fldCharType="end"/>
@@ -8488,6 +8782,30 @@
                 <w:sz w:val="20"/>
                 <w:szCs w:val="20"/>
               </w:rPr>
+              <w:instrText xml:space="preserve"> INCLUDEPICTURE  \d "https://unigech-my.sharepoint.com/personal/florent_moissenet_unige_ch/Documents/_AQMS/Matlab/KLAB_ShoulderAnalysis_Toolbox/1-Processing/Protocol01/Report/Analytic1_part2_elevationPlaneR.png" \* MERGEFORMATINET </w:instrText>
+            </w:r>
+            <w:r>
+              <w:rPr>
+                <w:noProof/>
+                <w:sz w:val="20"/>
+                <w:szCs w:val="20"/>
+              </w:rPr>
+              <w:fldChar w:fldCharType="separate"/>
+            </w:r>
+            <w:r>
+              <w:rPr>
+                <w:noProof/>
+                <w:sz w:val="20"/>
+                <w:szCs w:val="20"/>
+              </w:rPr>
+              <w:fldChar w:fldCharType="begin"/>
+            </w:r>
+            <w:r>
+              <w:rPr>
+                <w:noProof/>
+                <w:sz w:val="20"/>
+                <w:szCs w:val="20"/>
+              </w:rPr>
               <w:instrText xml:space="preserve"> </w:instrText>
             </w:r>
             <w:r>
@@ -8496,15 +8814,7 @@
                 <w:sz w:val="20"/>
                 <w:szCs w:val="20"/>
               </w:rPr>
-              <w:instrText xml:space="preserve">INCLUDEPICTURE  \d "https://unigech-my.sharepoint.com/personal/florent_moissenet_unige_ch/Documents/_AQMS/Matlab/KLAB_ShoulderAnalysis_Toolbox/1-Processing/Protocol01/Report/Analytic1_part2_elevationPlaneR.png" </w:instrText>
-            </w:r>
-            <w:r>
-              <w:rPr>
-                <w:noProof/>
-                <w:sz w:val="20"/>
-                <w:szCs w:val="20"/>
-              </w:rPr>
-              <w:instrText>\* MERGEFORMATINET</w:instrText>
+              <w:instrText>INCLUDEPICTURE  \d "https://unigech-my.sharepoint.com/personal/florent_moissenet_unige_ch/Documents/_CLINIQUE/Matlab/KLAB_ShoulderAnalysis_Toolbox/1-Processing/Protocol01/Report/Analytic1_part2_elevationPlaneR.png" \* MERGEFORMATINET</w:instrText>
             </w:r>
             <w:r>
               <w:rPr>
@@ -8529,10 +8839,18 @@
                 <w:szCs w:val="20"/>
               </w:rPr>
               <w:pict w14:anchorId="6BFD8706">
-                <v:shape id="_x0000_i1041" type="#_x0000_t75" style="width:51.25pt;height:9.2pt">
+                <v:shape id="_x0000_i1041" type="#_x0000_t75" style="width:51pt;height:9pt">
                   <v:imagedata r:id="rId25"/>
                 </v:shape>
               </w:pict>
+            </w:r>
+            <w:r>
+              <w:rPr>
+                <w:noProof/>
+                <w:sz w:val="20"/>
+                <w:szCs w:val="20"/>
+              </w:rPr>
+              <w:fldChar w:fldCharType="end"/>
             </w:r>
             <w:r>
               <w:rPr>
@@ -9046,6 +9364,30 @@
                 <w:sz w:val="20"/>
                 <w:szCs w:val="20"/>
               </w:rPr>
+              <w:instrText xml:space="preserve"> INCLUDEPICTURE  \d "https://unigech-my.sharepoint.com/personal/florent_moissenet_unige_ch/Documents/_AQMS/Matlab/KLAB_ShoulderAnalysis_Toolbox/1-Processing/Protocol01/Report/Analytic1_part2_elevationPlaneL.png" \* MERGEFORMATINET </w:instrText>
+            </w:r>
+            <w:r>
+              <w:rPr>
+                <w:noProof/>
+                <w:sz w:val="20"/>
+                <w:szCs w:val="20"/>
+              </w:rPr>
+              <w:fldChar w:fldCharType="separate"/>
+            </w:r>
+            <w:r>
+              <w:rPr>
+                <w:noProof/>
+                <w:sz w:val="20"/>
+                <w:szCs w:val="20"/>
+              </w:rPr>
+              <w:fldChar w:fldCharType="begin"/>
+            </w:r>
+            <w:r>
+              <w:rPr>
+                <w:noProof/>
+                <w:sz w:val="20"/>
+                <w:szCs w:val="20"/>
+              </w:rPr>
               <w:instrText xml:space="preserve"> </w:instrText>
             </w:r>
             <w:r>
@@ -9054,15 +9396,7 @@
                 <w:sz w:val="20"/>
                 <w:szCs w:val="20"/>
               </w:rPr>
-              <w:instrText xml:space="preserve">INCLUDEPICTURE  \d "https://unigech-my.sharepoint.com/personal/florent_moissenet_unige_ch/Documents/_AQMS/Matlab/KLAB_ShoulderAnalysis_Toolbox/1-Processing/Protocol01/Report/Analytic1_part2_elevationPlaneL.png" </w:instrText>
-            </w:r>
-            <w:r>
-              <w:rPr>
-                <w:noProof/>
-                <w:sz w:val="20"/>
-                <w:szCs w:val="20"/>
-              </w:rPr>
-              <w:instrText>\* MERGEFORMATINET</w:instrText>
+              <w:instrText>INCLUDEPICTURE  \d "https://unigech-my.sharepoint.com/personal/florent_moissenet_unige_ch/Documents/_CLINIQUE/Matlab/KLAB_ShoulderAnalysis_Toolbox/1-Processing/Protocol01/Report/Analytic1_part2_elevationPlaneL.png" \* MERGEFORMATINET</w:instrText>
             </w:r>
             <w:r>
               <w:rPr>
@@ -9087,10 +9421,18 @@
                 <w:szCs w:val="20"/>
               </w:rPr>
               <w:pict w14:anchorId="1E7EA2E5">
-                <v:shape id="_x0000_i1042" type="#_x0000_t75" style="width:50.7pt;height:8.05pt">
+                <v:shape id="_x0000_i1042" type="#_x0000_t75" style="width:51pt;height:9pt">
                   <v:imagedata r:id="rId26"/>
                 </v:shape>
               </w:pict>
+            </w:r>
+            <w:r>
+              <w:rPr>
+                <w:noProof/>
+                <w:sz w:val="20"/>
+                <w:szCs w:val="20"/>
+              </w:rPr>
+              <w:fldChar w:fldCharType="end"/>
             </w:r>
             <w:r>
               <w:rPr>
@@ -9528,6 +9870,30 @@
                 <w:sz w:val="20"/>
                 <w:szCs w:val="20"/>
               </w:rPr>
+              <w:instrText xml:space="preserve"> INCLUDEPICTURE  \d "https://unigech-my.sharepoint.com/personal/florent_moissenet_unige_ch/Documents/_AQMS/Matlab/KLAB_ShoulderAnalysis_Toolbox/1-Processing/Protocol01/Report/Analytic1_part2_rhythmR.png" \* MERGEFORMATINET </w:instrText>
+            </w:r>
+            <w:r>
+              <w:rPr>
+                <w:noProof/>
+                <w:sz w:val="20"/>
+                <w:szCs w:val="20"/>
+              </w:rPr>
+              <w:fldChar w:fldCharType="separate"/>
+            </w:r>
+            <w:r>
+              <w:rPr>
+                <w:noProof/>
+                <w:sz w:val="20"/>
+                <w:szCs w:val="20"/>
+              </w:rPr>
+              <w:fldChar w:fldCharType="begin"/>
+            </w:r>
+            <w:r>
+              <w:rPr>
+                <w:noProof/>
+                <w:sz w:val="20"/>
+                <w:szCs w:val="20"/>
+              </w:rPr>
               <w:instrText xml:space="preserve"> </w:instrText>
             </w:r>
             <w:r>
@@ -9536,15 +9902,7 @@
                 <w:sz w:val="20"/>
                 <w:szCs w:val="20"/>
               </w:rPr>
-              <w:instrText>INCLUDEPICTURE  \d "https://unigech-my.sharepoint.c</w:instrText>
-            </w:r>
-            <w:r>
-              <w:rPr>
-                <w:noProof/>
-                <w:sz w:val="20"/>
-                <w:szCs w:val="20"/>
-              </w:rPr>
-              <w:instrText>om/personal/florent_moissenet_unige_ch/Documents/_AQMS/Matlab/KLAB_ShoulderAnalysis_Toolbox/1-Processing/Protocol01/Report/Analytic1_part2_rhythmR.png" \* MERGEFORMATINET</w:instrText>
+              <w:instrText>INCLUDEPICTURE  \d "https://unigech-my.sharepoint.com/personal/florent_moissenet_unige_ch/Documents/_CLINIQUE/Matlab/KLAB_ShoulderAnalysis_Toolbox/1-Processing/Protocol01/Report/Analytic1_part2_rhythmR.png" \* MERGEFORMATINET</w:instrText>
             </w:r>
             <w:r>
               <w:rPr>
@@ -9569,10 +9927,18 @@
                 <w:szCs w:val="20"/>
               </w:rPr>
               <w:pict w14:anchorId="3643E6AB">
-                <v:shape id="_x0000_i1043" type="#_x0000_t75" style="width:36.3pt;height:9.2pt">
+                <v:shape id="_x0000_i1043" type="#_x0000_t75" style="width:36pt;height:9pt">
                   <v:imagedata r:id="rId27"/>
                 </v:shape>
               </w:pict>
+            </w:r>
+            <w:r>
+              <w:rPr>
+                <w:noProof/>
+                <w:sz w:val="20"/>
+                <w:szCs w:val="20"/>
+              </w:rPr>
+              <w:fldChar w:fldCharType="end"/>
             </w:r>
             <w:r>
               <w:rPr>
@@ -10111,6 +10477,30 @@
                 <w:sz w:val="20"/>
                 <w:szCs w:val="20"/>
               </w:rPr>
+              <w:instrText xml:space="preserve"> INCLUDEPICTURE  \d "https://unigech-my.sharepoint.com/personal/florent_moissenet_unige_ch/Documents/_AQMS/Matlab/KLAB_ShoulderAnalysis_Toolbox/1-Processing/Protocol01/Report/Analytic1_part2_rhythmL.png" \* MERGEFORMATINET </w:instrText>
+            </w:r>
+            <w:r>
+              <w:rPr>
+                <w:noProof/>
+                <w:sz w:val="20"/>
+                <w:szCs w:val="20"/>
+              </w:rPr>
+              <w:fldChar w:fldCharType="separate"/>
+            </w:r>
+            <w:r>
+              <w:rPr>
+                <w:noProof/>
+                <w:sz w:val="20"/>
+                <w:szCs w:val="20"/>
+              </w:rPr>
+              <w:fldChar w:fldCharType="begin"/>
+            </w:r>
+            <w:r>
+              <w:rPr>
+                <w:noProof/>
+                <w:sz w:val="20"/>
+                <w:szCs w:val="20"/>
+              </w:rPr>
               <w:instrText xml:space="preserve"> </w:instrText>
             </w:r>
             <w:r>
@@ -10119,15 +10509,7 @@
                 <w:sz w:val="20"/>
                 <w:szCs w:val="20"/>
               </w:rPr>
-              <w:instrText>INCLUDEPICTURE  \d "https://unigech-my.s</w:instrText>
-            </w:r>
-            <w:r>
-              <w:rPr>
-                <w:noProof/>
-                <w:sz w:val="20"/>
-                <w:szCs w:val="20"/>
-              </w:rPr>
-              <w:instrText>harepoint.com/personal/florent_moissenet_unige_ch/Documents/_AQMS/Matlab/KLAB_ShoulderAnalysis_Toolbox/1-Processing/Protocol01/Report/Analytic1_part2_rhythmL.png" \* MERGEFORMATINET</w:instrText>
+              <w:instrText>INCLUDEPICTURE  \d "https://unigech-my.sharepoint.com/personal/florent_moissenet_unige_ch/Documents/_CLINIQUE/Matlab/KLAB_ShoulderAnalysis_Toolbox/1-Processing/Protocol01/Report/Analytic1_part2_rhythmL.png" \* MERGEFORMATINET</w:instrText>
             </w:r>
             <w:r>
               <w:rPr>
@@ -10152,10 +10534,18 @@
                 <w:szCs w:val="20"/>
               </w:rPr>
               <w:pict w14:anchorId="71938394">
-                <v:shape id="_x0000_i1044" type="#_x0000_t75" style="width:27.05pt;height:8.05pt">
+                <v:shape id="_x0000_i1044" type="#_x0000_t75" style="width:27pt;height:9pt">
                   <v:imagedata r:id="rId28"/>
                 </v:shape>
               </w:pict>
+            </w:r>
+            <w:r>
+              <w:rPr>
+                <w:noProof/>
+                <w:sz w:val="20"/>
+                <w:szCs w:val="20"/>
+              </w:rPr>
+              <w:fldChar w:fldCharType="end"/>
             </w:r>
             <w:r>
               <w:rPr>
@@ -10585,6 +10975,30 @@
                 <w:sz w:val="20"/>
                 <w:szCs w:val="20"/>
               </w:rPr>
+              <w:instrText xml:space="preserve"> INCLUDEPICTURE  \d "https://unigech-my.sharepoint.com/personal/florent_moissenet_unige_ch/Documents/_AQMS/Matlab/KLAB_ShoulderAnalysis_Toolbox/1-Processing/Protocol01/Report/Analytic1_part2_painR.png" \* MERGEFORMATINET </w:instrText>
+            </w:r>
+            <w:r>
+              <w:rPr>
+                <w:noProof/>
+                <w:sz w:val="20"/>
+                <w:szCs w:val="20"/>
+              </w:rPr>
+              <w:fldChar w:fldCharType="separate"/>
+            </w:r>
+            <w:r>
+              <w:rPr>
+                <w:noProof/>
+                <w:sz w:val="20"/>
+                <w:szCs w:val="20"/>
+              </w:rPr>
+              <w:fldChar w:fldCharType="begin"/>
+            </w:r>
+            <w:r>
+              <w:rPr>
+                <w:noProof/>
+                <w:sz w:val="20"/>
+                <w:szCs w:val="20"/>
+              </w:rPr>
               <w:instrText xml:space="preserve"> </w:instrText>
             </w:r>
             <w:r>
@@ -10593,15 +11007,7 @@
                 <w:sz w:val="20"/>
                 <w:szCs w:val="20"/>
               </w:rPr>
-              <w:instrText>INCLUDEPICTURE  \d "https://unigech-my.sharepoint.com/personal/florent_mois</w:instrText>
-            </w:r>
-            <w:r>
-              <w:rPr>
-                <w:noProof/>
-                <w:sz w:val="20"/>
-                <w:szCs w:val="20"/>
-              </w:rPr>
-              <w:instrText>senet_unige_ch/Documents/_AQMS/Matlab/KLAB_ShoulderAnalysis_Toolbox/1-Processing/Protocol01/Report/Analytic1_part2_painR.png" \* MERGEFORMATINET</w:instrText>
+              <w:instrText>INCLUDEPICTURE  \d "https://unigech-my.sharepoint.com/personal/florent_moissenet_unige_ch/Documents/_CLINIQUE/Matlab/KLAB_ShoulderAnalysis_Toolbox/1-Processing/Protocol01/Report/Analytic1_part2_painR.png" \* MERGEFORMATINET</w:instrText>
             </w:r>
             <w:r>
               <w:rPr>
@@ -10626,10 +11032,18 @@
                 <w:szCs w:val="20"/>
               </w:rPr>
               <w:pict w14:anchorId="25D9E0EC">
-                <v:shape id="_x0000_i1045" type="#_x0000_t75" style="width:183.15pt;height:17.85pt">
+                <v:shape id="_x0000_i1045" type="#_x0000_t75" style="width:183pt;height:18pt">
                   <v:imagedata r:id="rId29"/>
                 </v:shape>
               </w:pict>
+            </w:r>
+            <w:r>
+              <w:rPr>
+                <w:noProof/>
+                <w:sz w:val="20"/>
+                <w:szCs w:val="20"/>
+              </w:rPr>
+              <w:fldChar w:fldCharType="end"/>
             </w:r>
             <w:r>
               <w:rPr>
@@ -11102,6 +11516,30 @@
                 <w:sz w:val="20"/>
                 <w:szCs w:val="20"/>
               </w:rPr>
+              <w:instrText xml:space="preserve"> INCLUDEPICTURE  \d "https://unigech-my.sharepoint.com/personal/florent_moissenet_unige_ch/Documents/_AQMS/Matlab/KLAB_ShoulderAnalysis_Toolbox/1-Processing/Protocol01/Report/Analytic1_part2_painL.png" \* MERGEFORMATINET </w:instrText>
+            </w:r>
+            <w:r>
+              <w:rPr>
+                <w:noProof/>
+                <w:sz w:val="20"/>
+                <w:szCs w:val="20"/>
+              </w:rPr>
+              <w:fldChar w:fldCharType="separate"/>
+            </w:r>
+            <w:r>
+              <w:rPr>
+                <w:noProof/>
+                <w:sz w:val="20"/>
+                <w:szCs w:val="20"/>
+              </w:rPr>
+              <w:fldChar w:fldCharType="begin"/>
+            </w:r>
+            <w:r>
+              <w:rPr>
+                <w:noProof/>
+                <w:sz w:val="20"/>
+                <w:szCs w:val="20"/>
+              </w:rPr>
               <w:instrText xml:space="preserve"> </w:instrText>
             </w:r>
             <w:r>
@@ -11110,15 +11548,7 @@
                 <w:sz w:val="20"/>
                 <w:szCs w:val="20"/>
               </w:rPr>
-              <w:instrText>INCLUDEPICTURE  \d "https://unigech-my.sharepoint.com/personal/florent_mois</w:instrText>
-            </w:r>
-            <w:r>
-              <w:rPr>
-                <w:noProof/>
-                <w:sz w:val="20"/>
-                <w:szCs w:val="20"/>
-              </w:rPr>
-              <w:instrText>senet_unige_ch/Documents/_AQMS/Matlab/KLAB_ShoulderAnalysis_Toolbox/1-Processing/Protocol01/Report/Analytic1_part2_painL.png" \* MERGEFORMATINET</w:instrText>
+              <w:instrText>INCLUDEPICTURE  \d "https://unigech-my.sharepoint.com/personal/florent_moissenet_unige_ch/Documents/_CLINIQUE/Matlab/KLAB_ShoulderAnalysis_Toolbox/1-Processing/Protocol01/Report/Analytic1_part2_painL.png" \* MERGEFORMATINET</w:instrText>
             </w:r>
             <w:r>
               <w:rPr>
@@ -11143,10 +11573,18 @@
                 <w:szCs w:val="20"/>
               </w:rPr>
               <w:pict w14:anchorId="0060D0FE">
-                <v:shape id="_x0000_i1046" type="#_x0000_t75" style="width:183.15pt;height:17.85pt">
+                <v:shape id="_x0000_i1046" type="#_x0000_t75" style="width:183pt;height:18pt">
                   <v:imagedata r:id="rId30"/>
                 </v:shape>
               </w:pict>
+            </w:r>
+            <w:r>
+              <w:rPr>
+                <w:noProof/>
+                <w:sz w:val="20"/>
+                <w:szCs w:val="20"/>
+              </w:rPr>
+              <w:fldChar w:fldCharType="end"/>
             </w:r>
             <w:r>
               <w:rPr>
@@ -11310,13 +11748,13 @@
         <w:tblLook w:val="04A0" w:firstRow="1" w:lastRow="0" w:firstColumn="1" w:lastColumn="0" w:noHBand="0" w:noVBand="1"/>
       </w:tblPr>
       <w:tblGrid>
-        <w:gridCol w:w="2161"/>
-        <w:gridCol w:w="1819"/>
-        <w:gridCol w:w="216"/>
-        <w:gridCol w:w="830"/>
-        <w:gridCol w:w="216"/>
-        <w:gridCol w:w="1680"/>
-        <w:gridCol w:w="2148"/>
+        <w:gridCol w:w="2160"/>
+        <w:gridCol w:w="1817"/>
+        <w:gridCol w:w="24"/>
+        <w:gridCol w:w="1023"/>
+        <w:gridCol w:w="69"/>
+        <w:gridCol w:w="1817"/>
+        <w:gridCol w:w="2160"/>
       </w:tblGrid>
       <w:tr>
         <w:tc>
@@ -11440,13 +11878,19 @@
               <w:fldChar w:fldCharType="begin"/>
             </w:r>
             <w:r>
+              <w:instrText xml:space="preserve"> INCLUDEPICTURE  \d "https://unigech-my.sharepoint.com/personal/florent_moissenet_unige_ch/Documents/_AQMS/Matlab/KLAB_ShoulderAnalysis_Toolbox/1-Processing/Protocol01/Report/Analytic2_part1_range.png" \* MERGEFORMATINET </w:instrText>
+            </w:r>
+            <w:r>
+              <w:fldChar w:fldCharType="separate"/>
+            </w:r>
+            <w:r>
+              <w:fldChar w:fldCharType="begin"/>
+            </w:r>
+            <w:r>
               <w:instrText xml:space="preserve"> </w:instrText>
             </w:r>
             <w:r>
-              <w:instrText>INCLUDEPICTURE  \d "https://unigech-my.sharepoint.com/personal/florent_mois</w:instrText>
-            </w:r>
-            <w:r>
-              <w:instrText>senet_unige_ch/Documents/_AQMS/Matlab/KLAB_ShoulderAnalysis_Toolbox/1-Processing/Protocol01/Report/Analytic2_part1_range.png" \* MERGEFORMATINET</w:instrText>
+              <w:instrText>INCLUDEPICTURE  \d "https://unigech-my.sharepoint.com/personal/florent_moissenet_unige_ch/Documents/_CLINIQUE/Matlab/KLAB_ShoulderAnalysis_Toolbox/1-Processing/Protocol01/Report/Analytic2_part1_range.png" \* MERGEFORMATINET</w:instrText>
             </w:r>
             <w:r>
               <w:instrText xml:space="preserve"> </w:instrText>
@@ -11456,10 +11900,13 @@
             </w:r>
             <w:r>
               <w:pict w14:anchorId="254068AD">
-                <v:shape id="_x0000_i1047" type="#_x0000_t75" style="width:447pt;height:392.85pt">
+                <v:shape id="_x0000_i1047" type="#_x0000_t75" style="width:447pt;height:393pt">
                   <v:imagedata r:id="rId31"/>
                 </v:shape>
               </w:pict>
+            </w:r>
+            <w:r>
+              <w:fldChar w:fldCharType="end"/>
             </w:r>
             <w:r>
               <w:fldChar w:fldCharType="end"/>
@@ -11739,19 +12186,31 @@
               <w:rPr>
                 <w:noProof/>
               </w:rPr>
+              <w:instrText xml:space="preserve"> INCLUDEPICTURE  \d "https://unigech-my.sharepoint.com/personal/florent_moissenet_unige_ch/Documents/_AQMS/Matlab/KLAB_ShoulderAnalysis_Toolbox/1-Processing/Protocol01/Report/Analytic2_part1_elevationR.png" \* MERGEFORMATINET </w:instrText>
+            </w:r>
+            <w:r>
+              <w:rPr>
+                <w:noProof/>
+              </w:rPr>
+              <w:fldChar w:fldCharType="separate"/>
+            </w:r>
+            <w:r>
+              <w:rPr>
+                <w:noProof/>
+              </w:rPr>
+              <w:fldChar w:fldCharType="begin"/>
+            </w:r>
+            <w:r>
+              <w:rPr>
+                <w:noProof/>
+              </w:rPr>
               <w:instrText xml:space="preserve"> </w:instrText>
             </w:r>
             <w:r>
               <w:rPr>
                 <w:noProof/>
               </w:rPr>
-              <w:instrText xml:space="preserve">INCLUDEPICTURE </w:instrText>
-            </w:r>
-            <w:r>
-              <w:rPr>
-                <w:noProof/>
-              </w:rPr>
-              <w:instrText xml:space="preserve"> \d "https://unigech-my.sharepoint.com/personal/florent_moissenet_unige_ch/Documents/_AQMS/Matlab/KLAB_ShoulderAnalysis_Toolbox/1-Processing/Protocol01/Report/Analytic2_part1_elevationR.png" \* MERGEFORMATINET</w:instrText>
+              <w:instrText>INCLUDEPICTURE  \d "https://unigech-my.sharepoint.com/personal/florent_moissenet_unige_ch/Documents/_CLINIQUE/Matlab/KLAB_ShoulderAnalysis_Toolbox/1-Processing/Protocol01/Report/Analytic2_part1_elevationR.png" \* MERGEFORMATINET</w:instrText>
             </w:r>
             <w:r>
               <w:rPr>
@@ -11770,10 +12229,16 @@
                 <w:noProof/>
               </w:rPr>
               <w:pict w14:anchorId="6100BFEF">
-                <v:shape id="_x0000_i1048" type="#_x0000_t75" style="width:101.95pt;height:99.05pt">
+                <v:shape id="_x0000_i1048" type="#_x0000_t75" style="width:102pt;height:99pt">
                   <v:imagedata r:id="rId32"/>
                 </v:shape>
               </w:pict>
+            </w:r>
+            <w:r>
+              <w:rPr>
+                <w:noProof/>
+              </w:rPr>
+              <w:fldChar w:fldCharType="end"/>
             </w:r>
             <w:r>
               <w:rPr>
@@ -12087,19 +12552,31 @@
               <w:rPr>
                 <w:noProof/>
               </w:rPr>
+              <w:instrText xml:space="preserve"> INCLUDEPICTURE  \d "https://unigech-my.sharepoint.com/personal/florent_moissenet_unige_ch/Documents/_AQMS/Matlab/KLAB_ShoulderAnalysis_Toolbox/1-Processing/Protocol01/Report/Skeleton_right_shoulder.png" \* MERGEFORMATINET </w:instrText>
+            </w:r>
+            <w:r>
+              <w:rPr>
+                <w:noProof/>
+              </w:rPr>
+              <w:fldChar w:fldCharType="separate"/>
+            </w:r>
+            <w:r>
+              <w:rPr>
+                <w:noProof/>
+              </w:rPr>
+              <w:fldChar w:fldCharType="begin"/>
+            </w:r>
+            <w:r>
+              <w:rPr>
+                <w:noProof/>
+              </w:rPr>
               <w:instrText xml:space="preserve"> </w:instrText>
             </w:r>
             <w:r>
               <w:rPr>
                 <w:noProof/>
               </w:rPr>
-              <w:instrText>INCLUDEPICTURE  \d "https://unigech-my.sharepoint.com/p</w:instrText>
-            </w:r>
-            <w:r>
-              <w:rPr>
-                <w:noProof/>
-              </w:rPr>
-              <w:instrText>ersonal/florent_moissenet_unige_ch/Documents/_AQMS/Matlab/KLAB_ShoulderAnalysis_Toolbox/1-Processing/Protocol01/Report/Skeleton_right_shoulder.png" \* MERGEFORMATINET</w:instrText>
+              <w:instrText>INCLUDEPICTURE  \d "https://unigech-my.sharepoint.com/personal/florent_moissenet_unige_ch/Documents/_CLINIQUE/Matlab/KLAB_ShoulderAnalysis_Toolbox/1-Processing/Protocol01/Report/Skeleton_right_shoulder.png" \* MERGEFORMATINET</w:instrText>
             </w:r>
             <w:r>
               <w:rPr>
@@ -12118,10 +12595,16 @@
                 <w:noProof/>
               </w:rPr>
               <w:pict w14:anchorId="1A0D661B">
-                <v:shape id="_x0000_i1049" type="#_x0000_t75" style="width:84.1pt;height:99.05pt">
+                <v:shape id="_x0000_i1049" type="#_x0000_t75" style="width:84pt;height:99pt">
                   <v:imagedata r:id="rId33"/>
                 </v:shape>
               </w:pict>
+            </w:r>
+            <w:r>
+              <w:rPr>
+                <w:noProof/>
+              </w:rPr>
+              <w:fldChar w:fldCharType="end"/>
             </w:r>
             <w:r>
               <w:rPr>
@@ -12442,19 +12925,31 @@
               <w:rPr>
                 <w:noProof/>
               </w:rPr>
+              <w:instrText xml:space="preserve"> INCLUDEPICTURE  \d "https://unigech-my.sharepoint.com/personal/florent_moissenet_unige_ch/Documents/_AQMS/Matlab/KLAB_ShoulderAnalysis_Toolbox/1-Processing/Protocol01/Report/Skeleton_left_shoulder.png" \* MERGEFORMATINET </w:instrText>
+            </w:r>
+            <w:r>
+              <w:rPr>
+                <w:noProof/>
+              </w:rPr>
+              <w:fldChar w:fldCharType="separate"/>
+            </w:r>
+            <w:r>
+              <w:rPr>
+                <w:noProof/>
+              </w:rPr>
+              <w:fldChar w:fldCharType="begin"/>
+            </w:r>
+            <w:r>
+              <w:rPr>
+                <w:noProof/>
+              </w:rPr>
               <w:instrText xml:space="preserve"> </w:instrText>
             </w:r>
             <w:r>
               <w:rPr>
                 <w:noProof/>
               </w:rPr>
-              <w:instrText>INCLUDEPICTURE  \d "https://unigech-my.sharepoint.com/personal/</w:instrText>
-            </w:r>
-            <w:r>
-              <w:rPr>
-                <w:noProof/>
-              </w:rPr>
-              <w:instrText>florent_moissenet_unige_ch/Documents/_AQMS/Matlab/KLAB_ShoulderAnalysis_Toolbox/1-Processing/Protocol01/Report/Skeleton_left_shoulder.png" \* MERGEFORMATINET</w:instrText>
+              <w:instrText>INCLUDEPICTURE  \d "https://unigech-my.sharepoint.com/personal/florent_moissenet_unige_ch/Documents/_CLINIQUE/Matlab/KLAB_ShoulderAnalysis_Toolbox/1-Processing/Protocol01/Report/Skeleton_left_shoulder.png" \* MERGEFORMATINET</w:instrText>
             </w:r>
             <w:r>
               <w:rPr>
@@ -12473,10 +12968,16 @@
                 <w:noProof/>
               </w:rPr>
               <w:pict w14:anchorId="0F12CF89">
-                <v:shape id="_x0000_i1050" type="#_x0000_t75" style="width:84.65pt;height:99.05pt">
+                <v:shape id="_x0000_i1050" type="#_x0000_t75" style="width:84pt;height:99pt">
                   <v:imagedata r:id="rId34"/>
                 </v:shape>
               </w:pict>
+            </w:r>
+            <w:r>
+              <w:rPr>
+                <w:noProof/>
+              </w:rPr>
+              <w:fldChar w:fldCharType="end"/>
             </w:r>
             <w:r>
               <w:rPr>
@@ -12679,13 +13180,19 @@
               <w:fldChar w:fldCharType="begin"/>
             </w:r>
             <w:r>
+              <w:instrText xml:space="preserve"> INCLUDEPICTURE  \d "https://unigech-my.sharepoint.com/personal/florent_moissenet_unige_ch/Documents/_AQMS/Matlab/KLAB_ShoulderAnalysis_Toolbox/1-Processing/Protocol01/Report/Analytic2_part1_elevationL.png" \* MERGEFORMATINET </w:instrText>
+            </w:r>
+            <w:r>
+              <w:fldChar w:fldCharType="separate"/>
+            </w:r>
+            <w:r>
+              <w:fldChar w:fldCharType="begin"/>
+            </w:r>
+            <w:r>
               <w:instrText xml:space="preserve"> </w:instrText>
             </w:r>
             <w:r>
-              <w:instrText>INCLUDEPICTURE  \d "https://unigech-my.sharepoint.com/personal/florent_</w:instrText>
-            </w:r>
-            <w:r>
-              <w:instrText>moissenet_unige_ch/Documents/_AQMS/Matlab/KLAB_ShoulderAnalysis_Toolbox/1-Processing/Protocol01/Report/Analytic2_part1_elevationL.png" \* MERGEFORMATINET</w:instrText>
+              <w:instrText>INCLUDEPICTURE  \d "https://unigech-my.sharepoint.com/personal/florent_moissenet_unige_ch/Documents/_CLINIQUE/Matlab/KLAB_ShoulderAnalysis_Toolbox/1-Processing/Protocol01/Report/Analytic2_part1_elevationL.png" \* MERGEFORMATINET</w:instrText>
             </w:r>
             <w:r>
               <w:instrText xml:space="preserve"> </w:instrText>
@@ -12695,10 +13202,13 @@
             </w:r>
             <w:r>
               <w:pict w14:anchorId="54E51BE4">
-                <v:shape id="_x0000_i1051" type="#_x0000_t75" style="width:101.4pt;height:99.05pt">
+                <v:shape id="_x0000_i1051" type="#_x0000_t75" style="width:102pt;height:99pt">
                   <v:imagedata r:id="rId35"/>
                 </v:shape>
               </w:pict>
+            </w:r>
+            <w:r>
+              <w:fldChar w:fldCharType="end"/>
             </w:r>
             <w:r>
               <w:fldChar w:fldCharType="end"/>
@@ -13190,6 +13700,30 @@
                 <w:sz w:val="20"/>
                 <w:szCs w:val="20"/>
               </w:rPr>
+              <w:instrText xml:space="preserve"> INCLUDEPICTURE  \d "https://unigech-my.sharepoint.com/personal/florent_moissenet_unige_ch/Documents/_AQMS/Matlab/KLAB_ShoulderAnalysis_Toolbox/1-Processing/Protocol01/Report/Analytic2_part1_elevationPlaneR.png" \* MERGEFORMATINET </w:instrText>
+            </w:r>
+            <w:r>
+              <w:rPr>
+                <w:noProof/>
+                <w:sz w:val="20"/>
+                <w:szCs w:val="20"/>
+              </w:rPr>
+              <w:fldChar w:fldCharType="separate"/>
+            </w:r>
+            <w:r>
+              <w:rPr>
+                <w:noProof/>
+                <w:sz w:val="20"/>
+                <w:szCs w:val="20"/>
+              </w:rPr>
+              <w:fldChar w:fldCharType="begin"/>
+            </w:r>
+            <w:r>
+              <w:rPr>
+                <w:noProof/>
+                <w:sz w:val="20"/>
+                <w:szCs w:val="20"/>
+              </w:rPr>
               <w:instrText xml:space="preserve"> </w:instrText>
             </w:r>
             <w:r>
@@ -13198,15 +13732,7 @@
                 <w:sz w:val="20"/>
                 <w:szCs w:val="20"/>
               </w:rPr>
-              <w:instrText>INCLUDEPICTURE  \d "https://unigech-my.sharepoint.com/personal/florent_moissenet_unige_ch/Documents/_AQMS/Matlab/KLAB_ShoulderAnalysis_Toolbox/1-Processing/Protocol01/Report/Analytic2_part1_elevatio</w:instrText>
-            </w:r>
-            <w:r>
-              <w:rPr>
-                <w:noProof/>
-                <w:sz w:val="20"/>
-                <w:szCs w:val="20"/>
-              </w:rPr>
-              <w:instrText>nPlaneR.png" \* MERGEFORMATINET</w:instrText>
+              <w:instrText>INCLUDEPICTURE  \d "https://unigech-my.sharepoint.com/personal/florent_moissenet_unige_ch/Documents/_CLINIQUE/Matlab/KLAB_ShoulderAnalysis_Toolbox/1-Processing/Protocol01/Report/Analytic2_part1_elevationPlaneR.png" \* MERGEFORMATINET</w:instrText>
             </w:r>
             <w:r>
               <w:rPr>
@@ -13231,10 +13757,18 @@
                 <w:szCs w:val="20"/>
               </w:rPr>
               <w:pict w14:anchorId="5B538DB9">
-                <v:shape id="_x0000_i1052" type="#_x0000_t75" style="width:50.7pt;height:8.05pt">
+                <v:shape id="_x0000_i1052" type="#_x0000_t75" style="width:50.7pt;height:8.1pt">
                   <v:imagedata r:id="rId36"/>
                 </v:shape>
               </w:pict>
+            </w:r>
+            <w:r>
+              <w:rPr>
+                <w:noProof/>
+                <w:sz w:val="20"/>
+                <w:szCs w:val="20"/>
+              </w:rPr>
+              <w:fldChar w:fldCharType="end"/>
             </w:r>
             <w:r>
               <w:rPr>
@@ -13747,6 +14281,30 @@
                 <w:sz w:val="20"/>
                 <w:szCs w:val="20"/>
               </w:rPr>
+              <w:instrText xml:space="preserve"> INCLUDEPICTURE  \d "https://unigech-my.sharepoint.com/personal/florent_moissenet_unige_ch/Documents/_AQMS/Matlab/KLAB_ShoulderAnalysis_Toolbox/1-Processing/Protocol01/Report/Analytic2_part1_elevationPlaneL.png" \* MERGEFORMATINET </w:instrText>
+            </w:r>
+            <w:r>
+              <w:rPr>
+                <w:noProof/>
+                <w:sz w:val="20"/>
+                <w:szCs w:val="20"/>
+              </w:rPr>
+              <w:fldChar w:fldCharType="separate"/>
+            </w:r>
+            <w:r>
+              <w:rPr>
+                <w:noProof/>
+                <w:sz w:val="20"/>
+                <w:szCs w:val="20"/>
+              </w:rPr>
+              <w:fldChar w:fldCharType="begin"/>
+            </w:r>
+            <w:r>
+              <w:rPr>
+                <w:noProof/>
+                <w:sz w:val="20"/>
+                <w:szCs w:val="20"/>
+              </w:rPr>
               <w:instrText xml:space="preserve"> </w:instrText>
             </w:r>
             <w:r>
@@ -13755,15 +14313,7 @@
                 <w:sz w:val="20"/>
                 <w:szCs w:val="20"/>
               </w:rPr>
-              <w:instrText xml:space="preserve">INCLUDEPICTURE  \d "https://unigech-my.sharepoint.com/personal/florent_moissenet_unige_ch/Documents/_AQMS/Matlab/KLAB_ShoulderAnalysis_Toolbox/1-Processing/Protocol01/Report/Analytic2_part1_elevationPlaneL.png" </w:instrText>
-            </w:r>
-            <w:r>
-              <w:rPr>
-                <w:noProof/>
-                <w:sz w:val="20"/>
-                <w:szCs w:val="20"/>
-              </w:rPr>
-              <w:instrText>\* MERGEFORMATINET</w:instrText>
+              <w:instrText>INCLUDEPICTURE  \d "https://unigech-my.sharepoint.com/personal/florent_moissenet_unige_ch/Documents/_CLINIQUE/Matlab/KLAB_ShoulderAnalysis_Toolbox/1-Processing/Protocol01/Report/Analytic2_part1_elevationPlaneL.png" \* MERGEFORMATINET</w:instrText>
             </w:r>
             <w:r>
               <w:rPr>
@@ -13788,10 +14338,18 @@
                 <w:szCs w:val="20"/>
               </w:rPr>
               <w:pict w14:anchorId="49499576">
-                <v:shape id="_x0000_i1053" type="#_x0000_t75" style="width:42.6pt;height:8.05pt">
+                <v:shape id="_x0000_i1053" type="#_x0000_t75" style="width:42.6pt;height:8.1pt">
                   <v:imagedata r:id="rId37"/>
                 </v:shape>
               </w:pict>
+            </w:r>
+            <w:r>
+              <w:rPr>
+                <w:noProof/>
+                <w:sz w:val="20"/>
+                <w:szCs w:val="20"/>
+              </w:rPr>
+              <w:fldChar w:fldCharType="end"/>
             </w:r>
             <w:r>
               <w:rPr>
@@ -14229,6 +14787,30 @@
                 <w:sz w:val="20"/>
                 <w:szCs w:val="20"/>
               </w:rPr>
+              <w:instrText xml:space="preserve"> INCLUDEPICTURE  \d "https://unigech-my.sharepoint.com/personal/florent_moissenet_unige_ch/Documents/_AQMS/Matlab/KLAB_ShoulderAnalysis_Toolbox/1-Processing/Protocol01/Report/Analytic2_part1_rhythmR.png" \* MERGEFORMATINET </w:instrText>
+            </w:r>
+            <w:r>
+              <w:rPr>
+                <w:noProof/>
+                <w:sz w:val="20"/>
+                <w:szCs w:val="20"/>
+              </w:rPr>
+              <w:fldChar w:fldCharType="separate"/>
+            </w:r>
+            <w:r>
+              <w:rPr>
+                <w:noProof/>
+                <w:sz w:val="20"/>
+                <w:szCs w:val="20"/>
+              </w:rPr>
+              <w:fldChar w:fldCharType="begin"/>
+            </w:r>
+            <w:r>
+              <w:rPr>
+                <w:noProof/>
+                <w:sz w:val="20"/>
+                <w:szCs w:val="20"/>
+              </w:rPr>
               <w:instrText xml:space="preserve"> </w:instrText>
             </w:r>
             <w:r>
@@ -14237,15 +14819,7 @@
                 <w:sz w:val="20"/>
                 <w:szCs w:val="20"/>
               </w:rPr>
-              <w:instrText>INCLUDEPICTURE  \d "https://unigech-my.sharepoint.c</w:instrText>
-            </w:r>
-            <w:r>
-              <w:rPr>
-                <w:noProof/>
-                <w:sz w:val="20"/>
-                <w:szCs w:val="20"/>
-              </w:rPr>
-              <w:instrText>om/personal/florent_moissenet_unige_ch/Documents/_AQMS/Matlab/KLAB_ShoulderAnalysis_Toolbox/1-Processing/Protocol01/Report/Analytic2_part1_rhythmR.png" \* MERGEFORMATINET</w:instrText>
+              <w:instrText>INCLUDEPICTURE  \d "https://unigech-my.sharepoint.com/personal/florent_moissenet_unige_ch/Documents/_CLINIQUE/Matlab/KLAB_ShoulderAnalysis_Toolbox/1-Processing/Protocol01/Report/Analytic2_part1_rhythmR.png" \* MERGEFORMATINET</w:instrText>
             </w:r>
             <w:r>
               <w:rPr>
@@ -14270,10 +14844,18 @@
                 <w:szCs w:val="20"/>
               </w:rPr>
               <w:pict w14:anchorId="52AD21CB">
-                <v:shape id="_x0000_i1054" type="#_x0000_t75" style="width:42.6pt;height:8.05pt">
+                <v:shape id="_x0000_i1054" type="#_x0000_t75" style="width:42.6pt;height:8.1pt">
                   <v:imagedata r:id="rId38"/>
                 </v:shape>
               </w:pict>
+            </w:r>
+            <w:r>
+              <w:rPr>
+                <w:noProof/>
+                <w:sz w:val="20"/>
+                <w:szCs w:val="20"/>
+              </w:rPr>
+              <w:fldChar w:fldCharType="end"/>
             </w:r>
             <w:r>
               <w:rPr>
@@ -14767,6 +15349,30 @@
                 <w:sz w:val="20"/>
                 <w:szCs w:val="20"/>
               </w:rPr>
+              <w:instrText xml:space="preserve"> INCLUDEPICTURE  \d "https://unigech-my.sharepoint.com/personal/florent_moissenet_unige_ch/Documents/_AQMS/Matlab/KLAB_ShoulderAnalysis_Toolbox/1-Processing/Protocol01/Report/Analytic2_part1_rhythmL.png" \* MERGEFORMATINET </w:instrText>
+            </w:r>
+            <w:r>
+              <w:rPr>
+                <w:noProof/>
+                <w:sz w:val="20"/>
+                <w:szCs w:val="20"/>
+              </w:rPr>
+              <w:fldChar w:fldCharType="separate"/>
+            </w:r>
+            <w:r>
+              <w:rPr>
+                <w:noProof/>
+                <w:sz w:val="20"/>
+                <w:szCs w:val="20"/>
+              </w:rPr>
+              <w:fldChar w:fldCharType="begin"/>
+            </w:r>
+            <w:r>
+              <w:rPr>
+                <w:noProof/>
+                <w:sz w:val="20"/>
+                <w:szCs w:val="20"/>
+              </w:rPr>
               <w:instrText xml:space="preserve"> </w:instrText>
             </w:r>
             <w:r>
@@ -14775,15 +15381,7 @@
                 <w:sz w:val="20"/>
                 <w:szCs w:val="20"/>
               </w:rPr>
-              <w:instrText>INCLUDEPICTURE  \d "https://unigech-my.sharepoint.c</w:instrText>
-            </w:r>
-            <w:r>
-              <w:rPr>
-                <w:noProof/>
-                <w:sz w:val="20"/>
-                <w:szCs w:val="20"/>
-              </w:rPr>
-              <w:instrText>om/personal/florent_moissenet_unige_ch/Documents/_AQMS/Matlab/KLAB_ShoulderAnalysis_Toolbox/1-Processing/Protocol01/Report/Analytic2_part1_rhythmL.png" \* MERGEFORMATINET</w:instrText>
+              <w:instrText>INCLUDEPICTURE  \d "https://unigech-my.sharepoint.com/personal/florent_moissenet_unige_ch/Documents/_CLINIQUE/Matlab/KLAB_ShoulderAnalysis_Toolbox/1-Processing/Protocol01/Report/Analytic2_part1_rhythmL.png" \* MERGEFORMATINET</w:instrText>
             </w:r>
             <w:r>
               <w:rPr>
@@ -14808,10 +15406,18 @@
                 <w:szCs w:val="20"/>
               </w:rPr>
               <w:pict w14:anchorId="3BD9DC7B">
-                <v:shape id="_x0000_i1055" type="#_x0000_t75" style="width:43.8pt;height:8.05pt">
+                <v:shape id="_x0000_i1055" type="#_x0000_t75" style="width:43.8pt;height:8.1pt">
                   <v:imagedata r:id="rId39"/>
                 </v:shape>
               </w:pict>
+            </w:r>
+            <w:r>
+              <w:rPr>
+                <w:noProof/>
+                <w:sz w:val="20"/>
+                <w:szCs w:val="20"/>
+              </w:rPr>
+              <w:fldChar w:fldCharType="end"/>
             </w:r>
             <w:r>
               <w:rPr>
@@ -15241,6 +15847,30 @@
                 <w:sz w:val="20"/>
                 <w:szCs w:val="20"/>
               </w:rPr>
+              <w:instrText xml:space="preserve"> INCLUDEPICTURE  \d "https://unigech-my.sharepoint.com/personal/florent_moissenet_unige_ch/Documents/_AQMS/Matlab/KLAB_ShoulderAnalysis_Toolbox/1-Processing/Protocol01/Report/Analytic2_part1_painR.png" \* MERGEFORMATINET </w:instrText>
+            </w:r>
+            <w:r>
+              <w:rPr>
+                <w:noProof/>
+                <w:sz w:val="20"/>
+                <w:szCs w:val="20"/>
+              </w:rPr>
+              <w:fldChar w:fldCharType="separate"/>
+            </w:r>
+            <w:r>
+              <w:rPr>
+                <w:noProof/>
+                <w:sz w:val="20"/>
+                <w:szCs w:val="20"/>
+              </w:rPr>
+              <w:fldChar w:fldCharType="begin"/>
+            </w:r>
+            <w:r>
+              <w:rPr>
+                <w:noProof/>
+                <w:sz w:val="20"/>
+                <w:szCs w:val="20"/>
+              </w:rPr>
               <w:instrText xml:space="preserve"> </w:instrText>
             </w:r>
             <w:r>
@@ -15249,15 +15879,7 @@
                 <w:sz w:val="20"/>
                 <w:szCs w:val="20"/>
               </w:rPr>
-              <w:instrText>INCLUDEPICTURE  \d "https://unigech-my.sharepoint.com/personal/florent_moissenet_unige_ch/Documents/_AQMS/Matlab/KLAB_</w:instrText>
-            </w:r>
-            <w:r>
-              <w:rPr>
-                <w:noProof/>
-                <w:sz w:val="20"/>
-                <w:szCs w:val="20"/>
-              </w:rPr>
-              <w:instrText>ShoulderAnalysis_Toolbox/1-Processing/Protocol01/Report/Analytic2_part1_painR.png" \* MERGEFORMATINET</w:instrText>
+              <w:instrText>INCLUDEPICTURE  \d "https://unigech-my.sharepoint.com/personal/florent_moissenet_unige_ch/Documents/_CLINIQUE/Matlab/KLAB_ShoulderAnalysis_Toolbox/1-Processing/Protocol01/Report/Analytic2_part1_painR.png" \* MERGEFORMATINET</w:instrText>
             </w:r>
             <w:r>
               <w:rPr>
@@ -15282,10 +15904,18 @@
                 <w:szCs w:val="20"/>
               </w:rPr>
               <w:pict w14:anchorId="29D647C3">
-                <v:shape id="_x0000_i1056" type="#_x0000_t75" style="width:184.3pt;height:17.3pt">
+                <v:shape id="_x0000_i1056" type="#_x0000_t75" style="width:183pt;height:18pt">
                   <v:imagedata r:id="rId40"/>
                 </v:shape>
               </w:pict>
+            </w:r>
+            <w:r>
+              <w:rPr>
+                <w:noProof/>
+                <w:sz w:val="20"/>
+                <w:szCs w:val="20"/>
+              </w:rPr>
+              <w:fldChar w:fldCharType="end"/>
             </w:r>
             <w:r>
               <w:rPr>
@@ -15758,6 +16388,30 @@
                 <w:sz w:val="20"/>
                 <w:szCs w:val="20"/>
               </w:rPr>
+              <w:instrText xml:space="preserve"> INCLUDEPICTURE  \d "https://unigech-my.sharepoint.com/personal/florent_moissenet_unige_ch/Documents/_AQMS/Matlab/KLAB_ShoulderAnalysis_Toolbox/1-Processing/Protocol01/Report/Analytic2_part1_painL.png" \* MERGEFORMATINET </w:instrText>
+            </w:r>
+            <w:r>
+              <w:rPr>
+                <w:noProof/>
+                <w:sz w:val="20"/>
+                <w:szCs w:val="20"/>
+              </w:rPr>
+              <w:fldChar w:fldCharType="separate"/>
+            </w:r>
+            <w:r>
+              <w:rPr>
+                <w:noProof/>
+                <w:sz w:val="20"/>
+                <w:szCs w:val="20"/>
+              </w:rPr>
+              <w:fldChar w:fldCharType="begin"/>
+            </w:r>
+            <w:r>
+              <w:rPr>
+                <w:noProof/>
+                <w:sz w:val="20"/>
+                <w:szCs w:val="20"/>
+              </w:rPr>
               <w:instrText xml:space="preserve"> </w:instrText>
             </w:r>
             <w:r>
@@ -15766,15 +16420,7 @@
                 <w:sz w:val="20"/>
                 <w:szCs w:val="20"/>
               </w:rPr>
-              <w:instrText>INCLUDEPICTURE  \d "https://unigech-my.sharepoint.com/personal/florent_mois</w:instrText>
-            </w:r>
-            <w:r>
-              <w:rPr>
-                <w:noProof/>
-                <w:sz w:val="20"/>
-                <w:szCs w:val="20"/>
-              </w:rPr>
-              <w:instrText>senet_unige_ch/Documents/_AQMS/Matlab/KLAB_ShoulderAnalysis_Toolbox/1-Processing/Protocol01/Report/Analytic2_part1_painL.png" \* MERGEFORMATINET</w:instrText>
+              <w:instrText>INCLUDEPICTURE  \d "https://unigech-my.sharepoint.com/personal/florent_moissenet_unige_ch/Documents/_CLINIQUE/Matlab/KLAB_ShoulderAnalysis_Toolbox/1-Processing/Protocol01/Report/Analytic2_part1_painL.png" \* MERGEFORMATINET</w:instrText>
             </w:r>
             <w:r>
               <w:rPr>
@@ -15799,10 +16445,18 @@
                 <w:szCs w:val="20"/>
               </w:rPr>
               <w:pict w14:anchorId="34DCFBDE">
-                <v:shape id="_x0000_i1057" type="#_x0000_t75" style="width:184.3pt;height:17.3pt">
+                <v:shape id="_x0000_i1057" type="#_x0000_t75" style="width:183pt;height:18pt">
                   <v:imagedata r:id="rId41"/>
                 </v:shape>
               </w:pict>
+            </w:r>
+            <w:r>
+              <w:rPr>
+                <w:noProof/>
+                <w:sz w:val="20"/>
+                <w:szCs w:val="20"/>
+              </w:rPr>
+              <w:fldChar w:fldCharType="end"/>
             </w:r>
             <w:r>
               <w:rPr>
@@ -15966,13 +16620,13 @@
         <w:tblLook w:val="04A0" w:firstRow="1" w:lastRow="0" w:firstColumn="1" w:lastColumn="0" w:noHBand="0" w:noVBand="1"/>
       </w:tblPr>
       <w:tblGrid>
-        <w:gridCol w:w="2159"/>
-        <w:gridCol w:w="1819"/>
+        <w:gridCol w:w="2160"/>
+        <w:gridCol w:w="1817"/>
         <w:gridCol w:w="24"/>
-        <w:gridCol w:w="1022"/>
+        <w:gridCol w:w="1023"/>
         <w:gridCol w:w="69"/>
-        <w:gridCol w:w="1819"/>
-        <w:gridCol w:w="2158"/>
+        <w:gridCol w:w="1817"/>
+        <w:gridCol w:w="2160"/>
       </w:tblGrid>
       <w:tr>
         <w:tc>
@@ -16096,13 +16750,19 @@
               <w:fldChar w:fldCharType="begin"/>
             </w:r>
             <w:r>
+              <w:instrText xml:space="preserve"> INCLUDEPICTURE  \d "https://unigech-my.sharepoint.com/personal/florent_moissenet_unige_ch/Documents/_AQMS/Matlab/KLAB_ShoulderAnalysis_Toolbox/1-Processing/Protocol01/Report/Analytic2_part2_range.png" \* MERGEFORMATINET </w:instrText>
+            </w:r>
+            <w:r>
+              <w:fldChar w:fldCharType="separate"/>
+            </w:r>
+            <w:r>
+              <w:fldChar w:fldCharType="begin"/>
+            </w:r>
+            <w:r>
               <w:instrText xml:space="preserve"> </w:instrText>
             </w:r>
             <w:r>
-              <w:instrText>INCLUDEPICTURE  \d "https://unigech-my.sharepoint.com/personal/florent_mois</w:instrText>
-            </w:r>
-            <w:r>
-              <w:instrText>senet_unige_ch/Documents/_AQMS/Matlab/KLAB_ShoulderAnalysis_Toolbox/1-Processing/Protocol01/Report/Analytic2_part2_range.png" \* MERGEFORMATINET</w:instrText>
+              <w:instrText>INCLUDEPICTURE  \d "https://unigech-my.sharepoint.com/personal/florent_moissenet_unige_ch/Documents/_CLINIQUE/Matlab/KLAB_ShoulderAnalysis_Toolbox/1-Processing/Protocol01/Report/Analytic2_part2_range.png" \* MERGEFORMATINET</w:instrText>
             </w:r>
             <w:r>
               <w:instrText xml:space="preserve"> </w:instrText>
@@ -16112,10 +16772,13 @@
             </w:r>
             <w:r>
               <w:pict w14:anchorId="1468873E">
-                <v:shape id="_x0000_i1058" type="#_x0000_t75" style="width:447pt;height:392.85pt">
+                <v:shape id="_x0000_i1058" type="#_x0000_t75" style="width:447pt;height:393pt">
                   <v:imagedata r:id="rId42"/>
                 </v:shape>
               </w:pict>
+            </w:r>
+            <w:r>
+              <w:fldChar w:fldCharType="end"/>
             </w:r>
             <w:r>
               <w:fldChar w:fldCharType="end"/>
@@ -16395,19 +17058,31 @@
               <w:rPr>
                 <w:noProof/>
               </w:rPr>
+              <w:instrText xml:space="preserve"> INCLUDEPICTURE  \d "https://unigech-my.sharepoint.com/personal/florent_moissenet_unige_ch/Documents/_AQMS/Matlab/KLAB_ShoulderAnalysis_Toolbox/1-Processing/Protocol01/Report/Analytic2_part2_elevationR.png" \* MERGEFORMATINET </w:instrText>
+            </w:r>
+            <w:r>
+              <w:rPr>
+                <w:noProof/>
+              </w:rPr>
+              <w:fldChar w:fldCharType="separate"/>
+            </w:r>
+            <w:r>
+              <w:rPr>
+                <w:noProof/>
+              </w:rPr>
+              <w:fldChar w:fldCharType="begin"/>
+            </w:r>
+            <w:r>
+              <w:rPr>
+                <w:noProof/>
+              </w:rPr>
               <w:instrText xml:space="preserve"> </w:instrText>
             </w:r>
             <w:r>
               <w:rPr>
                 <w:noProof/>
               </w:rPr>
-              <w:instrText>INCLUDEPICTURE  \d "https://unigech-my.sharepoint.com/personal/florent_moissenet_un</w:instrText>
-            </w:r>
-            <w:r>
-              <w:rPr>
-                <w:noProof/>
-              </w:rPr>
-              <w:instrText>ige_ch/Documents/_AQMS/Matlab/KLAB_ShoulderAnalysis_Toolbox/1-Processing/Protocol01/Report/Analytic2_part2_elevationR.png" \* MERGEFORMATINET</w:instrText>
+              <w:instrText>INCLUDEPICTURE  \d "https://unigech-my.sharepoint.com/personal/florent_moissenet_unige_ch/Documents/_CLINIQUE/Matlab/KLAB_ShoulderAnalysis_Toolbox/1-Processing/Protocol01/Report/Analytic2_part2_elevationR.png" \* MERGEFORMATINET</w:instrText>
             </w:r>
             <w:r>
               <w:rPr>
@@ -16426,10 +17101,16 @@
                 <w:noProof/>
               </w:rPr>
               <w:pict w14:anchorId="65D4BD24">
-                <v:shape id="_x0000_i1059" type="#_x0000_t75" style="width:101.95pt;height:99.05pt">
+                <v:shape id="_x0000_i1059" type="#_x0000_t75" style="width:102pt;height:99pt">
                   <v:imagedata r:id="rId43"/>
                 </v:shape>
               </w:pict>
+            </w:r>
+            <w:r>
+              <w:rPr>
+                <w:noProof/>
+              </w:rPr>
+              <w:fldChar w:fldCharType="end"/>
             </w:r>
             <w:r>
               <w:rPr>
@@ -16743,19 +17424,31 @@
               <w:rPr>
                 <w:noProof/>
               </w:rPr>
+              <w:instrText xml:space="preserve"> INCLUDEPICTURE  \d "https://unigech-my.sharepoint.com/personal/florent_moissenet_unige_ch/Documents/_AQMS/Matlab/KLAB_ShoulderAnalysis_Toolbox/1-Processing/Protocol01/Report/Skeleton_right_shoulder.png" \* MERGEFORMATINET </w:instrText>
+            </w:r>
+            <w:r>
+              <w:rPr>
+                <w:noProof/>
+              </w:rPr>
+              <w:fldChar w:fldCharType="separate"/>
+            </w:r>
+            <w:r>
+              <w:rPr>
+                <w:noProof/>
+              </w:rPr>
+              <w:fldChar w:fldCharType="begin"/>
+            </w:r>
+            <w:r>
+              <w:rPr>
+                <w:noProof/>
+              </w:rPr>
               <w:instrText xml:space="preserve"> </w:instrText>
             </w:r>
             <w:r>
               <w:rPr>
                 <w:noProof/>
               </w:rPr>
-              <w:instrText>INCLUDEPICTURE  \d "https://unigech-my.sharepoint.c</w:instrText>
-            </w:r>
-            <w:r>
-              <w:rPr>
-                <w:noProof/>
-              </w:rPr>
-              <w:instrText>om/personal/florent_moissenet_unige_ch/Documents/_AQMS/Matlab/KLAB_ShoulderAnalysis_Toolbox/1-Processing/Protocol01/Report/Skeleton_right_shoulder.png" \* MERGEFORMATINET</w:instrText>
+              <w:instrText>INCLUDEPICTURE  \d "https://unigech-my.sharepoint.com/personal/florent_moissenet_unige_ch/Documents/_CLINIQUE/Matlab/KLAB_ShoulderAnalysis_Toolbox/1-Processing/Protocol01/Report/Skeleton_right_shoulder.png" \* MERGEFORMATINET</w:instrText>
             </w:r>
             <w:r>
               <w:rPr>
@@ -16774,10 +17467,16 @@
                 <w:noProof/>
               </w:rPr>
               <w:pict w14:anchorId="62E1E675">
-                <v:shape id="_x0000_i1060" type="#_x0000_t75" style="width:84.1pt;height:99.05pt">
+                <v:shape id="_x0000_i1060" type="#_x0000_t75" style="width:84pt;height:99pt">
                   <v:imagedata r:id="rId44"/>
                 </v:shape>
               </w:pict>
+            </w:r>
+            <w:r>
+              <w:rPr>
+                <w:noProof/>
+              </w:rPr>
+              <w:fldChar w:fldCharType="end"/>
             </w:r>
             <w:r>
               <w:rPr>
@@ -17098,19 +17797,31 @@
               <w:rPr>
                 <w:noProof/>
               </w:rPr>
+              <w:instrText xml:space="preserve"> INCLUDEPICTURE  \d "https://unigech-my.sharepoint.com/personal/florent_moissenet_unige_ch/Documents/_AQMS/Matlab/KLAB_ShoulderAnalysis_Toolbox/1-Processing/Protocol01/Report/Skeleton_left_shoulder.png" \* MERGEFORMATINET </w:instrText>
+            </w:r>
+            <w:r>
+              <w:rPr>
+                <w:noProof/>
+              </w:rPr>
+              <w:fldChar w:fldCharType="separate"/>
+            </w:r>
+            <w:r>
+              <w:rPr>
+                <w:noProof/>
+              </w:rPr>
+              <w:fldChar w:fldCharType="begin"/>
+            </w:r>
+            <w:r>
+              <w:rPr>
+                <w:noProof/>
+              </w:rPr>
               <w:instrText xml:space="preserve"> </w:instrText>
             </w:r>
             <w:r>
               <w:rPr>
                 <w:noProof/>
               </w:rPr>
-              <w:instrText>INCLUDEPICTURE  \d "https://unigech-my.sharepoint.com/personal/</w:instrText>
-            </w:r>
-            <w:r>
-              <w:rPr>
-                <w:noProof/>
-              </w:rPr>
-              <w:instrText>florent_moissenet_unige_ch/Documents/_AQMS/Matlab/KLAB_ShoulderAnalysis_Toolbox/1-Processing/Protocol01/Report/Skeleton_left_shoulder.png" \* MERGEFORMATINET</w:instrText>
+              <w:instrText>INCLUDEPICTURE  \d "https://unigech-my.sharepoint.com/personal/florent_moissenet_unige_ch/Documents/_CLINIQUE/Matlab/KLAB_ShoulderAnalysis_Toolbox/1-Processing/Protocol01/Report/Skeleton_left_shoulder.png" \* MERGEFORMATINET</w:instrText>
             </w:r>
             <w:r>
               <w:rPr>
@@ -17129,10 +17840,16 @@
                 <w:noProof/>
               </w:rPr>
               <w:pict w14:anchorId="0F5309E6">
-                <v:shape id="_x0000_i1061" type="#_x0000_t75" style="width:84.1pt;height:99.05pt">
+                <v:shape id="_x0000_i1061" type="#_x0000_t75" style="width:84pt;height:99pt">
                   <v:imagedata r:id="rId45"/>
                 </v:shape>
               </w:pict>
+            </w:r>
+            <w:r>
+              <w:rPr>
+                <w:noProof/>
+              </w:rPr>
+              <w:fldChar w:fldCharType="end"/>
             </w:r>
             <w:r>
               <w:rPr>
@@ -17335,13 +18052,19 @@
               <w:fldChar w:fldCharType="begin"/>
             </w:r>
             <w:r>
+              <w:instrText xml:space="preserve"> INCLUDEPICTURE  \d "https://unigech-my.sharepoint.com/personal/florent_moissenet_unige_ch/Documents/_AQMS/Matlab/KLAB_ShoulderAnalysis_Toolbox/1-Processing/Protocol01/Report/Analytic2_part2_elevationL.png" \* MERGEFORMATINET </w:instrText>
+            </w:r>
+            <w:r>
+              <w:fldChar w:fldCharType="separate"/>
+            </w:r>
+            <w:r>
+              <w:fldChar w:fldCharType="begin"/>
+            </w:r>
+            <w:r>
               <w:instrText xml:space="preserve"> </w:instrText>
             </w:r>
             <w:r>
-              <w:instrText>INCLUDEPICTURE  \d "https://unigech-my.sharepoint.com/personal/florent_</w:instrText>
-            </w:r>
-            <w:r>
-              <w:instrText>moissenet_unige_ch/Documents/_AQMS/Matlab/KLAB_ShoulderAnalysis_Toolbox/1-Processing/Protocol01/Report/Analytic2_part2_elevationL.png" \* MERGEFORMATINET</w:instrText>
+              <w:instrText>INCLUDEPICTURE  \d "https://unigech-my.sharepoint.com/personal/florent_moissenet_unige_ch/Documents/_CLINIQUE/Matlab/KLAB_ShoulderAnalysis_Toolbox/1-Processing/Protocol01/Report/Analytic2_part2_elevationL.png" \* MERGEFORMATINET</w:instrText>
             </w:r>
             <w:r>
               <w:instrText xml:space="preserve"> </w:instrText>
@@ -17351,10 +18074,13 @@
             </w:r>
             <w:r>
               <w:pict w14:anchorId="35E83F48">
-                <v:shape id="_x0000_i1062" type="#_x0000_t75" style="width:101.95pt;height:99.05pt">
+                <v:shape id="_x0000_i1062" type="#_x0000_t75" style="width:102pt;height:99pt">
                   <v:imagedata r:id="rId46"/>
                 </v:shape>
               </w:pict>
+            </w:r>
+            <w:r>
+              <w:fldChar w:fldCharType="end"/>
             </w:r>
             <w:r>
               <w:fldChar w:fldCharType="end"/>
@@ -17846,6 +18572,30 @@
                 <w:sz w:val="20"/>
                 <w:szCs w:val="20"/>
               </w:rPr>
+              <w:instrText xml:space="preserve"> INCLUDEPICTURE  \d "https://unigech-my.sharepoint.com/personal/florent_moissenet_unige_ch/Documents/_AQMS/Matlab/KLAB_ShoulderAnalysis_Toolbox/1-Processing/Protocol01/Report/Analytic2_part2_elevationPlaneR.png" \* MERGEFORMATINET </w:instrText>
+            </w:r>
+            <w:r>
+              <w:rPr>
+                <w:noProof/>
+                <w:sz w:val="20"/>
+                <w:szCs w:val="20"/>
+              </w:rPr>
+              <w:fldChar w:fldCharType="separate"/>
+            </w:r>
+            <w:r>
+              <w:rPr>
+                <w:noProof/>
+                <w:sz w:val="20"/>
+                <w:szCs w:val="20"/>
+              </w:rPr>
+              <w:fldChar w:fldCharType="begin"/>
+            </w:r>
+            <w:r>
+              <w:rPr>
+                <w:noProof/>
+                <w:sz w:val="20"/>
+                <w:szCs w:val="20"/>
+              </w:rPr>
               <w:instrText xml:space="preserve"> </w:instrText>
             </w:r>
             <w:r>
@@ -17854,15 +18604,7 @@
                 <w:sz w:val="20"/>
                 <w:szCs w:val="20"/>
               </w:rPr>
-              <w:instrText xml:space="preserve">INCLUDEPICTURE  \d "https://unigech-my.sharepoint.com/personal/florent_moissenet_unige_ch/Documents/_AQMS/Matlab/KLAB_ShoulderAnalysis_Toolbox/1-Processing/Protocol01/Report/Analytic2_part2_elevationPlaneR.png" </w:instrText>
-            </w:r>
-            <w:r>
-              <w:rPr>
-                <w:noProof/>
-                <w:sz w:val="20"/>
-                <w:szCs w:val="20"/>
-              </w:rPr>
-              <w:instrText>\* MERGEFORMATINET</w:instrText>
+              <w:instrText>INCLUDEPICTURE  \d "https://unigech-my.sharepoint.com/personal/florent_moissenet_unige_ch/Documents/_CLINIQUE/Matlab/KLAB_ShoulderAnalysis_Toolbox/1-Processing/Protocol01/Report/Analytic2_part2_elevationPlaneR.png" \* MERGEFORMATINET</w:instrText>
             </w:r>
             <w:r>
               <w:rPr>
@@ -17887,10 +18629,18 @@
                 <w:szCs w:val="20"/>
               </w:rPr>
               <w:pict w14:anchorId="24E1A6AE">
-                <v:shape id="_x0000_i1063" type="#_x0000_t75" style="width:51.25pt;height:9.2pt">
+                <v:shape id="_x0000_i1063" type="#_x0000_t75" style="width:51.3pt;height:9.3pt">
                   <v:imagedata r:id="rId47"/>
                 </v:shape>
               </w:pict>
+            </w:r>
+            <w:r>
+              <w:rPr>
+                <w:noProof/>
+                <w:sz w:val="20"/>
+                <w:szCs w:val="20"/>
+              </w:rPr>
+              <w:fldChar w:fldCharType="end"/>
             </w:r>
             <w:r>
               <w:rPr>
@@ -18403,6 +19153,30 @@
                 <w:sz w:val="20"/>
                 <w:szCs w:val="20"/>
               </w:rPr>
+              <w:instrText xml:space="preserve"> INCLUDEPICTURE  \d "https://unigech-my.sharepoint.com/personal/florent_moissenet_unige_ch/Documents/_AQMS/Matlab/KLAB_ShoulderAnalysis_Toolbox/1-Processing/Protocol01/Report/Analytic2_part2_elevationPlaneL.png" \* MERGEFORMATINET </w:instrText>
+            </w:r>
+            <w:r>
+              <w:rPr>
+                <w:noProof/>
+                <w:sz w:val="20"/>
+                <w:szCs w:val="20"/>
+              </w:rPr>
+              <w:fldChar w:fldCharType="separate"/>
+            </w:r>
+            <w:r>
+              <w:rPr>
+                <w:noProof/>
+                <w:sz w:val="20"/>
+                <w:szCs w:val="20"/>
+              </w:rPr>
+              <w:fldChar w:fldCharType="begin"/>
+            </w:r>
+            <w:r>
+              <w:rPr>
+                <w:noProof/>
+                <w:sz w:val="20"/>
+                <w:szCs w:val="20"/>
+              </w:rPr>
               <w:instrText xml:space="preserve"> </w:instrText>
             </w:r>
             <w:r>
@@ -18411,15 +19185,7 @@
                 <w:sz w:val="20"/>
                 <w:szCs w:val="20"/>
               </w:rPr>
-              <w:instrText xml:space="preserve">INCLUDEPICTURE  \d "https://unigech-my.sharepoint.com/personal/florent_moissenet_unige_ch/Documents/_AQMS/Matlab/KLAB_ShoulderAnalysis_Toolbox/1-Processing/Protocol01/Report/Analytic2_part2_elevationPlaneL.png" </w:instrText>
-            </w:r>
-            <w:r>
-              <w:rPr>
-                <w:noProof/>
-                <w:sz w:val="20"/>
-                <w:szCs w:val="20"/>
-              </w:rPr>
-              <w:instrText>\* MERGEFORMATINET</w:instrText>
+              <w:instrText>INCLUDEPICTURE  \d "https://unigech-my.sharepoint.com/personal/florent_moissenet_unige_ch/Documents/_CLINIQUE/Matlab/KLAB_ShoulderAnalysis_Toolbox/1-Processing/Protocol01/Report/Analytic2_part2_elevationPlaneL.png" \* MERGEFORMATINET</w:instrText>
             </w:r>
             <w:r>
               <w:rPr>
@@ -18444,10 +19210,18 @@
                 <w:szCs w:val="20"/>
               </w:rPr>
               <w:pict w14:anchorId="2B154EA0">
-                <v:shape id="_x0000_i1064" type="#_x0000_t75" style="width:51.25pt;height:9.2pt">
+                <v:shape id="_x0000_i1064" type="#_x0000_t75" style="width:51.3pt;height:9.3pt">
                   <v:imagedata r:id="rId48"/>
                 </v:shape>
               </w:pict>
+            </w:r>
+            <w:r>
+              <w:rPr>
+                <w:noProof/>
+                <w:sz w:val="20"/>
+                <w:szCs w:val="20"/>
+              </w:rPr>
+              <w:fldChar w:fldCharType="end"/>
             </w:r>
             <w:r>
               <w:rPr>
@@ -18885,6 +19659,30 @@
                 <w:sz w:val="20"/>
                 <w:szCs w:val="20"/>
               </w:rPr>
+              <w:instrText xml:space="preserve"> INCLUDEPICTURE  \d "https://unigech-my.sharepoint.com/personal/florent_moissenet_unige_ch/Documents/_AQMS/Matlab/KLAB_ShoulderAnalysis_Toolbox/1-Processing/Protocol01/Report/Analytic2_part2_rhythmR.png" \* MERGEFORMATINET </w:instrText>
+            </w:r>
+            <w:r>
+              <w:rPr>
+                <w:noProof/>
+                <w:sz w:val="20"/>
+                <w:szCs w:val="20"/>
+              </w:rPr>
+              <w:fldChar w:fldCharType="separate"/>
+            </w:r>
+            <w:r>
+              <w:rPr>
+                <w:noProof/>
+                <w:sz w:val="20"/>
+                <w:szCs w:val="20"/>
+              </w:rPr>
+              <w:fldChar w:fldCharType="begin"/>
+            </w:r>
+            <w:r>
+              <w:rPr>
+                <w:noProof/>
+                <w:sz w:val="20"/>
+                <w:szCs w:val="20"/>
+              </w:rPr>
               <w:instrText xml:space="preserve"> </w:instrText>
             </w:r>
             <w:r>
@@ -18893,15 +19691,7 @@
                 <w:sz w:val="20"/>
                 <w:szCs w:val="20"/>
               </w:rPr>
-              <w:instrText>INCLUDEPICTURE  \d "https://unigech-my.sharepoint.c</w:instrText>
-            </w:r>
-            <w:r>
-              <w:rPr>
-                <w:noProof/>
-                <w:sz w:val="20"/>
-                <w:szCs w:val="20"/>
-              </w:rPr>
-              <w:instrText>om/personal/florent_moissenet_unige_ch/Documents/_AQMS/Matlab/KLAB_ShoulderAnalysis_Toolbox/1-Processing/Protocol01/Report/Analytic2_part2_rhythmR.png" \* MERGEFORMATINET</w:instrText>
+              <w:instrText>INCLUDEPICTURE  \d "https://unigech-my.sharepoint.com/personal/florent_moissenet_unige_ch/Documents/_CLINIQUE/Matlab/KLAB_ShoulderAnalysis_Toolbox/1-Processing/Protocol01/Report/Analytic2_part2_rhythmR.png" \* MERGEFORMATINET</w:instrText>
             </w:r>
             <w:r>
               <w:rPr>
@@ -18926,10 +19716,18 @@
                 <w:szCs w:val="20"/>
               </w:rPr>
               <w:pict w14:anchorId="3D97A661">
-                <v:shape id="_x0000_i1065" type="#_x0000_t75" style="width:36.3pt;height:9.2pt">
+                <v:shape id="_x0000_i1065" type="#_x0000_t75" style="width:36.3pt;height:9.3pt">
                   <v:imagedata r:id="rId49"/>
                 </v:shape>
               </w:pict>
+            </w:r>
+            <w:r>
+              <w:rPr>
+                <w:noProof/>
+                <w:sz w:val="20"/>
+                <w:szCs w:val="20"/>
+              </w:rPr>
+              <w:fldChar w:fldCharType="end"/>
             </w:r>
             <w:r>
               <w:rPr>
@@ -19423,6 +20221,30 @@
                 <w:sz w:val="20"/>
                 <w:szCs w:val="20"/>
               </w:rPr>
+              <w:instrText xml:space="preserve"> INCLUDEPICTURE  \d "https://unigech-my.sharepoint.com/personal/florent_moissenet_unige_ch/Documents/_AQMS/Matlab/KLAB_ShoulderAnalysis_Toolbox/1-Processing/Protocol01/Report/Analytic2_part2_rhythmL.png" \* MERGEFORMATINET </w:instrText>
+            </w:r>
+            <w:r>
+              <w:rPr>
+                <w:noProof/>
+                <w:sz w:val="20"/>
+                <w:szCs w:val="20"/>
+              </w:rPr>
+              <w:fldChar w:fldCharType="separate"/>
+            </w:r>
+            <w:r>
+              <w:rPr>
+                <w:noProof/>
+                <w:sz w:val="20"/>
+                <w:szCs w:val="20"/>
+              </w:rPr>
+              <w:fldChar w:fldCharType="begin"/>
+            </w:r>
+            <w:r>
+              <w:rPr>
+                <w:noProof/>
+                <w:sz w:val="20"/>
+                <w:szCs w:val="20"/>
+              </w:rPr>
               <w:instrText xml:space="preserve"> </w:instrText>
             </w:r>
             <w:r>
@@ -19431,15 +20253,7 @@
                 <w:sz w:val="20"/>
                 <w:szCs w:val="20"/>
               </w:rPr>
-              <w:instrText>INCLUDEPICTURE  \d "https://unigech-my.sharepoint.c</w:instrText>
-            </w:r>
-            <w:r>
-              <w:rPr>
-                <w:noProof/>
-                <w:sz w:val="20"/>
-                <w:szCs w:val="20"/>
-              </w:rPr>
-              <w:instrText>om/personal/florent_moissenet_unige_ch/Documents/_AQMS/Matlab/KLAB_ShoulderAnalysis_Toolbox/1-Processing/Protocol01/Report/Analytic2_part2_rhythmL.png" \* MERGEFORMATINET</w:instrText>
+              <w:instrText>INCLUDEPICTURE  \d "https://unigech-my.sharepoint.com/personal/florent_moissenet_unige_ch/Documents/_CLINIQUE/Matlab/KLAB_ShoulderAnalysis_Toolbox/1-Processing/Protocol01/Report/Analytic2_part2_rhythmL.png" \* MERGEFORMATINET</w:instrText>
             </w:r>
             <w:r>
               <w:rPr>
@@ -19464,10 +20278,18 @@
                 <w:szCs w:val="20"/>
               </w:rPr>
               <w:pict w14:anchorId="5232692A">
-                <v:shape id="_x0000_i1066" type="#_x0000_t75" style="width:27.05pt;height:9.2pt">
+                <v:shape id="_x0000_i1066" type="#_x0000_t75" style="width:27pt;height:9.3pt">
                   <v:imagedata r:id="rId50"/>
                 </v:shape>
               </w:pict>
+            </w:r>
+            <w:r>
+              <w:rPr>
+                <w:noProof/>
+                <w:sz w:val="20"/>
+                <w:szCs w:val="20"/>
+              </w:rPr>
+              <w:fldChar w:fldCharType="end"/>
             </w:r>
             <w:r>
               <w:rPr>
@@ -19897,6 +20719,30 @@
                 <w:sz w:val="20"/>
                 <w:szCs w:val="20"/>
               </w:rPr>
+              <w:instrText xml:space="preserve"> INCLUDEPICTURE  \d "https://unigech-my.sharepoint.com/personal/florent_moissenet_unige_ch/Documents/_AQMS/Matlab/KLAB_ShoulderAnalysis_Toolbox/1-Processing/Protocol01/Report/Analytic2_part2_painR.png" \* MERGEFORMATINET </w:instrText>
+            </w:r>
+            <w:r>
+              <w:rPr>
+                <w:noProof/>
+                <w:sz w:val="20"/>
+                <w:szCs w:val="20"/>
+              </w:rPr>
+              <w:fldChar w:fldCharType="separate"/>
+            </w:r>
+            <w:r>
+              <w:rPr>
+                <w:noProof/>
+                <w:sz w:val="20"/>
+                <w:szCs w:val="20"/>
+              </w:rPr>
+              <w:fldChar w:fldCharType="begin"/>
+            </w:r>
+            <w:r>
+              <w:rPr>
+                <w:noProof/>
+                <w:sz w:val="20"/>
+                <w:szCs w:val="20"/>
+              </w:rPr>
               <w:instrText xml:space="preserve"> </w:instrText>
             </w:r>
             <w:r>
@@ -19905,15 +20751,7 @@
                 <w:sz w:val="20"/>
                 <w:szCs w:val="20"/>
               </w:rPr>
-              <w:instrText>INCLUDEPICTURE  \d "https://unigech-my.sharepoint.com/personal/florent_moissenet_unige_ch/Documents/_AQMS/Matlab/KLAB_</w:instrText>
-            </w:r>
-            <w:r>
-              <w:rPr>
-                <w:noProof/>
-                <w:sz w:val="20"/>
-                <w:szCs w:val="20"/>
-              </w:rPr>
-              <w:instrText>ShoulderAnalysis_Toolbox/1-Processing/Protocol01/Report/Analytic2_part2_painR.png" \* MERGEFORMATINET</w:instrText>
+              <w:instrText>INCLUDEPICTURE  \d "https://unigech-my.sharepoint.com/personal/florent_moissenet_unige_ch/Documents/_CLINIQUE/Matlab/KLAB_ShoulderAnalysis_Toolbox/1-Processing/Protocol01/Report/Analytic2_part2_painR.png" \* MERGEFORMATINET</w:instrText>
             </w:r>
             <w:r>
               <w:rPr>
@@ -19938,10 +20776,18 @@
                 <w:szCs w:val="20"/>
               </w:rPr>
               <w:pict w14:anchorId="18905AA3">
-                <v:shape id="_x0000_i1067" type="#_x0000_t75" style="width:183.15pt;height:17.85pt">
+                <v:shape id="_x0000_i1067" type="#_x0000_t75" style="width:183pt;height:18pt">
                   <v:imagedata r:id="rId51"/>
                 </v:shape>
               </w:pict>
+            </w:r>
+            <w:r>
+              <w:rPr>
+                <w:noProof/>
+                <w:sz w:val="20"/>
+                <w:szCs w:val="20"/>
+              </w:rPr>
+              <w:fldChar w:fldCharType="end"/>
             </w:r>
             <w:r>
               <w:rPr>
@@ -20414,6 +21260,30 @@
                 <w:sz w:val="20"/>
                 <w:szCs w:val="20"/>
               </w:rPr>
+              <w:instrText xml:space="preserve"> INCLUDEPICTURE  \d "https://unigech-my.sharepoint.com/personal/florent_moissenet_unige_ch/Documents/_AQMS/Matlab/KLAB_ShoulderAnalysis_Toolbox/1-Processing/Protocol01/Report/Analytic2_part2_painL.png" \* MERGEFORMATINET </w:instrText>
+            </w:r>
+            <w:r>
+              <w:rPr>
+                <w:noProof/>
+                <w:sz w:val="20"/>
+                <w:szCs w:val="20"/>
+              </w:rPr>
+              <w:fldChar w:fldCharType="separate"/>
+            </w:r>
+            <w:r>
+              <w:rPr>
+                <w:noProof/>
+                <w:sz w:val="20"/>
+                <w:szCs w:val="20"/>
+              </w:rPr>
+              <w:fldChar w:fldCharType="begin"/>
+            </w:r>
+            <w:r>
+              <w:rPr>
+                <w:noProof/>
+                <w:sz w:val="20"/>
+                <w:szCs w:val="20"/>
+              </w:rPr>
               <w:instrText xml:space="preserve"> </w:instrText>
             </w:r>
             <w:r>
@@ -20422,15 +21292,7 @@
                 <w:sz w:val="20"/>
                 <w:szCs w:val="20"/>
               </w:rPr>
-              <w:instrText>INCLUDEPICTURE  \d "https://unigech-my.sharepoint.com/personal/florent_mois</w:instrText>
-            </w:r>
-            <w:r>
-              <w:rPr>
-                <w:noProof/>
-                <w:sz w:val="20"/>
-                <w:szCs w:val="20"/>
-              </w:rPr>
-              <w:instrText>senet_unige_ch/Documents/_AQMS/Matlab/KLAB_ShoulderAnalysis_Toolbox/1-Processing/Protocol01/Report/Analytic2_part2_painL.png" \* MERGEFORMATINET</w:instrText>
+              <w:instrText>INCLUDEPICTURE  \d "https://unigech-my.sharepoint.com/personal/florent_moissenet_unige_ch/Documents/_CLINIQUE/Matlab/KLAB_ShoulderAnalysis_Toolbox/1-Processing/Protocol01/Report/Analytic2_part2_painL.png" \* MERGEFORMATINET</w:instrText>
             </w:r>
             <w:r>
               <w:rPr>
@@ -20455,10 +21317,18 @@
                 <w:szCs w:val="20"/>
               </w:rPr>
               <w:pict w14:anchorId="7C7782AE">
-                <v:shape id="_x0000_i1068" type="#_x0000_t75" style="width:183.15pt;height:17.85pt">
+                <v:shape id="_x0000_i1068" type="#_x0000_t75" style="width:183pt;height:18pt">
                   <v:imagedata r:id="rId52"/>
                 </v:shape>
               </w:pict>
+            </w:r>
+            <w:r>
+              <w:rPr>
+                <w:noProof/>
+                <w:sz w:val="20"/>
+                <w:szCs w:val="20"/>
+              </w:rPr>
+              <w:fldChar w:fldCharType="end"/>
             </w:r>
             <w:r>
               <w:rPr>
@@ -20622,12 +21492,12 @@
         <w:tblLook w:val="04A0" w:firstRow="1" w:lastRow="0" w:firstColumn="1" w:lastColumn="0" w:noHBand="0" w:noVBand="1"/>
       </w:tblPr>
       <w:tblGrid>
-        <w:gridCol w:w="2097"/>
+        <w:gridCol w:w="2099"/>
         <w:gridCol w:w="1867"/>
-        <w:gridCol w:w="25"/>
-        <w:gridCol w:w="1040"/>
-        <w:gridCol w:w="71"/>
-        <w:gridCol w:w="1866"/>
+        <w:gridCol w:w="216"/>
+        <w:gridCol w:w="848"/>
+        <w:gridCol w:w="216"/>
+        <w:gridCol w:w="1720"/>
         <w:gridCol w:w="2104"/>
       </w:tblGrid>
       <w:tr>
@@ -20752,13 +21622,19 @@
               <w:fldChar w:fldCharType="begin"/>
             </w:r>
             <w:r>
+              <w:instrText xml:space="preserve"> INCLUDEPICTURE  \d "https://unigech-my.sharepoint.com/personal/florent_moissenet_unige_ch/Documents/_AQMS/Matlab/KLAB_ShoulderAnalysis_Toolbox/1-Processing/Protocol01/Report/Analytic3_part1_range.png" \* MERGEFORMATINET </w:instrText>
+            </w:r>
+            <w:r>
+              <w:fldChar w:fldCharType="separate"/>
+            </w:r>
+            <w:r>
+              <w:fldChar w:fldCharType="begin"/>
+            </w:r>
+            <w:r>
               <w:instrText xml:space="preserve"> </w:instrText>
             </w:r>
             <w:r>
-              <w:instrText>INCLUDEPICTURE  \d "https://unigech-my.sharepoint.com/personal/florent_mois</w:instrText>
-            </w:r>
-            <w:r>
-              <w:instrText>senet_unige_ch/Documents/_AQMS/Matlab/KLAB_ShoulderAnalysis_Toolbox/1-Processing/Protocol01/Report/Analytic3_part1_range.png" \* MERGEFORMATINET</w:instrText>
+              <w:instrText>INCLUDEPICTURE  \d "https://unigech-my.sharepoint.com/personal/florent_moissenet_unige_ch/Documents/_CLINIQUE/Matlab/KLAB_ShoulderAnalysis_Toolbox/1-Processing/Protocol01/Report/Analytic3_part1_range.png" \* MERGEFORMATINET</w:instrText>
             </w:r>
             <w:r>
               <w:instrText xml:space="preserve"> </w:instrText>
@@ -20768,10 +21644,13 @@
             </w:r>
             <w:r>
               <w:pict w14:anchorId="0D48E149">
-                <v:shape id="_x0000_i1069" type="#_x0000_t75" style="width:447pt;height:383.6pt">
+                <v:shape id="_x0000_i1069" type="#_x0000_t75" style="width:447pt;height:383.7pt">
                   <v:imagedata r:id="rId53"/>
                 </v:shape>
               </w:pict>
+            </w:r>
+            <w:r>
+              <w:fldChar w:fldCharType="end"/>
             </w:r>
             <w:r>
               <w:fldChar w:fldCharType="end"/>
@@ -21058,19 +21937,31 @@
               <w:rPr>
                 <w:noProof/>
               </w:rPr>
+              <w:instrText xml:space="preserve"> INCLUDEPICTURE  \d "https://unigech-my.sharepoint.com/personal/florent_moissenet_unige_ch/Documents/_AQMS/Matlab/KLAB_ShoulderAnalysis_Toolbox/1-Processing/Protocol01/Report/Skeleton_right_shoulder.png" \* MERGEFORMATINET </w:instrText>
+            </w:r>
+            <w:r>
+              <w:rPr>
+                <w:noProof/>
+              </w:rPr>
+              <w:fldChar w:fldCharType="separate"/>
+            </w:r>
+            <w:r>
+              <w:rPr>
+                <w:noProof/>
+              </w:rPr>
+              <w:fldChar w:fldCharType="begin"/>
+            </w:r>
+            <w:r>
+              <w:rPr>
+                <w:noProof/>
+              </w:rPr>
               <w:instrText xml:space="preserve"> </w:instrText>
             </w:r>
             <w:r>
               <w:rPr>
                 <w:noProof/>
               </w:rPr>
-              <w:instrText>INCLUDEPICTURE  \d "https://unigech-my.sharepoint.c</w:instrText>
-            </w:r>
-            <w:r>
-              <w:rPr>
-                <w:noProof/>
-              </w:rPr>
-              <w:instrText>om/personal/florent_moissenet_unige_ch/Documents/_AQMS/Matlab/KLAB_ShoulderAnalysis_Toolbox/1-Processing/Protocol01/Report/Skeleton_right_shoulder.png" \* MERGEFORMATINET</w:instrText>
+              <w:instrText>INCLUDEPICTURE  \d "https://unigech-my.sharepoint.com/personal/florent_moissenet_unige_ch/Documents/_CLINIQUE/Matlab/KLAB_ShoulderAnalysis_Toolbox/1-Processing/Protocol01/Report/Skeleton_right_shoulder.png" \* MERGEFORMATINET</w:instrText>
             </w:r>
             <w:r>
               <w:rPr>
@@ -21089,10 +21980,16 @@
                 <w:noProof/>
               </w:rPr>
               <w:pict w14:anchorId="7432DE55">
-                <v:shape id="_x0000_i1070" type="#_x0000_t75" style="width:84.1pt;height:99.05pt">
+                <v:shape id="_x0000_i1070" type="#_x0000_t75" style="width:84pt;height:99pt">
                   <v:imagedata r:id="rId54"/>
                 </v:shape>
               </w:pict>
+            </w:r>
+            <w:r>
+              <w:rPr>
+                <w:noProof/>
+              </w:rPr>
+              <w:fldChar w:fldCharType="end"/>
             </w:r>
             <w:r>
               <w:rPr>
@@ -21413,19 +22310,31 @@
               <w:rPr>
                 <w:noProof/>
               </w:rPr>
+              <w:instrText xml:space="preserve"> INCLUDEPICTURE  \d "https://unigech-my.sharepoint.com/personal/florent_moissenet_unige_ch/Documents/_AQMS/Matlab/KLAB_ShoulderAnalysis_Toolbox/1-Processing/Protocol01/Report/Skeleton_left_shoulder.png" \* MERGEFORMATINET </w:instrText>
+            </w:r>
+            <w:r>
+              <w:rPr>
+                <w:noProof/>
+              </w:rPr>
+              <w:fldChar w:fldCharType="separate"/>
+            </w:r>
+            <w:r>
+              <w:rPr>
+                <w:noProof/>
+              </w:rPr>
+              <w:fldChar w:fldCharType="begin"/>
+            </w:r>
+            <w:r>
+              <w:rPr>
+                <w:noProof/>
+              </w:rPr>
               <w:instrText xml:space="preserve"> </w:instrText>
             </w:r>
             <w:r>
               <w:rPr>
                 <w:noProof/>
               </w:rPr>
-              <w:instrText>INCLUDEPICTURE  \d "https://unigech-my.sharepoint.com/personal/florent_moissenet_unige_ch/Documents/_AQMS</w:instrText>
-            </w:r>
-            <w:r>
-              <w:rPr>
-                <w:noProof/>
-              </w:rPr>
-              <w:instrText>/Matlab/KLAB_ShoulderAnalysis_Toolbox/1-Processing/Protocol01/Report/Skeleton_left_shoulder.png" \* MERGEFORMATINET</w:instrText>
+              <w:instrText>INCLUDEPICTURE  \d "https://unigech-my.sharepoint.com/personal/florent_moissenet_unige_ch/Documents/_CLINIQUE/Matlab/KLAB_ShoulderAnalysis_Toolbox/1-Processing/Protocol01/Report/Skeleton_left_shoulder.png" \* MERGEFORMATINET</w:instrText>
             </w:r>
             <w:r>
               <w:rPr>
@@ -21444,10 +22353,16 @@
                 <w:noProof/>
               </w:rPr>
               <w:pict w14:anchorId="5E88542B">
-                <v:shape id="_x0000_i1071" type="#_x0000_t75" style="width:84.1pt;height:99.05pt">
+                <v:shape id="_x0000_i1071" type="#_x0000_t75" style="width:84pt;height:99pt">
                   <v:imagedata r:id="rId55"/>
                 </v:shape>
               </w:pict>
+            </w:r>
+            <w:r>
+              <w:rPr>
+                <w:noProof/>
+              </w:rPr>
+              <w:fldChar w:fldCharType="end"/>
             </w:r>
             <w:r>
               <w:rPr>
@@ -21970,6 +22885,30 @@
                 <w:sz w:val="20"/>
                 <w:szCs w:val="20"/>
               </w:rPr>
+              <w:instrText xml:space="preserve"> INCLUDEPICTURE  \d "https://unigech-my.sharepoint.com/personal/florent_moissenet_unige_ch/Documents/_AQMS/Matlab/KLAB_ShoulderAnalysis_Toolbox/1-Processing/Protocol01/Report/Analytic3_part1_painR.png" \* MERGEFORMATINET </w:instrText>
+            </w:r>
+            <w:r>
+              <w:rPr>
+                <w:noProof/>
+                <w:sz w:val="20"/>
+                <w:szCs w:val="20"/>
+              </w:rPr>
+              <w:fldChar w:fldCharType="separate"/>
+            </w:r>
+            <w:r>
+              <w:rPr>
+                <w:noProof/>
+                <w:sz w:val="20"/>
+                <w:szCs w:val="20"/>
+              </w:rPr>
+              <w:fldChar w:fldCharType="begin"/>
+            </w:r>
+            <w:r>
+              <w:rPr>
+                <w:noProof/>
+                <w:sz w:val="20"/>
+                <w:szCs w:val="20"/>
+              </w:rPr>
               <w:instrText xml:space="preserve"> </w:instrText>
             </w:r>
             <w:r>
@@ -21978,15 +22917,7 @@
                 <w:sz w:val="20"/>
                 <w:szCs w:val="20"/>
               </w:rPr>
-              <w:instrText>INCLUDEPICTURE  \d "https://unigech-my.sharepoint.com/personal/florent_mois</w:instrText>
-            </w:r>
-            <w:r>
-              <w:rPr>
-                <w:noProof/>
-                <w:sz w:val="20"/>
-                <w:szCs w:val="20"/>
-              </w:rPr>
-              <w:instrText>senet_unige_ch/Documents/_AQMS/Matlab/KLAB_ShoulderAnalysis_Toolbox/1-Processing/Protocol01/Report/Analytic3_part1_painR.png" \* MERGEFORMATINET</w:instrText>
+              <w:instrText>INCLUDEPICTURE  \d "https://unigech-my.sharepoint.com/personal/florent_moissenet_unige_ch/Documents/_CLINIQUE/Matlab/KLAB_ShoulderAnalysis_Toolbox/1-Processing/Protocol01/Report/Analytic3_part1_painR.png" \* MERGEFORMATINET</w:instrText>
             </w:r>
             <w:r>
               <w:rPr>
@@ -22011,10 +22942,18 @@
                 <w:szCs w:val="20"/>
               </w:rPr>
               <w:pict w14:anchorId="254EADFF">
-                <v:shape id="_x0000_i1072" type="#_x0000_t75" style="width:183.15pt;height:17.85pt">
+                <v:shape id="_x0000_i1072" type="#_x0000_t75" style="width:183pt;height:18pt">
                   <v:imagedata r:id="rId56"/>
                 </v:shape>
               </w:pict>
+            </w:r>
+            <w:r>
+              <w:rPr>
+                <w:noProof/>
+                <w:sz w:val="20"/>
+                <w:szCs w:val="20"/>
+              </w:rPr>
+              <w:fldChar w:fldCharType="end"/>
             </w:r>
             <w:r>
               <w:rPr>
@@ -22487,6 +23426,30 @@
                 <w:sz w:val="20"/>
                 <w:szCs w:val="20"/>
               </w:rPr>
+              <w:instrText xml:space="preserve"> INCLUDEPICTURE  \d "https://unigech-my.sharepoint.com/personal/florent_moissenet_unige_ch/Documents/_AQMS/Matlab/KLAB_ShoulderAnalysis_Toolbox/1-Processing/Protocol01/Report/Analytic3_part1_painL.png" \* MERGEFORMATINET </w:instrText>
+            </w:r>
+            <w:r>
+              <w:rPr>
+                <w:noProof/>
+                <w:sz w:val="20"/>
+                <w:szCs w:val="20"/>
+              </w:rPr>
+              <w:fldChar w:fldCharType="separate"/>
+            </w:r>
+            <w:r>
+              <w:rPr>
+                <w:noProof/>
+                <w:sz w:val="20"/>
+                <w:szCs w:val="20"/>
+              </w:rPr>
+              <w:fldChar w:fldCharType="begin"/>
+            </w:r>
+            <w:r>
+              <w:rPr>
+                <w:noProof/>
+                <w:sz w:val="20"/>
+                <w:szCs w:val="20"/>
+              </w:rPr>
               <w:instrText xml:space="preserve"> </w:instrText>
             </w:r>
             <w:r>
@@ -22495,15 +23458,7 @@
                 <w:sz w:val="20"/>
                 <w:szCs w:val="20"/>
               </w:rPr>
-              <w:instrText>INCLUDEPICTURE  \d "https://unigech-my.sharepoint.com/personal/florent_mois</w:instrText>
-            </w:r>
-            <w:r>
-              <w:rPr>
-                <w:noProof/>
-                <w:sz w:val="20"/>
-                <w:szCs w:val="20"/>
-              </w:rPr>
-              <w:instrText>senet_unige_ch/Documents/_AQMS/Matlab/KLAB_ShoulderAnalysis_Toolbox/1-Processing/Protocol01/Report/Analytic3_part1_painL.png" \* MERGEFORMATINET</w:instrText>
+              <w:instrText>INCLUDEPICTURE  \d "https://unigech-my.sharepoint.com/personal/florent_moissenet_unige_ch/Documents/_CLINIQUE/Matlab/KLAB_ShoulderAnalysis_Toolbox/1-Processing/Protocol01/Report/Analytic3_part1_painL.png" \* MERGEFORMATINET</w:instrText>
             </w:r>
             <w:r>
               <w:rPr>
@@ -22528,10 +23483,18 @@
                 <w:szCs w:val="20"/>
               </w:rPr>
               <w:pict w14:anchorId="37CE9D39">
-                <v:shape id="_x0000_i1073" type="#_x0000_t75" style="width:183.15pt;height:17.85pt">
+                <v:shape id="_x0000_i1073" type="#_x0000_t75" style="width:183pt;height:18pt">
                   <v:imagedata r:id="rId57"/>
                 </v:shape>
               </w:pict>
+            </w:r>
+            <w:r>
+              <w:rPr>
+                <w:noProof/>
+                <w:sz w:val="20"/>
+                <w:szCs w:val="20"/>
+              </w:rPr>
+              <w:fldChar w:fldCharType="end"/>
             </w:r>
             <w:r>
               <w:rPr>
@@ -22695,13 +23658,13 @@
         <w:tblLook w:val="04A0" w:firstRow="1" w:lastRow="0" w:firstColumn="1" w:lastColumn="0" w:noHBand="0" w:noVBand="1"/>
       </w:tblPr>
       <w:tblGrid>
-        <w:gridCol w:w="2094"/>
-        <w:gridCol w:w="1865"/>
-        <w:gridCol w:w="26"/>
-        <w:gridCol w:w="1038"/>
-        <w:gridCol w:w="70"/>
-        <w:gridCol w:w="1877"/>
-        <w:gridCol w:w="2100"/>
+        <w:gridCol w:w="2098"/>
+        <w:gridCol w:w="1867"/>
+        <w:gridCol w:w="216"/>
+        <w:gridCol w:w="849"/>
+        <w:gridCol w:w="216"/>
+        <w:gridCol w:w="1721"/>
+        <w:gridCol w:w="2103"/>
       </w:tblGrid>
       <w:tr>
         <w:tc>
@@ -22825,13 +23788,19 @@
               <w:fldChar w:fldCharType="begin"/>
             </w:r>
             <w:r>
+              <w:instrText xml:space="preserve"> INCLUDEPICTURE  \d "https://unigech-my.sharepoint.com/personal/florent_moissenet_unige_ch/Documents/_AQMS/Matlab/KLAB_ShoulderAnalysis_Toolbox/1-Processing/Protocol01/Report/Analytic4_part1_range.png" \* MERGEFORMATINET </w:instrText>
+            </w:r>
+            <w:r>
+              <w:fldChar w:fldCharType="separate"/>
+            </w:r>
+            <w:r>
+              <w:fldChar w:fldCharType="begin"/>
+            </w:r>
+            <w:r>
               <w:instrText xml:space="preserve"> </w:instrText>
             </w:r>
             <w:r>
-              <w:instrText>INCLUDEPICTURE  \d "https://unigech-my.sharepoint.com/personal/florent_mois</w:instrText>
-            </w:r>
-            <w:r>
-              <w:instrText>senet_unige_ch/Documents/_AQMS/Matlab/KLAB_ShoulderAnalysis_Toolbox/1-Processing/Protocol01/Report/Analytic4_part1_range.png" \* MERGEFORMATINET</w:instrText>
+              <w:instrText>INCLUDEPICTURE  \d "https://unigech-my.sharepoint.com/personal/florent_moissenet_unige_ch/Documents/_CLINIQUE/Matlab/KLAB_ShoulderAnalysis_Toolbox/1-Processing/Protocol01/Report/Analytic4_part1_range.png" \* MERGEFORMATINET</w:instrText>
             </w:r>
             <w:r>
               <w:instrText xml:space="preserve"> </w:instrText>
@@ -22841,10 +23810,13 @@
             </w:r>
             <w:r>
               <w:pict w14:anchorId="00028C7C">
-                <v:shape id="_x0000_i1074" type="#_x0000_t75" style="width:447pt;height:377.85pt">
+                <v:shape id="_x0000_i1074" type="#_x0000_t75" style="width:446.7pt;height:378pt">
                   <v:imagedata r:id="rId58"/>
                 </v:shape>
               </w:pict>
+            </w:r>
+            <w:r>
+              <w:fldChar w:fldCharType="end"/>
             </w:r>
             <w:r>
               <w:fldChar w:fldCharType="end"/>
@@ -23131,19 +24103,31 @@
               <w:rPr>
                 <w:noProof/>
               </w:rPr>
+              <w:instrText xml:space="preserve"> INCLUDEPICTURE  \d "https://unigech-my.sharepoint.com/personal/florent_moissenet_unige_ch/Documents/_AQMS/Matlab/KLAB_ShoulderAnalysis_Toolbox/1-Processing/Protocol01/Report/Skeleton_right_shoulder.png" \* MERGEFORMATINET </w:instrText>
+            </w:r>
+            <w:r>
+              <w:rPr>
+                <w:noProof/>
+              </w:rPr>
+              <w:fldChar w:fldCharType="separate"/>
+            </w:r>
+            <w:r>
+              <w:rPr>
+                <w:noProof/>
+              </w:rPr>
+              <w:fldChar w:fldCharType="begin"/>
+            </w:r>
+            <w:r>
+              <w:rPr>
+                <w:noProof/>
+              </w:rPr>
               <w:instrText xml:space="preserve"> </w:instrText>
             </w:r>
             <w:r>
               <w:rPr>
                 <w:noProof/>
               </w:rPr>
-              <w:instrText>INCLUDEPICTURE  \d "https://unigech-my.sharepoint.com/personal/florent_moissenet_unige_ch/Documents/_AQMS/Matlab/KLAB</w:instrText>
-            </w:r>
-            <w:r>
-              <w:rPr>
-                <w:noProof/>
-              </w:rPr>
-              <w:instrText>_ShoulderAnalysis_Toolbox/1-Processing/Protocol01/Report/Skeleton_right_shoulder.png" \* MERGEFORMATINET</w:instrText>
+              <w:instrText>INCLUDEPICTURE  \d "https://unigech-my.sharepoint.com/personal/florent_moissenet_unige_ch/Documents/_CLINIQUE/Matlab/KLAB_ShoulderAnalysis_Toolbox/1-Processing/Protocol01/Report/Skeleton_right_shoulder.png" \* MERGEFORMATINET</w:instrText>
             </w:r>
             <w:r>
               <w:rPr>
@@ -23162,10 +24146,16 @@
                 <w:noProof/>
               </w:rPr>
               <w:pict w14:anchorId="17883B47">
-                <v:shape id="_x0000_i1075" type="#_x0000_t75" style="width:84.1pt;height:99.05pt">
+                <v:shape id="_x0000_i1075" type="#_x0000_t75" style="width:84pt;height:99pt">
                   <v:imagedata r:id="rId59"/>
                 </v:shape>
               </w:pict>
+            </w:r>
+            <w:r>
+              <w:rPr>
+                <w:noProof/>
+              </w:rPr>
+              <w:fldChar w:fldCharType="end"/>
             </w:r>
             <w:r>
               <w:rPr>
@@ -23486,19 +24476,31 @@
               <w:rPr>
                 <w:noProof/>
               </w:rPr>
+              <w:instrText xml:space="preserve"> INCLUDEPICTURE  \d "https://unigech-my.sharepoint.com/personal/florent_moissenet_unige_ch/Documents/_AQMS/Matlab/KLAB_ShoulderAnalysis_Toolbox/1-Processing/Protocol01/Report/Skeleton_left_shoulder.png" \* MERGEFORMATINET </w:instrText>
+            </w:r>
+            <w:r>
+              <w:rPr>
+                <w:noProof/>
+              </w:rPr>
+              <w:fldChar w:fldCharType="separate"/>
+            </w:r>
+            <w:r>
+              <w:rPr>
+                <w:noProof/>
+              </w:rPr>
+              <w:fldChar w:fldCharType="begin"/>
+            </w:r>
+            <w:r>
+              <w:rPr>
+                <w:noProof/>
+              </w:rPr>
               <w:instrText xml:space="preserve"> </w:instrText>
             </w:r>
             <w:r>
               <w:rPr>
                 <w:noProof/>
               </w:rPr>
-              <w:instrText>INCLUDEPICTURE  \d "https://unigech-my.sharepoint.com/personal/florent_moissenet_unige_ch/Documents/_AQMS/Matlab/KLAB_ShoulderAnalysis_Toolbox/1-Processing/Protocol01/Repo</w:instrText>
-            </w:r>
-            <w:r>
-              <w:rPr>
-                <w:noProof/>
-              </w:rPr>
-              <w:instrText>rt/Skeleton_left_shoulder.png" \* MERGEFORMATINET</w:instrText>
+              <w:instrText>INCLUDEPICTURE  \d "https://unigech-my.sharepoint.com/personal/florent_moissenet_unige_ch/Documents/_CLINIQUE/Matlab/KLAB_ShoulderAnalysis_Toolbox/1-Processing/Protocol01/Report/Skeleton_left_shoulder.png" \* MERGEFORMATINET</w:instrText>
             </w:r>
             <w:r>
               <w:rPr>
@@ -23517,10 +24519,16 @@
                 <w:noProof/>
               </w:rPr>
               <w:pict w14:anchorId="6056CECF">
-                <v:shape id="_x0000_i1076" type="#_x0000_t75" style="width:84.65pt;height:99.05pt">
+                <v:shape id="_x0000_i1076" type="#_x0000_t75" style="width:84pt;height:99pt">
                   <v:imagedata r:id="rId60"/>
                 </v:shape>
               </w:pict>
+            </w:r>
+            <w:r>
+              <w:rPr>
+                <w:noProof/>
+              </w:rPr>
+              <w:fldChar w:fldCharType="end"/>
             </w:r>
             <w:r>
               <w:rPr>
@@ -24043,6 +25051,30 @@
                 <w:sz w:val="20"/>
                 <w:szCs w:val="20"/>
               </w:rPr>
+              <w:instrText xml:space="preserve"> INCLUDEPICTURE  \d "https://unigech-my.sharepoint.com/personal/florent_moissenet_unige_ch/Documents/_AQMS/Matlab/KLAB_ShoulderAnalysis_Toolbox/1-Processing/Protocol01/Report/Analytic4_part1_painR.png" \* MERGEFORMATINET </w:instrText>
+            </w:r>
+            <w:r>
+              <w:rPr>
+                <w:noProof/>
+                <w:sz w:val="20"/>
+                <w:szCs w:val="20"/>
+              </w:rPr>
+              <w:fldChar w:fldCharType="separate"/>
+            </w:r>
+            <w:r>
+              <w:rPr>
+                <w:noProof/>
+                <w:sz w:val="20"/>
+                <w:szCs w:val="20"/>
+              </w:rPr>
+              <w:fldChar w:fldCharType="begin"/>
+            </w:r>
+            <w:r>
+              <w:rPr>
+                <w:noProof/>
+                <w:sz w:val="20"/>
+                <w:szCs w:val="20"/>
+              </w:rPr>
               <w:instrText xml:space="preserve"> </w:instrText>
             </w:r>
             <w:r>
@@ -24051,15 +25083,7 @@
                 <w:sz w:val="20"/>
                 <w:szCs w:val="20"/>
               </w:rPr>
-              <w:instrText>INCLUDEPICTURE  \d "https://unigech-my.sharepoint.com/personal/florent_mois</w:instrText>
-            </w:r>
-            <w:r>
-              <w:rPr>
-                <w:noProof/>
-                <w:sz w:val="20"/>
-                <w:szCs w:val="20"/>
-              </w:rPr>
-              <w:instrText>senet_unige_ch/Documents/_AQMS/Matlab/KLAB_ShoulderAnalysis_Toolbox/1-Processing/Protocol01/Report/Analytic4_part1_painR.png" \* MERGEFORMATINET</w:instrText>
+              <w:instrText>INCLUDEPICTURE  \d "https://unigech-my.sharepoint.com/personal/florent_moissenet_unige_ch/Documents/_CLINIQUE/Matlab/KLAB_ShoulderAnalysis_Toolbox/1-Processing/Protocol01/Report/Analytic4_part1_painR.png" \* MERGEFORMATINET</w:instrText>
             </w:r>
             <w:r>
               <w:rPr>
@@ -24084,10 +25108,18 @@
                 <w:szCs w:val="20"/>
               </w:rPr>
               <w:pict w14:anchorId="4EF8A5BA">
-                <v:shape id="_x0000_i1077" type="#_x0000_t75" style="width:184.3pt;height:17.3pt">
+                <v:shape id="_x0000_i1077" type="#_x0000_t75" style="width:183pt;height:18pt">
                   <v:imagedata r:id="rId61"/>
                 </v:shape>
               </w:pict>
+            </w:r>
+            <w:r>
+              <w:rPr>
+                <w:noProof/>
+                <w:sz w:val="20"/>
+                <w:szCs w:val="20"/>
+              </w:rPr>
+              <w:fldChar w:fldCharType="end"/>
             </w:r>
             <w:r>
               <w:rPr>
@@ -24560,6 +25592,30 @@
                 <w:sz w:val="20"/>
                 <w:szCs w:val="20"/>
               </w:rPr>
+              <w:instrText xml:space="preserve"> INCLUDEPICTURE  \d "https://unigech-my.sharepoint.com/personal/florent_moissenet_unige_ch/Documents/_AQMS/Matlab/KLAB_ShoulderAnalysis_Toolbox/1-Processing/Protocol01/Report/Analytic4_part1_painL.png" \* MERGEFORMATINET </w:instrText>
+            </w:r>
+            <w:r>
+              <w:rPr>
+                <w:noProof/>
+                <w:sz w:val="20"/>
+                <w:szCs w:val="20"/>
+              </w:rPr>
+              <w:fldChar w:fldCharType="separate"/>
+            </w:r>
+            <w:r>
+              <w:rPr>
+                <w:noProof/>
+                <w:sz w:val="20"/>
+                <w:szCs w:val="20"/>
+              </w:rPr>
+              <w:fldChar w:fldCharType="begin"/>
+            </w:r>
+            <w:r>
+              <w:rPr>
+                <w:noProof/>
+                <w:sz w:val="20"/>
+                <w:szCs w:val="20"/>
+              </w:rPr>
               <w:instrText xml:space="preserve"> </w:instrText>
             </w:r>
             <w:r>
@@ -24568,15 +25624,7 @@
                 <w:sz w:val="20"/>
                 <w:szCs w:val="20"/>
               </w:rPr>
-              <w:instrText>INCLUDEPICTURE  \d "https://unigech-my.sharepoint.com/personal/florent_mois</w:instrText>
-            </w:r>
-            <w:r>
-              <w:rPr>
-                <w:noProof/>
-                <w:sz w:val="20"/>
-                <w:szCs w:val="20"/>
-              </w:rPr>
-              <w:instrText>senet_unige_ch/Documents/_AQMS/Matlab/KLAB_ShoulderAnalysis_Toolbox/1-Processing/Protocol01/Report/Analytic4_part1_painL.png" \* MERGEFORMATINET</w:instrText>
+              <w:instrText>INCLUDEPICTURE  \d "https://unigech-my.sharepoint.com/personal/florent_moissenet_unige_ch/Documents/_CLINIQUE/Matlab/KLAB_ShoulderAnalysis_Toolbox/1-Processing/Protocol01/Report/Analytic4_part1_painL.png" \* MERGEFORMATINET</w:instrText>
             </w:r>
             <w:r>
               <w:rPr>
@@ -24601,10 +25649,18 @@
                 <w:szCs w:val="20"/>
               </w:rPr>
               <w:pict w14:anchorId="309DEA8F">
-                <v:shape id="_x0000_i1078" type="#_x0000_t75" style="width:184.3pt;height:17.3pt">
+                <v:shape id="_x0000_i1078" type="#_x0000_t75" style="width:183pt;height:18pt">
                   <v:imagedata r:id="rId62"/>
                 </v:shape>
               </w:pict>
+            </w:r>
+            <w:r>
+              <w:rPr>
+                <w:noProof/>
+                <w:sz w:val="20"/>
+                <w:szCs w:val="20"/>
+              </w:rPr>
+              <w:fldChar w:fldCharType="end"/>
             </w:r>
             <w:r>
               <w:rPr>
@@ -24770,6 +25826,7 @@
           <w:sz w:val="28"/>
           <w:lang w:val="fr-FR"/>
         </w:rPr>
+        <w:lastRenderedPageBreak/>
         <w:t>Notice</w:t>
       </w:r>
       <w:r>
@@ -26092,6 +27149,7 @@
           <w:sz w:val="28"/>
           <w:lang w:val="fr-FR"/>
         </w:rPr>
+        <w:lastRenderedPageBreak/>
         <w:t>Conclusion</w:t>
       </w:r>
       <w:bookmarkEnd w:id="3"/>
@@ -30416,8 +31474,8 @@
                     <w:spacing w:before="100"/>
                     <w:rPr>
                       <w:rFonts w:cstheme="minorHAnsi"/>
-                      <w:sz w:val="16"/>
-                      <w:szCs w:val="16"/>
+                      <w:sz w:val="20"/>
+                      <w:szCs w:val="20"/>
                       <w:lang w:val="fr-FR"/>
                     </w:rPr>
                   </w:pPr>
@@ -30441,8 +31499,8 @@
                     <w:spacing w:before="100"/>
                     <w:rPr>
                       <w:rFonts w:cstheme="minorHAnsi"/>
-                      <w:sz w:val="16"/>
-                      <w:szCs w:val="16"/>
+                      <w:sz w:val="20"/>
+                      <w:szCs w:val="20"/>
                       <w:lang w:val="fr-FR"/>
                     </w:rPr>
                   </w:pPr>
@@ -30466,19 +31524,19 @@
                     <w:spacing w:before="100"/>
                     <w:rPr>
                       <w:rFonts w:cstheme="minorHAnsi"/>
-                      <w:sz w:val="16"/>
-                      <w:szCs w:val="16"/>
+                      <w:sz w:val="20"/>
+                      <w:szCs w:val="20"/>
                       <w:lang w:val="fr-FR"/>
                     </w:rPr>
                   </w:pPr>
                   <w:r>
                     <w:rPr>
                       <w:rFonts w:cstheme="minorHAnsi"/>
-                      <w:sz w:val="16"/>
-                      <w:szCs w:val="16"/>
+                      <w:sz w:val="20"/>
+                      <w:szCs w:val="20"/>
                       <w:lang w:val="fr-FR"/>
                     </w:rPr>
-                    <w:t>X</w:t>
+                    <w:t>x</w:t>
                   </w:r>
                 </w:p>
                 <w:p>
@@ -30491,19 +31549,19 @@
                     <w:spacing w:before="100"/>
                     <w:rPr>
                       <w:rFonts w:cstheme="minorHAnsi"/>
-                      <w:sz w:val="16"/>
-                      <w:szCs w:val="16"/>
+                      <w:sz w:val="20"/>
+                      <w:szCs w:val="20"/>
                       <w:lang w:val="fr-FR"/>
                     </w:rPr>
                   </w:pPr>
                   <w:r>
                     <w:rPr>
                       <w:rFonts w:cstheme="minorHAnsi"/>
-                      <w:sz w:val="16"/>
-                      <w:szCs w:val="16"/>
+                      <w:sz w:val="20"/>
+                      <w:szCs w:val="20"/>
                       <w:lang w:val="fr-FR"/>
                     </w:rPr>
-                    <w:t>X</w:t>
+                    <w:t>x</w:t>
                   </w:r>
                 </w:p>
                 <w:p>
@@ -30848,7 +31906,7 @@
                 <w:noProof/>
               </w:rPr>
               <w:drawing>
-                <wp:inline distT="0" distB="0" distL="0" distR="0" wp14:anchorId="3F26A821" wp14:editId="47AC263B">
+                <wp:inline distT="0" distB="0" distL="0" distR="0" wp14:anchorId="3F26A821" wp14:editId="00FC8542">
                   <wp:extent cx="1182186" cy="612000"/>
                   <wp:effectExtent l="0" t="0" r="0" b="0"/>
                   <wp:docPr id="2" name="Image 2"/>
@@ -31057,7 +32115,7 @@
 </file>
 
 <file path=word/endnotes.xml><?xml version="1.0" encoding="utf-8"?>
-<w:endnotes xmlns:wpc="http://schemas.microsoft.com/office/word/2010/wordprocessingCanvas" xmlns:cx="http://schemas.microsoft.com/office/drawing/2014/chartex" xmlns:cx1="http://schemas.microsoft.com/office/drawing/2015/9/8/chartex" xmlns:cx2="http://schemas.microsoft.com/office/drawing/2015/10/21/chartex" xmlns:cx3="http://schemas.microsoft.com/office/drawing/2016/5/9/chartex" xmlns:cx4="http://schemas.microsoft.com/office/drawing/2016/5/10/chartex" xmlns:cx5="http://schemas.microsoft.com/office/drawing/2016/5/11/chartex" xmlns:cx6="http://schemas.microsoft.com/office/drawing/2016/5/12/chartex" xmlns:cx7="http://schemas.microsoft.com/office/drawing/2016/5/13/chartex" xmlns:cx8="http://schemas.microsoft.com/office/drawing/2016/5/14/chartex" xmlns:mc="http://schemas.openxmlformats.org/markup-compatibility/2006" xmlns:aink="http://schemas.microsoft.com/office/drawing/2016/ink" xmlns:am3d="http://schemas.microsoft.com/office/drawing/2017/model3d" xmlns:o="urn:schemas-microsoft-com:office:office" xmlns:oel="http://schemas.microsoft.com/office/2019/extlst" xmlns:r="http://schemas.openxmlformats.org/officeDocument/2006/relationships" xmlns:m="http://schemas.openxmlformats.org/officeDocument/2006/math" xmlns:v="urn:schemas-microsoft-com:vml" xmlns:wp14="http://schemas.microsoft.com/office/word/2010/wordprocessingDrawing" xmlns:wp="http://schemas.openxmlformats.org/drawingml/2006/wordprocessingDrawing" xmlns:w10="urn:schemas-microsoft-com:office:word" xmlns:w="http://schemas.openxmlformats.org/wordprocessingml/2006/main" xmlns:w14="http://schemas.microsoft.com/office/word/2010/wordml" xmlns:w15="http://schemas.microsoft.com/office/word/2012/wordml" xmlns:w16cex="http://schemas.microsoft.com/office/word/2018/wordml/cex" xmlns:w16cid="http://schemas.microsoft.com/office/word/2016/wordml/cid" xmlns:w16="http://schemas.microsoft.com/office/word/2018/wordml" xmlns:w16du="http://schemas.microsoft.com/office/word/2023/wordml/word16du" xmlns:w16sdtdh="http://schemas.microsoft.com/office/word/2020/wordml/sdtdatahash" xmlns:w16se="http://schemas.microsoft.com/office/word/2015/wordml/symex" xmlns:wpg="http://schemas.microsoft.com/office/word/2010/wordprocessingGroup" xmlns:wpi="http://schemas.microsoft.com/office/word/2010/wordprocessingInk" xmlns:wne="http://schemas.microsoft.com/office/word/2006/wordml" xmlns:wps="http://schemas.microsoft.com/office/word/2010/wordprocessingShape" mc:Ignorable="w14 w15 w16se w16cid w16 w16cex w16sdtdh wp14">
+<w:endnotes xmlns:wpc="http://schemas.microsoft.com/office/word/2010/wordprocessingCanvas" xmlns:cx="http://schemas.microsoft.com/office/drawing/2014/chartex" xmlns:cx1="http://schemas.microsoft.com/office/drawing/2015/9/8/chartex" xmlns:cx2="http://schemas.microsoft.com/office/drawing/2015/10/21/chartex" xmlns:cx3="http://schemas.microsoft.com/office/drawing/2016/5/9/chartex" xmlns:cx4="http://schemas.microsoft.com/office/drawing/2016/5/10/chartex" xmlns:cx5="http://schemas.microsoft.com/office/drawing/2016/5/11/chartex" xmlns:cx6="http://schemas.microsoft.com/office/drawing/2016/5/12/chartex" xmlns:cx7="http://schemas.microsoft.com/office/drawing/2016/5/13/chartex" xmlns:cx8="http://schemas.microsoft.com/office/drawing/2016/5/14/chartex" xmlns:mc="http://schemas.openxmlformats.org/markup-compatibility/2006" xmlns:aink="http://schemas.microsoft.com/office/drawing/2016/ink" xmlns:am3d="http://schemas.microsoft.com/office/drawing/2017/model3d" xmlns:o="urn:schemas-microsoft-com:office:office" xmlns:oel="http://schemas.microsoft.com/office/2019/extlst" xmlns:r="http://schemas.openxmlformats.org/officeDocument/2006/relationships" xmlns:m="http://schemas.openxmlformats.org/officeDocument/2006/math" xmlns:v="urn:schemas-microsoft-com:vml" xmlns:wp14="http://schemas.microsoft.com/office/word/2010/wordprocessingDrawing" xmlns:wp="http://schemas.openxmlformats.org/drawingml/2006/wordprocessingDrawing" xmlns:w10="urn:schemas-microsoft-com:office:word" xmlns:w="http://schemas.openxmlformats.org/wordprocessingml/2006/main" xmlns:w14="http://schemas.microsoft.com/office/word/2010/wordml" xmlns:w15="http://schemas.microsoft.com/office/word/2012/wordml" xmlns:w16cex="http://schemas.microsoft.com/office/word/2018/wordml/cex" xmlns:w16cid="http://schemas.microsoft.com/office/word/2016/wordml/cid" xmlns:w16="http://schemas.microsoft.com/office/word/2018/wordml" xmlns:w16sdtdh="http://schemas.microsoft.com/office/word/2020/wordml/sdtdatahash" xmlns:w16se="http://schemas.microsoft.com/office/word/2015/wordml/symex" xmlns:wpg="http://schemas.microsoft.com/office/word/2010/wordprocessingGroup" xmlns:wpi="http://schemas.microsoft.com/office/word/2010/wordprocessingInk" xmlns:wne="http://schemas.microsoft.com/office/word/2006/wordml" xmlns:wps="http://schemas.microsoft.com/office/word/2010/wordprocessingShape" mc:Ignorable="w14 w15 w16se w16cid w16 w16cex w16sdtdh wp14">
   <w:endnote w:type="separator" w:id="-1">
     <w:p>
       <w:pPr>
@@ -31082,7 +32140,7 @@
 </file>
 
 <file path=word/footer1.xml><?xml version="1.0" encoding="utf-8"?>
-<w:ftr xmlns:wpc="http://schemas.microsoft.com/office/word/2010/wordprocessingCanvas" xmlns:cx="http://schemas.microsoft.com/office/drawing/2014/chartex" xmlns:cx1="http://schemas.microsoft.com/office/drawing/2015/9/8/chartex" xmlns:cx2="http://schemas.microsoft.com/office/drawing/2015/10/21/chartex" xmlns:cx3="http://schemas.microsoft.com/office/drawing/2016/5/9/chartex" xmlns:cx4="http://schemas.microsoft.com/office/drawing/2016/5/10/chartex" xmlns:cx5="http://schemas.microsoft.com/office/drawing/2016/5/11/chartex" xmlns:cx6="http://schemas.microsoft.com/office/drawing/2016/5/12/chartex" xmlns:cx7="http://schemas.microsoft.com/office/drawing/2016/5/13/chartex" xmlns:cx8="http://schemas.microsoft.com/office/drawing/2016/5/14/chartex" xmlns:mc="http://schemas.openxmlformats.org/markup-compatibility/2006" xmlns:aink="http://schemas.microsoft.com/office/drawing/2016/ink" xmlns:am3d="http://schemas.microsoft.com/office/drawing/2017/model3d" xmlns:o="urn:schemas-microsoft-com:office:office" xmlns:oel="http://schemas.microsoft.com/office/2019/extlst" xmlns:r="http://schemas.openxmlformats.org/officeDocument/2006/relationships" xmlns:m="http://schemas.openxmlformats.org/officeDocument/2006/math" xmlns:v="urn:schemas-microsoft-com:vml" xmlns:wp14="http://schemas.microsoft.com/office/word/2010/wordprocessingDrawing" xmlns:wp="http://schemas.openxmlformats.org/drawingml/2006/wordprocessingDrawing" xmlns:w10="urn:schemas-microsoft-com:office:word" xmlns:w="http://schemas.openxmlformats.org/wordprocessingml/2006/main" xmlns:w14="http://schemas.microsoft.com/office/word/2010/wordml" xmlns:w15="http://schemas.microsoft.com/office/word/2012/wordml" xmlns:w16cex="http://schemas.microsoft.com/office/word/2018/wordml/cex" xmlns:w16cid="http://schemas.microsoft.com/office/word/2016/wordml/cid" xmlns:w16="http://schemas.microsoft.com/office/word/2018/wordml" xmlns:w16du="http://schemas.microsoft.com/office/word/2023/wordml/word16du" xmlns:w16sdtdh="http://schemas.microsoft.com/office/word/2020/wordml/sdtdatahash" xmlns:w16se="http://schemas.microsoft.com/office/word/2015/wordml/symex" xmlns:wpg="http://schemas.microsoft.com/office/word/2010/wordprocessingGroup" xmlns:wpi="http://schemas.microsoft.com/office/word/2010/wordprocessingInk" xmlns:wne="http://schemas.microsoft.com/office/word/2006/wordml" xmlns:wps="http://schemas.microsoft.com/office/word/2010/wordprocessingShape" mc:Ignorable="w14 w15 w16se w16cid w16 w16cex w16sdtdh wp14">
+<w:ftr xmlns:wpc="http://schemas.microsoft.com/office/word/2010/wordprocessingCanvas" xmlns:cx="http://schemas.microsoft.com/office/drawing/2014/chartex" xmlns:cx1="http://schemas.microsoft.com/office/drawing/2015/9/8/chartex" xmlns:cx2="http://schemas.microsoft.com/office/drawing/2015/10/21/chartex" xmlns:cx3="http://schemas.microsoft.com/office/drawing/2016/5/9/chartex" xmlns:cx4="http://schemas.microsoft.com/office/drawing/2016/5/10/chartex" xmlns:cx5="http://schemas.microsoft.com/office/drawing/2016/5/11/chartex" xmlns:cx6="http://schemas.microsoft.com/office/drawing/2016/5/12/chartex" xmlns:cx7="http://schemas.microsoft.com/office/drawing/2016/5/13/chartex" xmlns:cx8="http://schemas.microsoft.com/office/drawing/2016/5/14/chartex" xmlns:mc="http://schemas.openxmlformats.org/markup-compatibility/2006" xmlns:aink="http://schemas.microsoft.com/office/drawing/2016/ink" xmlns:am3d="http://schemas.microsoft.com/office/drawing/2017/model3d" xmlns:o="urn:schemas-microsoft-com:office:office" xmlns:oel="http://schemas.microsoft.com/office/2019/extlst" xmlns:r="http://schemas.openxmlformats.org/officeDocument/2006/relationships" xmlns:m="http://schemas.openxmlformats.org/officeDocument/2006/math" xmlns:v="urn:schemas-microsoft-com:vml" xmlns:wp14="http://schemas.microsoft.com/office/word/2010/wordprocessingDrawing" xmlns:wp="http://schemas.openxmlformats.org/drawingml/2006/wordprocessingDrawing" xmlns:w10="urn:schemas-microsoft-com:office:word" xmlns:w="http://schemas.openxmlformats.org/wordprocessingml/2006/main" xmlns:w14="http://schemas.microsoft.com/office/word/2010/wordml" xmlns:w15="http://schemas.microsoft.com/office/word/2012/wordml" xmlns:w16cex="http://schemas.microsoft.com/office/word/2018/wordml/cex" xmlns:w16cid="http://schemas.microsoft.com/office/word/2016/wordml/cid" xmlns:w16="http://schemas.microsoft.com/office/word/2018/wordml" xmlns:w16sdtdh="http://schemas.microsoft.com/office/word/2020/wordml/sdtdatahash" xmlns:w16se="http://schemas.microsoft.com/office/word/2015/wordml/symex" xmlns:wpg="http://schemas.microsoft.com/office/word/2010/wordprocessingGroup" xmlns:wpi="http://schemas.microsoft.com/office/word/2010/wordprocessingInk" xmlns:wne="http://schemas.microsoft.com/office/word/2006/wordml" xmlns:wps="http://schemas.microsoft.com/office/word/2010/wordprocessingShape" mc:Ignorable="w14 w15 w16se w16cid w16 w16cex w16sdtdh wp14">
   <w:p>
     <w:pPr>
       <w:pStyle w:val="Pieddepage"/>
@@ -31183,7 +32241,7 @@
 </file>
 
 <file path=word/footnotes.xml><?xml version="1.0" encoding="utf-8"?>
-<w:footnotes xmlns:wpc="http://schemas.microsoft.com/office/word/2010/wordprocessingCanvas" xmlns:cx="http://schemas.microsoft.com/office/drawing/2014/chartex" xmlns:cx1="http://schemas.microsoft.com/office/drawing/2015/9/8/chartex" xmlns:cx2="http://schemas.microsoft.com/office/drawing/2015/10/21/chartex" xmlns:cx3="http://schemas.microsoft.com/office/drawing/2016/5/9/chartex" xmlns:cx4="http://schemas.microsoft.com/office/drawing/2016/5/10/chartex" xmlns:cx5="http://schemas.microsoft.com/office/drawing/2016/5/11/chartex" xmlns:cx6="http://schemas.microsoft.com/office/drawing/2016/5/12/chartex" xmlns:cx7="http://schemas.microsoft.com/office/drawing/2016/5/13/chartex" xmlns:cx8="http://schemas.microsoft.com/office/drawing/2016/5/14/chartex" xmlns:mc="http://schemas.openxmlformats.org/markup-compatibility/2006" xmlns:aink="http://schemas.microsoft.com/office/drawing/2016/ink" xmlns:am3d="http://schemas.microsoft.com/office/drawing/2017/model3d" xmlns:o="urn:schemas-microsoft-com:office:office" xmlns:oel="http://schemas.microsoft.com/office/2019/extlst" xmlns:r="http://schemas.openxmlformats.org/officeDocument/2006/relationships" xmlns:m="http://schemas.openxmlformats.org/officeDocument/2006/math" xmlns:v="urn:schemas-microsoft-com:vml" xmlns:wp14="http://schemas.microsoft.com/office/word/2010/wordprocessingDrawing" xmlns:wp="http://schemas.openxmlformats.org/drawingml/2006/wordprocessingDrawing" xmlns:w10="urn:schemas-microsoft-com:office:word" xmlns:w="http://schemas.openxmlformats.org/wordprocessingml/2006/main" xmlns:w14="http://schemas.microsoft.com/office/word/2010/wordml" xmlns:w15="http://schemas.microsoft.com/office/word/2012/wordml" xmlns:w16cex="http://schemas.microsoft.com/office/word/2018/wordml/cex" xmlns:w16cid="http://schemas.microsoft.com/office/word/2016/wordml/cid" xmlns:w16="http://schemas.microsoft.com/office/word/2018/wordml" xmlns:w16du="http://schemas.microsoft.com/office/word/2023/wordml/word16du" xmlns:w16sdtdh="http://schemas.microsoft.com/office/word/2020/wordml/sdtdatahash" xmlns:w16se="http://schemas.microsoft.com/office/word/2015/wordml/symex" xmlns:wpg="http://schemas.microsoft.com/office/word/2010/wordprocessingGroup" xmlns:wpi="http://schemas.microsoft.com/office/word/2010/wordprocessingInk" xmlns:wne="http://schemas.microsoft.com/office/word/2006/wordml" xmlns:wps="http://schemas.microsoft.com/office/word/2010/wordprocessingShape" mc:Ignorable="w14 w15 w16se w16cid w16 w16cex w16sdtdh wp14">
+<w:footnotes xmlns:wpc="http://schemas.microsoft.com/office/word/2010/wordprocessingCanvas" xmlns:cx="http://schemas.microsoft.com/office/drawing/2014/chartex" xmlns:cx1="http://schemas.microsoft.com/office/drawing/2015/9/8/chartex" xmlns:cx2="http://schemas.microsoft.com/office/drawing/2015/10/21/chartex" xmlns:cx3="http://schemas.microsoft.com/office/drawing/2016/5/9/chartex" xmlns:cx4="http://schemas.microsoft.com/office/drawing/2016/5/10/chartex" xmlns:cx5="http://schemas.microsoft.com/office/drawing/2016/5/11/chartex" xmlns:cx6="http://schemas.microsoft.com/office/drawing/2016/5/12/chartex" xmlns:cx7="http://schemas.microsoft.com/office/drawing/2016/5/13/chartex" xmlns:cx8="http://schemas.microsoft.com/office/drawing/2016/5/14/chartex" xmlns:mc="http://schemas.openxmlformats.org/markup-compatibility/2006" xmlns:aink="http://schemas.microsoft.com/office/drawing/2016/ink" xmlns:am3d="http://schemas.microsoft.com/office/drawing/2017/model3d" xmlns:o="urn:schemas-microsoft-com:office:office" xmlns:oel="http://schemas.microsoft.com/office/2019/extlst" xmlns:r="http://schemas.openxmlformats.org/officeDocument/2006/relationships" xmlns:m="http://schemas.openxmlformats.org/officeDocument/2006/math" xmlns:v="urn:schemas-microsoft-com:vml" xmlns:wp14="http://schemas.microsoft.com/office/word/2010/wordprocessingDrawing" xmlns:wp="http://schemas.openxmlformats.org/drawingml/2006/wordprocessingDrawing" xmlns:w10="urn:schemas-microsoft-com:office:word" xmlns:w="http://schemas.openxmlformats.org/wordprocessingml/2006/main" xmlns:w14="http://schemas.microsoft.com/office/word/2010/wordml" xmlns:w15="http://schemas.microsoft.com/office/word/2012/wordml" xmlns:w16cex="http://schemas.microsoft.com/office/word/2018/wordml/cex" xmlns:w16cid="http://schemas.microsoft.com/office/word/2016/wordml/cid" xmlns:w16="http://schemas.microsoft.com/office/word/2018/wordml" xmlns:w16sdtdh="http://schemas.microsoft.com/office/word/2020/wordml/sdtdatahash" xmlns:w16se="http://schemas.microsoft.com/office/word/2015/wordml/symex" xmlns:wpg="http://schemas.microsoft.com/office/word/2010/wordprocessingGroup" xmlns:wpi="http://schemas.microsoft.com/office/word/2010/wordprocessingInk" xmlns:wne="http://schemas.microsoft.com/office/word/2006/wordml" xmlns:wps="http://schemas.microsoft.com/office/word/2010/wordprocessingShape" mc:Ignorable="w14 w15 w16se w16cid w16 w16cex w16sdtdh wp14">
   <w:footnote w:type="separator" w:id="-1">
     <w:p>
       <w:pPr>
@@ -31208,7 +32266,7 @@
 </file>
 
 <file path=word/header1.xml><?xml version="1.0" encoding="utf-8"?>
-<w:hdr xmlns:wpc="http://schemas.microsoft.com/office/word/2010/wordprocessingCanvas" xmlns:cx="http://schemas.microsoft.com/office/drawing/2014/chartex" xmlns:cx1="http://schemas.microsoft.com/office/drawing/2015/9/8/chartex" xmlns:cx2="http://schemas.microsoft.com/office/drawing/2015/10/21/chartex" xmlns:cx3="http://schemas.microsoft.com/office/drawing/2016/5/9/chartex" xmlns:cx4="http://schemas.microsoft.com/office/drawing/2016/5/10/chartex" xmlns:cx5="http://schemas.microsoft.com/office/drawing/2016/5/11/chartex" xmlns:cx6="http://schemas.microsoft.com/office/drawing/2016/5/12/chartex" xmlns:cx7="http://schemas.microsoft.com/office/drawing/2016/5/13/chartex" xmlns:cx8="http://schemas.microsoft.com/office/drawing/2016/5/14/chartex" xmlns:mc="http://schemas.openxmlformats.org/markup-compatibility/2006" xmlns:aink="http://schemas.microsoft.com/office/drawing/2016/ink" xmlns:am3d="http://schemas.microsoft.com/office/drawing/2017/model3d" xmlns:o="urn:schemas-microsoft-com:office:office" xmlns:oel="http://schemas.microsoft.com/office/2019/extlst" xmlns:r="http://schemas.openxmlformats.org/officeDocument/2006/relationships" xmlns:m="http://schemas.openxmlformats.org/officeDocument/2006/math" xmlns:v="urn:schemas-microsoft-com:vml" xmlns:wp14="http://schemas.microsoft.com/office/word/2010/wordprocessingDrawing" xmlns:wp="http://schemas.openxmlformats.org/drawingml/2006/wordprocessingDrawing" xmlns:w10="urn:schemas-microsoft-com:office:word" xmlns:w="http://schemas.openxmlformats.org/wordprocessingml/2006/main" xmlns:w14="http://schemas.microsoft.com/office/word/2010/wordml" xmlns:w15="http://schemas.microsoft.com/office/word/2012/wordml" xmlns:w16cex="http://schemas.microsoft.com/office/word/2018/wordml/cex" xmlns:w16cid="http://schemas.microsoft.com/office/word/2016/wordml/cid" xmlns:w16="http://schemas.microsoft.com/office/word/2018/wordml" xmlns:w16du="http://schemas.microsoft.com/office/word/2023/wordml/word16du" xmlns:w16sdtdh="http://schemas.microsoft.com/office/word/2020/wordml/sdtdatahash" xmlns:w16se="http://schemas.microsoft.com/office/word/2015/wordml/symex" xmlns:wpg="http://schemas.microsoft.com/office/word/2010/wordprocessingGroup" xmlns:wpi="http://schemas.microsoft.com/office/word/2010/wordprocessingInk" xmlns:wne="http://schemas.microsoft.com/office/word/2006/wordml" xmlns:wps="http://schemas.microsoft.com/office/word/2010/wordprocessingShape" mc:Ignorable="w14 w15 w16se w16cid w16 w16cex w16sdtdh wp14">
+<w:hdr xmlns:wpc="http://schemas.microsoft.com/office/word/2010/wordprocessingCanvas" xmlns:cx="http://schemas.microsoft.com/office/drawing/2014/chartex" xmlns:cx1="http://schemas.microsoft.com/office/drawing/2015/9/8/chartex" xmlns:cx2="http://schemas.microsoft.com/office/drawing/2015/10/21/chartex" xmlns:cx3="http://schemas.microsoft.com/office/drawing/2016/5/9/chartex" xmlns:cx4="http://schemas.microsoft.com/office/drawing/2016/5/10/chartex" xmlns:cx5="http://schemas.microsoft.com/office/drawing/2016/5/11/chartex" xmlns:cx6="http://schemas.microsoft.com/office/drawing/2016/5/12/chartex" xmlns:cx7="http://schemas.microsoft.com/office/drawing/2016/5/13/chartex" xmlns:cx8="http://schemas.microsoft.com/office/drawing/2016/5/14/chartex" xmlns:mc="http://schemas.openxmlformats.org/markup-compatibility/2006" xmlns:aink="http://schemas.microsoft.com/office/drawing/2016/ink" xmlns:am3d="http://schemas.microsoft.com/office/drawing/2017/model3d" xmlns:o="urn:schemas-microsoft-com:office:office" xmlns:oel="http://schemas.microsoft.com/office/2019/extlst" xmlns:r="http://schemas.openxmlformats.org/officeDocument/2006/relationships" xmlns:m="http://schemas.openxmlformats.org/officeDocument/2006/math" xmlns:v="urn:schemas-microsoft-com:vml" xmlns:wp14="http://schemas.microsoft.com/office/word/2010/wordprocessingDrawing" xmlns:wp="http://schemas.openxmlformats.org/drawingml/2006/wordprocessingDrawing" xmlns:w10="urn:schemas-microsoft-com:office:word" xmlns:w="http://schemas.openxmlformats.org/wordprocessingml/2006/main" xmlns:w14="http://schemas.microsoft.com/office/word/2010/wordml" xmlns:w15="http://schemas.microsoft.com/office/word/2012/wordml" xmlns:w16cex="http://schemas.microsoft.com/office/word/2018/wordml/cex" xmlns:w16cid="http://schemas.microsoft.com/office/word/2016/wordml/cid" xmlns:w16="http://schemas.microsoft.com/office/word/2018/wordml" xmlns:w16sdtdh="http://schemas.microsoft.com/office/word/2020/wordml/sdtdatahash" xmlns:w16se="http://schemas.microsoft.com/office/word/2015/wordml/symex" xmlns:wpg="http://schemas.microsoft.com/office/word/2010/wordprocessingGroup" xmlns:wpi="http://schemas.microsoft.com/office/word/2010/wordprocessingInk" xmlns:wne="http://schemas.microsoft.com/office/word/2006/wordml" xmlns:wps="http://schemas.microsoft.com/office/word/2010/wordprocessingShape" mc:Ignorable="w14 w15 w16se w16cid w16 w16cex w16sdtdh wp14">
   <w:tbl>
     <w:tblPr>
       <w:tblStyle w:val="Grilledutableau"/>
@@ -31361,7 +32419,7 @@
 </file>
 
 <file path=word/numbering.xml><?xml version="1.0" encoding="utf-8"?>
-<w:numbering xmlns:wpc="http://schemas.microsoft.com/office/word/2010/wordprocessingCanvas" xmlns:cx="http://schemas.microsoft.com/office/drawing/2014/chartex" xmlns:cx1="http://schemas.microsoft.com/office/drawing/2015/9/8/chartex" xmlns:cx2="http://schemas.microsoft.com/office/drawing/2015/10/21/chartex" xmlns:cx3="http://schemas.microsoft.com/office/drawing/2016/5/9/chartex" xmlns:cx4="http://schemas.microsoft.com/office/drawing/2016/5/10/chartex" xmlns:cx5="http://schemas.microsoft.com/office/drawing/2016/5/11/chartex" xmlns:cx6="http://schemas.microsoft.com/office/drawing/2016/5/12/chartex" xmlns:cx7="http://schemas.microsoft.com/office/drawing/2016/5/13/chartex" xmlns:cx8="http://schemas.microsoft.com/office/drawing/2016/5/14/chartex" xmlns:mc="http://schemas.openxmlformats.org/markup-compatibility/2006" xmlns:aink="http://schemas.microsoft.com/office/drawing/2016/ink" xmlns:am3d="http://schemas.microsoft.com/office/drawing/2017/model3d" xmlns:o="urn:schemas-microsoft-com:office:office" xmlns:oel="http://schemas.microsoft.com/office/2019/extlst" xmlns:r="http://schemas.openxmlformats.org/officeDocument/2006/relationships" xmlns:m="http://schemas.openxmlformats.org/officeDocument/2006/math" xmlns:v="urn:schemas-microsoft-com:vml" xmlns:wp14="http://schemas.microsoft.com/office/word/2010/wordprocessingDrawing" xmlns:wp="http://schemas.openxmlformats.org/drawingml/2006/wordprocessingDrawing" xmlns:w10="urn:schemas-microsoft-com:office:word" xmlns:w="http://schemas.openxmlformats.org/wordprocessingml/2006/main" xmlns:w14="http://schemas.microsoft.com/office/word/2010/wordml" xmlns:w15="http://schemas.microsoft.com/office/word/2012/wordml" xmlns:w16cex="http://schemas.microsoft.com/office/word/2018/wordml/cex" xmlns:w16cid="http://schemas.microsoft.com/office/word/2016/wordml/cid" xmlns:w16="http://schemas.microsoft.com/office/word/2018/wordml" xmlns:w16du="http://schemas.microsoft.com/office/word/2023/wordml/word16du" xmlns:w16sdtdh="http://schemas.microsoft.com/office/word/2020/wordml/sdtdatahash" xmlns:w16se="http://schemas.microsoft.com/office/word/2015/wordml/symex" xmlns:wpg="http://schemas.microsoft.com/office/word/2010/wordprocessingGroup" xmlns:wpi="http://schemas.microsoft.com/office/word/2010/wordprocessingInk" xmlns:wne="http://schemas.microsoft.com/office/word/2006/wordml" xmlns:wps="http://schemas.microsoft.com/office/word/2010/wordprocessingShape" mc:Ignorable="w14 w15 w16se w16cid w16 w16cex w16sdtdh wp14">
+<w:numbering xmlns:wpc="http://schemas.microsoft.com/office/word/2010/wordprocessingCanvas" xmlns:cx="http://schemas.microsoft.com/office/drawing/2014/chartex" xmlns:cx1="http://schemas.microsoft.com/office/drawing/2015/9/8/chartex" xmlns:cx2="http://schemas.microsoft.com/office/drawing/2015/10/21/chartex" xmlns:cx3="http://schemas.microsoft.com/office/drawing/2016/5/9/chartex" xmlns:cx4="http://schemas.microsoft.com/office/drawing/2016/5/10/chartex" xmlns:cx5="http://schemas.microsoft.com/office/drawing/2016/5/11/chartex" xmlns:cx6="http://schemas.microsoft.com/office/drawing/2016/5/12/chartex" xmlns:cx7="http://schemas.microsoft.com/office/drawing/2016/5/13/chartex" xmlns:cx8="http://schemas.microsoft.com/office/drawing/2016/5/14/chartex" xmlns:mc="http://schemas.openxmlformats.org/markup-compatibility/2006" xmlns:aink="http://schemas.microsoft.com/office/drawing/2016/ink" xmlns:am3d="http://schemas.microsoft.com/office/drawing/2017/model3d" xmlns:o="urn:schemas-microsoft-com:office:office" xmlns:oel="http://schemas.microsoft.com/office/2019/extlst" xmlns:r="http://schemas.openxmlformats.org/officeDocument/2006/relationships" xmlns:m="http://schemas.openxmlformats.org/officeDocument/2006/math" xmlns:v="urn:schemas-microsoft-com:vml" xmlns:wp14="http://schemas.microsoft.com/office/word/2010/wordprocessingDrawing" xmlns:wp="http://schemas.openxmlformats.org/drawingml/2006/wordprocessingDrawing" xmlns:w10="urn:schemas-microsoft-com:office:word" xmlns:w="http://schemas.openxmlformats.org/wordprocessingml/2006/main" xmlns:w14="http://schemas.microsoft.com/office/word/2010/wordml" xmlns:w15="http://schemas.microsoft.com/office/word/2012/wordml" xmlns:w16cex="http://schemas.microsoft.com/office/word/2018/wordml/cex" xmlns:w16cid="http://schemas.microsoft.com/office/word/2016/wordml/cid" xmlns:w16="http://schemas.microsoft.com/office/word/2018/wordml" xmlns:w16sdtdh="http://schemas.microsoft.com/office/word/2020/wordml/sdtdatahash" xmlns:w16se="http://schemas.microsoft.com/office/word/2015/wordml/symex" xmlns:wpg="http://schemas.microsoft.com/office/word/2010/wordprocessingGroup" xmlns:wpi="http://schemas.microsoft.com/office/word/2010/wordprocessingInk" xmlns:wne="http://schemas.microsoft.com/office/word/2006/wordml" xmlns:wps="http://schemas.microsoft.com/office/word/2010/wordprocessingShape" mc:Ignorable="w14 w15 w16se w16cid w16 w16cex w16sdtdh wp14">
   <w:abstractNum w:abstractNumId="0" w15:restartNumberingAfterBreak="0">
     <w:nsid w:val="1B843C7D"/>
     <w:multiLevelType w:val="hybridMultilevel"/>

--- a/1-Processing/Protocol01/Report/KLAB - Analyse quantifiée du membre supérieur - Rapport - Template.docx
+++ b/1-Processing/Protocol01/Report/KLAB - Analyse quantifiée du membre supérieur - Rapport - Template.docx
@@ -1,6 +1,6 @@
 
 <file path=word/document.xml><?xml version="1.0" encoding="utf-8"?>
-<w:document xmlns:wpc="http://schemas.microsoft.com/office/word/2010/wordprocessingCanvas" xmlns:cx="http://schemas.microsoft.com/office/drawing/2014/chartex" xmlns:cx1="http://schemas.microsoft.com/office/drawing/2015/9/8/chartex" xmlns:cx2="http://schemas.microsoft.com/office/drawing/2015/10/21/chartex" xmlns:cx3="http://schemas.microsoft.com/office/drawing/2016/5/9/chartex" xmlns:cx4="http://schemas.microsoft.com/office/drawing/2016/5/10/chartex" xmlns:cx5="http://schemas.microsoft.com/office/drawing/2016/5/11/chartex" xmlns:cx6="http://schemas.microsoft.com/office/drawing/2016/5/12/chartex" xmlns:cx7="http://schemas.microsoft.com/office/drawing/2016/5/13/chartex" xmlns:cx8="http://schemas.microsoft.com/office/drawing/2016/5/14/chartex" xmlns:mc="http://schemas.openxmlformats.org/markup-compatibility/2006" xmlns:aink="http://schemas.microsoft.com/office/drawing/2016/ink" xmlns:am3d="http://schemas.microsoft.com/office/drawing/2017/model3d" xmlns:o="urn:schemas-microsoft-com:office:office" xmlns:oel="http://schemas.microsoft.com/office/2019/extlst" xmlns:r="http://schemas.openxmlformats.org/officeDocument/2006/relationships" xmlns:m="http://schemas.openxmlformats.org/officeDocument/2006/math" xmlns:v="urn:schemas-microsoft-com:vml" xmlns:wp14="http://schemas.microsoft.com/office/word/2010/wordprocessingDrawing" xmlns:wp="http://schemas.openxmlformats.org/drawingml/2006/wordprocessingDrawing" xmlns:w10="urn:schemas-microsoft-com:office:word" xmlns:w="http://schemas.openxmlformats.org/wordprocessingml/2006/main" xmlns:w14="http://schemas.microsoft.com/office/word/2010/wordml" xmlns:w15="http://schemas.microsoft.com/office/word/2012/wordml" xmlns:w16cex="http://schemas.microsoft.com/office/word/2018/wordml/cex" xmlns:w16cid="http://schemas.microsoft.com/office/word/2016/wordml/cid" xmlns:w16="http://schemas.microsoft.com/office/word/2018/wordml" xmlns:w16sdtdh="http://schemas.microsoft.com/office/word/2020/wordml/sdtdatahash" xmlns:w16se="http://schemas.microsoft.com/office/word/2015/wordml/symex" xmlns:wpg="http://schemas.microsoft.com/office/word/2010/wordprocessingGroup" xmlns:wpi="http://schemas.microsoft.com/office/word/2010/wordprocessingInk" xmlns:wne="http://schemas.microsoft.com/office/word/2006/wordml" xmlns:wps="http://schemas.microsoft.com/office/word/2010/wordprocessingShape" mc:Ignorable="w14 w15 w16se w16cid w16 w16cex w16sdtdh wp14">
+<w:document xmlns:wpc="http://schemas.microsoft.com/office/word/2010/wordprocessingCanvas" xmlns:cx="http://schemas.microsoft.com/office/drawing/2014/chartex" xmlns:cx1="http://schemas.microsoft.com/office/drawing/2015/9/8/chartex" xmlns:cx2="http://schemas.microsoft.com/office/drawing/2015/10/21/chartex" xmlns:cx3="http://schemas.microsoft.com/office/drawing/2016/5/9/chartex" xmlns:cx4="http://schemas.microsoft.com/office/drawing/2016/5/10/chartex" xmlns:cx5="http://schemas.microsoft.com/office/drawing/2016/5/11/chartex" xmlns:cx6="http://schemas.microsoft.com/office/drawing/2016/5/12/chartex" xmlns:cx7="http://schemas.microsoft.com/office/drawing/2016/5/13/chartex" xmlns:cx8="http://schemas.microsoft.com/office/drawing/2016/5/14/chartex" xmlns:mc="http://schemas.openxmlformats.org/markup-compatibility/2006" xmlns:aink="http://schemas.microsoft.com/office/drawing/2016/ink" xmlns:am3d="http://schemas.microsoft.com/office/drawing/2017/model3d" xmlns:o="urn:schemas-microsoft-com:office:office" xmlns:oel="http://schemas.microsoft.com/office/2019/extlst" xmlns:r="http://schemas.openxmlformats.org/officeDocument/2006/relationships" xmlns:m="http://schemas.openxmlformats.org/officeDocument/2006/math" xmlns:v="urn:schemas-microsoft-com:vml" xmlns:wp14="http://schemas.microsoft.com/office/word/2010/wordprocessingDrawing" xmlns:wp="http://schemas.openxmlformats.org/drawingml/2006/wordprocessingDrawing" xmlns:w10="urn:schemas-microsoft-com:office:word" xmlns:w="http://schemas.openxmlformats.org/wordprocessingml/2006/main" xmlns:w14="http://schemas.microsoft.com/office/word/2010/wordml" xmlns:w15="http://schemas.microsoft.com/office/word/2012/wordml" xmlns:w16cex="http://schemas.microsoft.com/office/word/2018/wordml/cex" xmlns:w16cid="http://schemas.microsoft.com/office/word/2016/wordml/cid" xmlns:w16="http://schemas.microsoft.com/office/word/2018/wordml" xmlns:w16du="http://schemas.microsoft.com/office/word/2023/wordml/word16du" xmlns:w16sdtdh="http://schemas.microsoft.com/office/word/2020/wordml/sdtdatahash" xmlns:w16sdtfl="http://schemas.microsoft.com/office/word/2024/wordml/sdtformatlock" xmlns:w16se="http://schemas.microsoft.com/office/word/2015/wordml/symex" xmlns:wpg="http://schemas.microsoft.com/office/word/2010/wordprocessingGroup" xmlns:wpi="http://schemas.microsoft.com/office/word/2010/wordprocessingInk" xmlns:wne="http://schemas.microsoft.com/office/word/2006/wordml" xmlns:wps="http://schemas.microsoft.com/office/word/2010/wordprocessingShape" mc:Ignorable="w14 w15 w16se w16cid w16 w16cex w16sdtdh w16sdtfl w16du wp14">
   <w:body>
     <w:p>
       <w:pPr>
@@ -2025,6 +2025,15 @@
               <w:fldChar w:fldCharType="begin"/>
             </w:r>
             <w:r>
+              <w:instrText xml:space="preserve"> INCLUDEPICTURE  \d "https://unigech-my.sharepoint.com/personal/florent_moissenet_unige_ch/Documents/_CLINIQUE/Matlab/KLAB_ShoulderAnalysis_Toolbox/1-Processing/Protocol01/Report/Analytic1_part1_range.png" \* MERGEFORMATINET </w:instrText>
+            </w:r>
+            <w:r>
+              <w:fldChar w:fldCharType="separate"/>
+            </w:r>
+            <w:r>
+              <w:fldChar w:fldCharType="begin"/>
+            </w:r>
+            <w:r>
               <w:instrText xml:space="preserve"> </w:instrText>
             </w:r>
             <w:r>
@@ -2057,10 +2066,13 @@
                   <v:path o:extrusionok="f" gradientshapeok="t" o:connecttype="rect"/>
                   <o:lock v:ext="edit" aspectratio="t"/>
                 </v:shapetype>
-                <v:shape id="_x0000_i1025" type="#_x0000_t75" style="width:447pt;height:387pt">
+                <v:shape id="_x0000_i1025" type="#_x0000_t75" style="width:447pt;height:387.05pt">
                   <v:imagedata r:id="rId9"/>
                 </v:shape>
               </w:pict>
+            </w:r>
+            <w:r>
+              <w:fldChar w:fldCharType="end"/>
             </w:r>
             <w:r>
               <w:fldChar w:fldCharType="end"/>
@@ -2361,6 +2373,24 @@
               <w:rPr>
                 <w:noProof/>
               </w:rPr>
+              <w:instrText xml:space="preserve"> INCLUDEPICTURE  \d "https://unigech-my.sharepoint.com/personal/florent_moissenet_unige_ch/Documents/_CLINIQUE/Matlab/KLAB_ShoulderAnalysis_Toolbox/1-Processing/Protocol01/Report/Analytic1_part1_elevationR.png" \* MERGEFORMATINET </w:instrText>
+            </w:r>
+            <w:r>
+              <w:rPr>
+                <w:noProof/>
+              </w:rPr>
+              <w:fldChar w:fldCharType="separate"/>
+            </w:r>
+            <w:r>
+              <w:rPr>
+                <w:noProof/>
+              </w:rPr>
+              <w:fldChar w:fldCharType="begin"/>
+            </w:r>
+            <w:r>
+              <w:rPr>
+                <w:noProof/>
+              </w:rPr>
               <w:instrText xml:space="preserve"> </w:instrText>
             </w:r>
             <w:r>
@@ -2386,10 +2416,16 @@
                 <w:noProof/>
               </w:rPr>
               <w:pict w14:anchorId="4A23DD20">
-                <v:shape id="_x0000_i1026" type="#_x0000_t75" style="width:102pt;height:99pt">
+                <v:shape id="_x0000_i1026" type="#_x0000_t75" style="width:101.95pt;height:99.05pt">
                   <v:imagedata r:id="rId10"/>
                 </v:shape>
               </w:pict>
+            </w:r>
+            <w:r>
+              <w:rPr>
+                <w:noProof/>
+              </w:rPr>
+              <w:fldChar w:fldCharType="end"/>
             </w:r>
             <w:r>
               <w:rPr>
@@ -2727,6 +2763,24 @@
               <w:rPr>
                 <w:noProof/>
               </w:rPr>
+              <w:instrText xml:space="preserve"> INCLUDEPICTURE  \d "https://unigech-my.sharepoint.com/personal/florent_moissenet_unige_ch/Documents/_CLINIQUE/Matlab/KLAB_ShoulderAnalysis_Toolbox/1-Processing/Protocol01/Report/Skeleton_right_shoulder.png" \* MERGEFORMATINET </w:instrText>
+            </w:r>
+            <w:r>
+              <w:rPr>
+                <w:noProof/>
+              </w:rPr>
+              <w:fldChar w:fldCharType="separate"/>
+            </w:r>
+            <w:r>
+              <w:rPr>
+                <w:noProof/>
+              </w:rPr>
+              <w:fldChar w:fldCharType="begin"/>
+            </w:r>
+            <w:r>
+              <w:rPr>
+                <w:noProof/>
+              </w:rPr>
               <w:instrText xml:space="preserve"> </w:instrText>
             </w:r>
             <w:r>
@@ -2752,10 +2806,16 @@
                 <w:noProof/>
               </w:rPr>
               <w:pict w14:anchorId="11BC351C">
-                <v:shape id="_x0000_i1027" type="#_x0000_t75" style="width:84pt;height:99pt">
+                <v:shape id="_x0000_i1027" type="#_x0000_t75" style="width:84.05pt;height:99.05pt">
                   <v:imagedata r:id="rId11"/>
                 </v:shape>
               </w:pict>
+            </w:r>
+            <w:r>
+              <w:rPr>
+                <w:noProof/>
+              </w:rPr>
+              <w:fldChar w:fldCharType="end"/>
             </w:r>
             <w:r>
               <w:rPr>
@@ -3100,6 +3160,24 @@
               <w:rPr>
                 <w:noProof/>
               </w:rPr>
+              <w:instrText xml:space="preserve"> INCLUDEPICTURE  \d "https://unigech-my.sharepoint.com/personal/florent_moissenet_unige_ch/Documents/_CLINIQUE/Matlab/KLAB_ShoulderAnalysis_Toolbox/1-Processing/Protocol01/Report/Skeleton_left_shoulder.png" \* MERGEFORMATINET </w:instrText>
+            </w:r>
+            <w:r>
+              <w:rPr>
+                <w:noProof/>
+              </w:rPr>
+              <w:fldChar w:fldCharType="separate"/>
+            </w:r>
+            <w:r>
+              <w:rPr>
+                <w:noProof/>
+              </w:rPr>
+              <w:fldChar w:fldCharType="begin"/>
+            </w:r>
+            <w:r>
+              <w:rPr>
+                <w:noProof/>
+              </w:rPr>
               <w:instrText xml:space="preserve"> </w:instrText>
             </w:r>
             <w:r>
@@ -3125,10 +3203,16 @@
                 <w:noProof/>
               </w:rPr>
               <w:pict w14:anchorId="4030C2FC">
-                <v:shape id="_x0000_i1028" type="#_x0000_t75" style="width:84pt;height:99pt">
+                <v:shape id="_x0000_i1028" type="#_x0000_t75" style="width:84.05pt;height:99.05pt">
                   <v:imagedata r:id="rId12"/>
                 </v:shape>
               </w:pict>
+            </w:r>
+            <w:r>
+              <w:rPr>
+                <w:noProof/>
+              </w:rPr>
+              <w:fldChar w:fldCharType="end"/>
             </w:r>
             <w:r>
               <w:rPr>
@@ -3346,6 +3430,15 @@
               <w:fldChar w:fldCharType="begin"/>
             </w:r>
             <w:r>
+              <w:instrText xml:space="preserve"> INCLUDEPICTURE  \d "https://unigech-my.sharepoint.com/personal/florent_moissenet_unige_ch/Documents/_CLINIQUE/Matlab/KLAB_ShoulderAnalysis_Toolbox/1-Processing/Protocol01/Report/Analytic1_part1_elevationL.png" \* MERGEFORMATINET </w:instrText>
+            </w:r>
+            <w:r>
+              <w:fldChar w:fldCharType="separate"/>
+            </w:r>
+            <w:r>
+              <w:fldChar w:fldCharType="begin"/>
+            </w:r>
+            <w:r>
               <w:instrText xml:space="preserve"> </w:instrText>
             </w:r>
             <w:r>
@@ -3359,10 +3452,13 @@
             </w:r>
             <w:r>
               <w:pict w14:anchorId="7713C572">
-                <v:shape id="_x0000_i1029" type="#_x0000_t75" style="width:102pt;height:99pt">
+                <v:shape id="_x0000_i1029" type="#_x0000_t75" style="width:101.95pt;height:99.05pt">
                   <v:imagedata r:id="rId13"/>
                 </v:shape>
               </w:pict>
+            </w:r>
+            <w:r>
+              <w:fldChar w:fldCharType="end"/>
             </w:r>
             <w:r>
               <w:fldChar w:fldCharType="end"/>
@@ -3881,6 +3977,30 @@
                 <w:sz w:val="20"/>
                 <w:szCs w:val="20"/>
               </w:rPr>
+              <w:instrText xml:space="preserve"> INCLUDEPICTURE  \d "https://unigech-my.sharepoint.com/personal/florent_moissenet_unige_ch/Documents/_CLINIQUE/Matlab/KLAB_ShoulderAnalysis_Toolbox/1-Processing/Protocol01/Report/Analytic1_part1_elevationPlaneR.png" \* MERGEFORMATINET </w:instrText>
+            </w:r>
+            <w:r>
+              <w:rPr>
+                <w:noProof/>
+                <w:sz w:val="20"/>
+                <w:szCs w:val="20"/>
+              </w:rPr>
+              <w:fldChar w:fldCharType="separate"/>
+            </w:r>
+            <w:r>
+              <w:rPr>
+                <w:noProof/>
+                <w:sz w:val="20"/>
+                <w:szCs w:val="20"/>
+              </w:rPr>
+              <w:fldChar w:fldCharType="begin"/>
+            </w:r>
+            <w:r>
+              <w:rPr>
+                <w:noProof/>
+                <w:sz w:val="20"/>
+                <w:szCs w:val="20"/>
+              </w:rPr>
               <w:instrText xml:space="preserve"> </w:instrText>
             </w:r>
             <w:r>
@@ -3914,10 +4034,18 @@
                 <w:szCs w:val="20"/>
               </w:rPr>
               <w:pict w14:anchorId="074CBE87">
-                <v:shape id="_x0000_i1030" type="#_x0000_t75" style="width:42pt;height:9pt">
+                <v:shape id="_x0000_i1030" type="#_x0000_t75" style="width:42.05pt;height:9.15pt">
                   <v:imagedata r:id="rId14"/>
                 </v:shape>
               </w:pict>
+            </w:r>
+            <w:r>
+              <w:rPr>
+                <w:noProof/>
+                <w:sz w:val="20"/>
+                <w:szCs w:val="20"/>
+              </w:rPr>
+              <w:fldChar w:fldCharType="end"/>
             </w:r>
             <w:r>
               <w:rPr>
@@ -4463,6 +4591,30 @@
                 <w:sz w:val="20"/>
                 <w:szCs w:val="20"/>
               </w:rPr>
+              <w:instrText xml:space="preserve"> INCLUDEPICTURE  \d "https://unigech-my.sharepoint.com/personal/florent_moissenet_unige_ch/Documents/_CLINIQUE/Matlab/KLAB_ShoulderAnalysis_Toolbox/1-Processing/Protocol01/Report/Analytic1_part1_elevationPlaneL.png" \* MERGEFORMATINET </w:instrText>
+            </w:r>
+            <w:r>
+              <w:rPr>
+                <w:noProof/>
+                <w:sz w:val="20"/>
+                <w:szCs w:val="20"/>
+              </w:rPr>
+              <w:fldChar w:fldCharType="separate"/>
+            </w:r>
+            <w:r>
+              <w:rPr>
+                <w:noProof/>
+                <w:sz w:val="20"/>
+                <w:szCs w:val="20"/>
+              </w:rPr>
+              <w:fldChar w:fldCharType="begin"/>
+            </w:r>
+            <w:r>
+              <w:rPr>
+                <w:noProof/>
+                <w:sz w:val="20"/>
+                <w:szCs w:val="20"/>
+              </w:rPr>
               <w:instrText xml:space="preserve"> </w:instrText>
             </w:r>
             <w:r>
@@ -4496,10 +4648,18 @@
                 <w:szCs w:val="20"/>
               </w:rPr>
               <w:pict w14:anchorId="4C29DB82">
-                <v:shape id="_x0000_i1031" type="#_x0000_t75" style="width:48pt;height:9pt">
+                <v:shape id="_x0000_i1031" type="#_x0000_t75" style="width:47.85pt;height:9.15pt">
                   <v:imagedata r:id="rId15"/>
                 </v:shape>
               </w:pict>
+            </w:r>
+            <w:r>
+              <w:rPr>
+                <w:noProof/>
+                <w:sz w:val="20"/>
+                <w:szCs w:val="20"/>
+              </w:rPr>
+              <w:fldChar w:fldCharType="end"/>
             </w:r>
             <w:r>
               <w:rPr>
@@ -4969,6 +5129,30 @@
                 <w:sz w:val="20"/>
                 <w:szCs w:val="20"/>
               </w:rPr>
+              <w:instrText xml:space="preserve"> INCLUDEPICTURE  \d "https://unigech-my.sharepoint.com/personal/florent_moissenet_unige_ch/Documents/_CLINIQUE/Matlab/KLAB_ShoulderAnalysis_Toolbox/1-Processing/Protocol01/Report/Analytic1_part1_rhythmR.png" \* MERGEFORMATINET </w:instrText>
+            </w:r>
+            <w:r>
+              <w:rPr>
+                <w:noProof/>
+                <w:sz w:val="20"/>
+                <w:szCs w:val="20"/>
+              </w:rPr>
+              <w:fldChar w:fldCharType="separate"/>
+            </w:r>
+            <w:r>
+              <w:rPr>
+                <w:noProof/>
+                <w:sz w:val="20"/>
+                <w:szCs w:val="20"/>
+              </w:rPr>
+              <w:fldChar w:fldCharType="begin"/>
+            </w:r>
+            <w:r>
+              <w:rPr>
+                <w:noProof/>
+                <w:sz w:val="20"/>
+                <w:szCs w:val="20"/>
+              </w:rPr>
               <w:instrText xml:space="preserve"> </w:instrText>
             </w:r>
             <w:r>
@@ -5002,10 +5186,18 @@
                 <w:szCs w:val="20"/>
               </w:rPr>
               <w:pict w14:anchorId="0183D58F">
-                <v:shape id="_x0000_i1032" type="#_x0000_t75" style="width:42pt;height:9pt">
+                <v:shape id="_x0000_i1032" type="#_x0000_t75" style="width:42.05pt;height:9.15pt">
                   <v:imagedata r:id="rId16"/>
                 </v:shape>
               </w:pict>
+            </w:r>
+            <w:r>
+              <w:rPr>
+                <w:noProof/>
+                <w:sz w:val="20"/>
+                <w:szCs w:val="20"/>
+              </w:rPr>
+              <w:fldChar w:fldCharType="end"/>
             </w:r>
             <w:r>
               <w:rPr>
@@ -5576,6 +5768,30 @@
                 <w:sz w:val="20"/>
                 <w:szCs w:val="20"/>
               </w:rPr>
+              <w:instrText xml:space="preserve"> INCLUDEPICTURE  \d "https://unigech-my.sharepoint.com/personal/florent_moissenet_unige_ch/Documents/_CLINIQUE/Matlab/KLAB_ShoulderAnalysis_Toolbox/1-Processing/Protocol01/Report/Analytic1_part1_rhythmL.png" \* MERGEFORMATINET </w:instrText>
+            </w:r>
+            <w:r>
+              <w:rPr>
+                <w:noProof/>
+                <w:sz w:val="20"/>
+                <w:szCs w:val="20"/>
+              </w:rPr>
+              <w:fldChar w:fldCharType="separate"/>
+            </w:r>
+            <w:r>
+              <w:rPr>
+                <w:noProof/>
+                <w:sz w:val="20"/>
+                <w:szCs w:val="20"/>
+              </w:rPr>
+              <w:fldChar w:fldCharType="begin"/>
+            </w:r>
+            <w:r>
+              <w:rPr>
+                <w:noProof/>
+                <w:sz w:val="20"/>
+                <w:szCs w:val="20"/>
+              </w:rPr>
               <w:instrText xml:space="preserve"> </w:instrText>
             </w:r>
             <w:r>
@@ -5609,10 +5825,18 @@
                 <w:szCs w:val="20"/>
               </w:rPr>
               <w:pict w14:anchorId="16A525CC">
-                <v:shape id="_x0000_i1033" type="#_x0000_t75" style="width:45pt;height:9pt">
+                <v:shape id="_x0000_i1033" type="#_x0000_t75" style="width:44.95pt;height:9.15pt">
                   <v:imagedata r:id="rId17"/>
                 </v:shape>
               </w:pict>
+            </w:r>
+            <w:r>
+              <w:rPr>
+                <w:noProof/>
+                <w:sz w:val="20"/>
+                <w:szCs w:val="20"/>
+              </w:rPr>
+              <w:fldChar w:fldCharType="end"/>
             </w:r>
             <w:r>
               <w:rPr>
@@ -6074,6 +6298,30 @@
                 <w:sz w:val="20"/>
                 <w:szCs w:val="20"/>
               </w:rPr>
+              <w:instrText xml:space="preserve"> INCLUDEPICTURE  \d "https://unigech-my.sharepoint.com/personal/florent_moissenet_unige_ch/Documents/_CLINIQUE/Matlab/KLAB_ShoulderAnalysis_Toolbox/1-Processing/Protocol01/Report/Analytic1_part1_painR.png" \* MERGEFORMATINET </w:instrText>
+            </w:r>
+            <w:r>
+              <w:rPr>
+                <w:noProof/>
+                <w:sz w:val="20"/>
+                <w:szCs w:val="20"/>
+              </w:rPr>
+              <w:fldChar w:fldCharType="separate"/>
+            </w:r>
+            <w:r>
+              <w:rPr>
+                <w:noProof/>
+                <w:sz w:val="20"/>
+                <w:szCs w:val="20"/>
+              </w:rPr>
+              <w:fldChar w:fldCharType="begin"/>
+            </w:r>
+            <w:r>
+              <w:rPr>
+                <w:noProof/>
+                <w:sz w:val="20"/>
+                <w:szCs w:val="20"/>
+              </w:rPr>
               <w:instrText xml:space="preserve"> </w:instrText>
             </w:r>
             <w:r>
@@ -6107,10 +6355,18 @@
                 <w:szCs w:val="20"/>
               </w:rPr>
               <w:pict w14:anchorId="4D261CC4">
-                <v:shape id="_x0000_i1034" type="#_x0000_t75" style="width:183pt;height:18pt">
+                <v:shape id="_x0000_i1034" type="#_x0000_t75" style="width:183.1pt;height:17.9pt">
                   <v:imagedata r:id="rId18"/>
                 </v:shape>
               </w:pict>
+            </w:r>
+            <w:r>
+              <w:rPr>
+                <w:noProof/>
+                <w:sz w:val="20"/>
+                <w:szCs w:val="20"/>
+              </w:rPr>
+              <w:fldChar w:fldCharType="end"/>
             </w:r>
             <w:r>
               <w:rPr>
@@ -6615,6 +6871,30 @@
                 <w:sz w:val="20"/>
                 <w:szCs w:val="20"/>
               </w:rPr>
+              <w:instrText xml:space="preserve"> INCLUDEPICTURE  \d "https://unigech-my.sharepoint.com/personal/florent_moissenet_unige_ch/Documents/_CLINIQUE/Matlab/KLAB_ShoulderAnalysis_Toolbox/1-Processing/Protocol01/Report/Analytic1_part1_painL.png" \* MERGEFORMATINET </w:instrText>
+            </w:r>
+            <w:r>
+              <w:rPr>
+                <w:noProof/>
+                <w:sz w:val="20"/>
+                <w:szCs w:val="20"/>
+              </w:rPr>
+              <w:fldChar w:fldCharType="separate"/>
+            </w:r>
+            <w:r>
+              <w:rPr>
+                <w:noProof/>
+                <w:sz w:val="20"/>
+                <w:szCs w:val="20"/>
+              </w:rPr>
+              <w:fldChar w:fldCharType="begin"/>
+            </w:r>
+            <w:r>
+              <w:rPr>
+                <w:noProof/>
+                <w:sz w:val="20"/>
+                <w:szCs w:val="20"/>
+              </w:rPr>
               <w:instrText xml:space="preserve"> </w:instrText>
             </w:r>
             <w:r>
@@ -6648,10 +6928,18 @@
                 <w:szCs w:val="20"/>
               </w:rPr>
               <w:pict w14:anchorId="409D2329">
-                <v:shape id="_x0000_i1035" type="#_x0000_t75" style="width:183pt;height:18pt">
+                <v:shape id="_x0000_i1035" type="#_x0000_t75" style="width:183.1pt;height:17.9pt">
                   <v:imagedata r:id="rId19"/>
                 </v:shape>
               </w:pict>
+            </w:r>
+            <w:r>
+              <w:rPr>
+                <w:noProof/>
+                <w:sz w:val="20"/>
+                <w:szCs w:val="20"/>
+              </w:rPr>
+              <w:fldChar w:fldCharType="end"/>
             </w:r>
             <w:r>
               <w:rPr>
@@ -6969,6 +7257,15 @@
               <w:fldChar w:fldCharType="begin"/>
             </w:r>
             <w:r>
+              <w:instrText xml:space="preserve"> INCLUDEPICTURE  \d "https://unigech-my.sharepoint.com/personal/florent_moissenet_unige_ch/Documents/_CLINIQUE/Matlab/KLAB_ShoulderAnalysis_Toolbox/1-Processing/Protocol01/Report/Analytic1_part2_range.png" \* MERGEFORMATINET </w:instrText>
+            </w:r>
+            <w:r>
+              <w:fldChar w:fldCharType="separate"/>
+            </w:r>
+            <w:r>
+              <w:fldChar w:fldCharType="begin"/>
+            </w:r>
+            <w:r>
               <w:instrText xml:space="preserve"> </w:instrText>
             </w:r>
             <w:r>
@@ -6982,10 +7279,13 @@
             </w:r>
             <w:r>
               <w:pict w14:anchorId="33E7336C">
-                <v:shape id="_x0000_i1036" type="#_x0000_t75" style="width:447pt;height:387pt">
+                <v:shape id="_x0000_i1036" type="#_x0000_t75" style="width:447pt;height:387.05pt">
                   <v:imagedata r:id="rId20"/>
                 </v:shape>
               </w:pict>
+            </w:r>
+            <w:r>
+              <w:fldChar w:fldCharType="end"/>
             </w:r>
             <w:r>
               <w:fldChar w:fldCharType="end"/>
@@ -7286,6 +7586,24 @@
               <w:rPr>
                 <w:noProof/>
               </w:rPr>
+              <w:instrText xml:space="preserve"> INCLUDEPICTURE  \d "https://unigech-my.sharepoint.com/personal/florent_moissenet_unige_ch/Documents/_CLINIQUE/Matlab/KLAB_ShoulderAnalysis_Toolbox/1-Processing/Protocol01/Report/Analytic1_part2_elevationR.png" \* MERGEFORMATINET </w:instrText>
+            </w:r>
+            <w:r>
+              <w:rPr>
+                <w:noProof/>
+              </w:rPr>
+              <w:fldChar w:fldCharType="separate"/>
+            </w:r>
+            <w:r>
+              <w:rPr>
+                <w:noProof/>
+              </w:rPr>
+              <w:fldChar w:fldCharType="begin"/>
+            </w:r>
+            <w:r>
+              <w:rPr>
+                <w:noProof/>
+              </w:rPr>
               <w:instrText xml:space="preserve"> </w:instrText>
             </w:r>
             <w:r>
@@ -7311,10 +7629,16 @@
                 <w:noProof/>
               </w:rPr>
               <w:pict w14:anchorId="0A07B626">
-                <v:shape id="_x0000_i1037" type="#_x0000_t75" style="width:100.2pt;height:99.9pt">
+                <v:shape id="_x0000_i1037" type="#_x0000_t75" style="width:100.3pt;height:99.9pt">
                   <v:imagedata r:id="rId21"/>
                 </v:shape>
               </w:pict>
+            </w:r>
+            <w:r>
+              <w:rPr>
+                <w:noProof/>
+              </w:rPr>
+              <w:fldChar w:fldCharType="end"/>
             </w:r>
             <w:r>
               <w:rPr>
@@ -7652,6 +7976,24 @@
               <w:rPr>
                 <w:noProof/>
               </w:rPr>
+              <w:instrText xml:space="preserve"> INCLUDEPICTURE  \d "https://unigech-my.sharepoint.com/personal/florent_moissenet_unige_ch/Documents/_CLINIQUE/Matlab/KLAB_ShoulderAnalysis_Toolbox/1-Processing/Protocol01/Report/Skeleton_right_shoulder.png" \* MERGEFORMATINET </w:instrText>
+            </w:r>
+            <w:r>
+              <w:rPr>
+                <w:noProof/>
+              </w:rPr>
+              <w:fldChar w:fldCharType="separate"/>
+            </w:r>
+            <w:r>
+              <w:rPr>
+                <w:noProof/>
+              </w:rPr>
+              <w:fldChar w:fldCharType="begin"/>
+            </w:r>
+            <w:r>
+              <w:rPr>
+                <w:noProof/>
+              </w:rPr>
               <w:instrText xml:space="preserve"> </w:instrText>
             </w:r>
             <w:r>
@@ -7677,10 +8019,16 @@
                 <w:noProof/>
               </w:rPr>
               <w:pict w14:anchorId="24F2B505">
-                <v:shape id="_x0000_i1038" type="#_x0000_t75" style="width:84pt;height:99pt">
+                <v:shape id="_x0000_i1038" type="#_x0000_t75" style="width:84.05pt;height:99.05pt">
                   <v:imagedata r:id="rId22"/>
                 </v:shape>
               </w:pict>
+            </w:r>
+            <w:r>
+              <w:rPr>
+                <w:noProof/>
+              </w:rPr>
+              <w:fldChar w:fldCharType="end"/>
             </w:r>
             <w:r>
               <w:rPr>
@@ -8025,6 +8373,24 @@
               <w:rPr>
                 <w:noProof/>
               </w:rPr>
+              <w:instrText xml:space="preserve"> INCLUDEPICTURE  \d "https://unigech-my.sharepoint.com/personal/florent_moissenet_unige_ch/Documents/_CLINIQUE/Matlab/KLAB_ShoulderAnalysis_Toolbox/1-Processing/Protocol01/Report/Skeleton_left_shoulder.png" \* MERGEFORMATINET </w:instrText>
+            </w:r>
+            <w:r>
+              <w:rPr>
+                <w:noProof/>
+              </w:rPr>
+              <w:fldChar w:fldCharType="separate"/>
+            </w:r>
+            <w:r>
+              <w:rPr>
+                <w:noProof/>
+              </w:rPr>
+              <w:fldChar w:fldCharType="begin"/>
+            </w:r>
+            <w:r>
+              <w:rPr>
+                <w:noProof/>
+              </w:rPr>
               <w:instrText xml:space="preserve"> </w:instrText>
             </w:r>
             <w:r>
@@ -8050,10 +8416,16 @@
                 <w:noProof/>
               </w:rPr>
               <w:pict w14:anchorId="0E173977">
-                <v:shape id="_x0000_i1039" type="#_x0000_t75" style="width:84pt;height:99pt">
+                <v:shape id="_x0000_i1039" type="#_x0000_t75" style="width:84.05pt;height:99.05pt">
                   <v:imagedata r:id="rId23"/>
                 </v:shape>
               </w:pict>
+            </w:r>
+            <w:r>
+              <w:rPr>
+                <w:noProof/>
+              </w:rPr>
+              <w:fldChar w:fldCharType="end"/>
             </w:r>
             <w:r>
               <w:rPr>
@@ -8271,6 +8643,15 @@
               <w:fldChar w:fldCharType="begin"/>
             </w:r>
             <w:r>
+              <w:instrText xml:space="preserve"> INCLUDEPICTURE  \d "https://unigech-my.sharepoint.com/personal/florent_moissenet_unige_ch/Documents/_CLINIQUE/Matlab/KLAB_ShoulderAnalysis_Toolbox/1-Processing/Protocol01/Report/Analytic1_part2_elevationL.png" \* MERGEFORMATINET </w:instrText>
+            </w:r>
+            <w:r>
+              <w:fldChar w:fldCharType="separate"/>
+            </w:r>
+            <w:r>
+              <w:fldChar w:fldCharType="begin"/>
+            </w:r>
+            <w:r>
               <w:instrText xml:space="preserve"> </w:instrText>
             </w:r>
             <w:r>
@@ -8284,10 +8665,13 @@
             </w:r>
             <w:r>
               <w:pict w14:anchorId="736F21F4">
-                <v:shape id="_x0000_i1040" type="#_x0000_t75" style="width:102pt;height:99pt">
+                <v:shape id="_x0000_i1040" type="#_x0000_t75" style="width:101.95pt;height:99.05pt">
                   <v:imagedata r:id="rId24"/>
                 </v:shape>
               </w:pict>
+            </w:r>
+            <w:r>
+              <w:fldChar w:fldCharType="end"/>
             </w:r>
             <w:r>
               <w:fldChar w:fldCharType="end"/>
@@ -8806,6 +9190,30 @@
                 <w:sz w:val="20"/>
                 <w:szCs w:val="20"/>
               </w:rPr>
+              <w:instrText xml:space="preserve"> INCLUDEPICTURE  \d "https://unigech-my.sharepoint.com/personal/florent_moissenet_unige_ch/Documents/_CLINIQUE/Matlab/KLAB_ShoulderAnalysis_Toolbox/1-Processing/Protocol01/Report/Analytic1_part2_elevationPlaneR.png" \* MERGEFORMATINET </w:instrText>
+            </w:r>
+            <w:r>
+              <w:rPr>
+                <w:noProof/>
+                <w:sz w:val="20"/>
+                <w:szCs w:val="20"/>
+              </w:rPr>
+              <w:fldChar w:fldCharType="separate"/>
+            </w:r>
+            <w:r>
+              <w:rPr>
+                <w:noProof/>
+                <w:sz w:val="20"/>
+                <w:szCs w:val="20"/>
+              </w:rPr>
+              <w:fldChar w:fldCharType="begin"/>
+            </w:r>
+            <w:r>
+              <w:rPr>
+                <w:noProof/>
+                <w:sz w:val="20"/>
+                <w:szCs w:val="20"/>
+              </w:rPr>
               <w:instrText xml:space="preserve"> </w:instrText>
             </w:r>
             <w:r>
@@ -8839,10 +9247,18 @@
                 <w:szCs w:val="20"/>
               </w:rPr>
               <w:pict w14:anchorId="6BFD8706">
-                <v:shape id="_x0000_i1041" type="#_x0000_t75" style="width:51pt;height:9pt">
+                <v:shape id="_x0000_i1041" type="#_x0000_t75" style="width:51.2pt;height:9.15pt">
                   <v:imagedata r:id="rId25"/>
                 </v:shape>
               </w:pict>
+            </w:r>
+            <w:r>
+              <w:rPr>
+                <w:noProof/>
+                <w:sz w:val="20"/>
+                <w:szCs w:val="20"/>
+              </w:rPr>
+              <w:fldChar w:fldCharType="end"/>
             </w:r>
             <w:r>
               <w:rPr>
@@ -9388,6 +9804,30 @@
                 <w:sz w:val="20"/>
                 <w:szCs w:val="20"/>
               </w:rPr>
+              <w:instrText xml:space="preserve"> INCLUDEPICTURE  \d "https://unigech-my.sharepoint.com/personal/florent_moissenet_unige_ch/Documents/_CLINIQUE/Matlab/KLAB_ShoulderAnalysis_Toolbox/1-Processing/Protocol01/Report/Analytic1_part2_elevationPlaneL.png" \* MERGEFORMATINET </w:instrText>
+            </w:r>
+            <w:r>
+              <w:rPr>
+                <w:noProof/>
+                <w:sz w:val="20"/>
+                <w:szCs w:val="20"/>
+              </w:rPr>
+              <w:fldChar w:fldCharType="separate"/>
+            </w:r>
+            <w:r>
+              <w:rPr>
+                <w:noProof/>
+                <w:sz w:val="20"/>
+                <w:szCs w:val="20"/>
+              </w:rPr>
+              <w:fldChar w:fldCharType="begin"/>
+            </w:r>
+            <w:r>
+              <w:rPr>
+                <w:noProof/>
+                <w:sz w:val="20"/>
+                <w:szCs w:val="20"/>
+              </w:rPr>
               <w:instrText xml:space="preserve"> </w:instrText>
             </w:r>
             <w:r>
@@ -9421,10 +9861,18 @@
                 <w:szCs w:val="20"/>
               </w:rPr>
               <w:pict w14:anchorId="1E7EA2E5">
-                <v:shape id="_x0000_i1042" type="#_x0000_t75" style="width:51pt;height:9pt">
+                <v:shape id="_x0000_i1042" type="#_x0000_t75" style="width:51.2pt;height:9.15pt">
                   <v:imagedata r:id="rId26"/>
                 </v:shape>
               </w:pict>
+            </w:r>
+            <w:r>
+              <w:rPr>
+                <w:noProof/>
+                <w:sz w:val="20"/>
+                <w:szCs w:val="20"/>
+              </w:rPr>
+              <w:fldChar w:fldCharType="end"/>
             </w:r>
             <w:r>
               <w:rPr>
@@ -9894,6 +10342,30 @@
                 <w:sz w:val="20"/>
                 <w:szCs w:val="20"/>
               </w:rPr>
+              <w:instrText xml:space="preserve"> INCLUDEPICTURE  \d "https://unigech-my.sharepoint.com/personal/florent_moissenet_unige_ch/Documents/_CLINIQUE/Matlab/KLAB_ShoulderAnalysis_Toolbox/1-Processing/Protocol01/Report/Analytic1_part2_rhythmR.png" \* MERGEFORMATINET </w:instrText>
+            </w:r>
+            <w:r>
+              <w:rPr>
+                <w:noProof/>
+                <w:sz w:val="20"/>
+                <w:szCs w:val="20"/>
+              </w:rPr>
+              <w:fldChar w:fldCharType="separate"/>
+            </w:r>
+            <w:r>
+              <w:rPr>
+                <w:noProof/>
+                <w:sz w:val="20"/>
+                <w:szCs w:val="20"/>
+              </w:rPr>
+              <w:fldChar w:fldCharType="begin"/>
+            </w:r>
+            <w:r>
+              <w:rPr>
+                <w:noProof/>
+                <w:sz w:val="20"/>
+                <w:szCs w:val="20"/>
+              </w:rPr>
               <w:instrText xml:space="preserve"> </w:instrText>
             </w:r>
             <w:r>
@@ -9927,10 +10399,18 @@
                 <w:szCs w:val="20"/>
               </w:rPr>
               <w:pict w14:anchorId="3643E6AB">
-                <v:shape id="_x0000_i1043" type="#_x0000_t75" style="width:36pt;height:9pt">
+                <v:shape id="_x0000_i1043" type="#_x0000_t75" style="width:36.2pt;height:9.15pt">
                   <v:imagedata r:id="rId27"/>
                 </v:shape>
               </w:pict>
+            </w:r>
+            <w:r>
+              <w:rPr>
+                <w:noProof/>
+                <w:sz w:val="20"/>
+                <w:szCs w:val="20"/>
+              </w:rPr>
+              <w:fldChar w:fldCharType="end"/>
             </w:r>
             <w:r>
               <w:rPr>
@@ -10501,6 +10981,30 @@
                 <w:sz w:val="20"/>
                 <w:szCs w:val="20"/>
               </w:rPr>
+              <w:instrText xml:space="preserve"> INCLUDEPICTURE  \d "https://unigech-my.sharepoint.com/personal/florent_moissenet_unige_ch/Documents/_CLINIQUE/Matlab/KLAB_ShoulderAnalysis_Toolbox/1-Processing/Protocol01/Report/Analytic1_part2_rhythmL.png" \* MERGEFORMATINET </w:instrText>
+            </w:r>
+            <w:r>
+              <w:rPr>
+                <w:noProof/>
+                <w:sz w:val="20"/>
+                <w:szCs w:val="20"/>
+              </w:rPr>
+              <w:fldChar w:fldCharType="separate"/>
+            </w:r>
+            <w:r>
+              <w:rPr>
+                <w:noProof/>
+                <w:sz w:val="20"/>
+                <w:szCs w:val="20"/>
+              </w:rPr>
+              <w:fldChar w:fldCharType="begin"/>
+            </w:r>
+            <w:r>
+              <w:rPr>
+                <w:noProof/>
+                <w:sz w:val="20"/>
+                <w:szCs w:val="20"/>
+              </w:rPr>
               <w:instrText xml:space="preserve"> </w:instrText>
             </w:r>
             <w:r>
@@ -10534,10 +11038,18 @@
                 <w:szCs w:val="20"/>
               </w:rPr>
               <w:pict w14:anchorId="71938394">
-                <v:shape id="_x0000_i1044" type="#_x0000_t75" style="width:27pt;height:9pt">
+                <v:shape id="_x0000_i1044" type="#_x0000_t75" style="width:27.05pt;height:9.15pt">
                   <v:imagedata r:id="rId28"/>
                 </v:shape>
               </w:pict>
+            </w:r>
+            <w:r>
+              <w:rPr>
+                <w:noProof/>
+                <w:sz w:val="20"/>
+                <w:szCs w:val="20"/>
+              </w:rPr>
+              <w:fldChar w:fldCharType="end"/>
             </w:r>
             <w:r>
               <w:rPr>
@@ -10999,6 +11511,30 @@
                 <w:sz w:val="20"/>
                 <w:szCs w:val="20"/>
               </w:rPr>
+              <w:instrText xml:space="preserve"> INCLUDEPICTURE  \d "https://unigech-my.sharepoint.com/personal/florent_moissenet_unige_ch/Documents/_CLINIQUE/Matlab/KLAB_ShoulderAnalysis_Toolbox/1-Processing/Protocol01/Report/Analytic1_part2_painR.png" \* MERGEFORMATINET </w:instrText>
+            </w:r>
+            <w:r>
+              <w:rPr>
+                <w:noProof/>
+                <w:sz w:val="20"/>
+                <w:szCs w:val="20"/>
+              </w:rPr>
+              <w:fldChar w:fldCharType="separate"/>
+            </w:r>
+            <w:r>
+              <w:rPr>
+                <w:noProof/>
+                <w:sz w:val="20"/>
+                <w:szCs w:val="20"/>
+              </w:rPr>
+              <w:fldChar w:fldCharType="begin"/>
+            </w:r>
+            <w:r>
+              <w:rPr>
+                <w:noProof/>
+                <w:sz w:val="20"/>
+                <w:szCs w:val="20"/>
+              </w:rPr>
               <w:instrText xml:space="preserve"> </w:instrText>
             </w:r>
             <w:r>
@@ -11032,10 +11568,18 @@
                 <w:szCs w:val="20"/>
               </w:rPr>
               <w:pict w14:anchorId="25D9E0EC">
-                <v:shape id="_x0000_i1045" type="#_x0000_t75" style="width:183pt;height:18pt">
+                <v:shape id="_x0000_i1045" type="#_x0000_t75" style="width:183.1pt;height:17.9pt">
                   <v:imagedata r:id="rId29"/>
                 </v:shape>
               </w:pict>
+            </w:r>
+            <w:r>
+              <w:rPr>
+                <w:noProof/>
+                <w:sz w:val="20"/>
+                <w:szCs w:val="20"/>
+              </w:rPr>
+              <w:fldChar w:fldCharType="end"/>
             </w:r>
             <w:r>
               <w:rPr>
@@ -11540,6 +12084,30 @@
                 <w:sz w:val="20"/>
                 <w:szCs w:val="20"/>
               </w:rPr>
+              <w:instrText xml:space="preserve"> INCLUDEPICTURE  \d "https://unigech-my.sharepoint.com/personal/florent_moissenet_unige_ch/Documents/_CLINIQUE/Matlab/KLAB_ShoulderAnalysis_Toolbox/1-Processing/Protocol01/Report/Analytic1_part2_painL.png" \* MERGEFORMATINET </w:instrText>
+            </w:r>
+            <w:r>
+              <w:rPr>
+                <w:noProof/>
+                <w:sz w:val="20"/>
+                <w:szCs w:val="20"/>
+              </w:rPr>
+              <w:fldChar w:fldCharType="separate"/>
+            </w:r>
+            <w:r>
+              <w:rPr>
+                <w:noProof/>
+                <w:sz w:val="20"/>
+                <w:szCs w:val="20"/>
+              </w:rPr>
+              <w:fldChar w:fldCharType="begin"/>
+            </w:r>
+            <w:r>
+              <w:rPr>
+                <w:noProof/>
+                <w:sz w:val="20"/>
+                <w:szCs w:val="20"/>
+              </w:rPr>
               <w:instrText xml:space="preserve"> </w:instrText>
             </w:r>
             <w:r>
@@ -11573,10 +12141,18 @@
                 <w:szCs w:val="20"/>
               </w:rPr>
               <w:pict w14:anchorId="0060D0FE">
-                <v:shape id="_x0000_i1046" type="#_x0000_t75" style="width:183pt;height:18pt">
+                <v:shape id="_x0000_i1046" type="#_x0000_t75" style="width:183.1pt;height:17.9pt">
                   <v:imagedata r:id="rId30"/>
                 </v:shape>
               </w:pict>
+            </w:r>
+            <w:r>
+              <w:rPr>
+                <w:noProof/>
+                <w:sz w:val="20"/>
+                <w:szCs w:val="20"/>
+              </w:rPr>
+              <w:fldChar w:fldCharType="end"/>
             </w:r>
             <w:r>
               <w:rPr>
@@ -11887,6 +12463,15 @@
               <w:fldChar w:fldCharType="begin"/>
             </w:r>
             <w:r>
+              <w:instrText xml:space="preserve"> INCLUDEPICTURE  \d "https://unigech-my.sharepoint.com/personal/florent_moissenet_unige_ch/Documents/_CLINIQUE/Matlab/KLAB_ShoulderAnalysis_Toolbox/1-Processing/Protocol01/Report/Analytic2_part1_range.png" \* MERGEFORMATINET </w:instrText>
+            </w:r>
+            <w:r>
+              <w:fldChar w:fldCharType="separate"/>
+            </w:r>
+            <w:r>
+              <w:fldChar w:fldCharType="begin"/>
+            </w:r>
+            <w:r>
               <w:instrText xml:space="preserve"> </w:instrText>
             </w:r>
             <w:r>
@@ -11900,10 +12485,13 @@
             </w:r>
             <w:r>
               <w:pict w14:anchorId="254068AD">
-                <v:shape id="_x0000_i1047" type="#_x0000_t75" style="width:447pt;height:393pt">
+                <v:shape id="_x0000_i1047" type="#_x0000_t75" style="width:447pt;height:392.9pt">
                   <v:imagedata r:id="rId31"/>
                 </v:shape>
               </w:pict>
+            </w:r>
+            <w:r>
+              <w:fldChar w:fldCharType="end"/>
             </w:r>
             <w:r>
               <w:fldChar w:fldCharType="end"/>
@@ -12204,6 +12792,24 @@
               <w:rPr>
                 <w:noProof/>
               </w:rPr>
+              <w:instrText xml:space="preserve"> INCLUDEPICTURE  \d "https://unigech-my.sharepoint.com/personal/florent_moissenet_unige_ch/Documents/_CLINIQUE/Matlab/KLAB_ShoulderAnalysis_Toolbox/1-Processing/Protocol01/Report/Analytic2_part1_elevationR.png" \* MERGEFORMATINET </w:instrText>
+            </w:r>
+            <w:r>
+              <w:rPr>
+                <w:noProof/>
+              </w:rPr>
+              <w:fldChar w:fldCharType="separate"/>
+            </w:r>
+            <w:r>
+              <w:rPr>
+                <w:noProof/>
+              </w:rPr>
+              <w:fldChar w:fldCharType="begin"/>
+            </w:r>
+            <w:r>
+              <w:rPr>
+                <w:noProof/>
+              </w:rPr>
               <w:instrText xml:space="preserve"> </w:instrText>
             </w:r>
             <w:r>
@@ -12229,10 +12835,16 @@
                 <w:noProof/>
               </w:rPr>
               <w:pict w14:anchorId="6100BFEF">
-                <v:shape id="_x0000_i1048" type="#_x0000_t75" style="width:102pt;height:99pt">
+                <v:shape id="_x0000_i1048" type="#_x0000_t75" style="width:101.95pt;height:99.05pt">
                   <v:imagedata r:id="rId32"/>
                 </v:shape>
               </w:pict>
+            </w:r>
+            <w:r>
+              <w:rPr>
+                <w:noProof/>
+              </w:rPr>
+              <w:fldChar w:fldCharType="end"/>
             </w:r>
             <w:r>
               <w:rPr>
@@ -12570,6 +13182,24 @@
               <w:rPr>
                 <w:noProof/>
               </w:rPr>
+              <w:instrText xml:space="preserve"> INCLUDEPICTURE  \d "https://unigech-my.sharepoint.com/personal/florent_moissenet_unige_ch/Documents/_CLINIQUE/Matlab/KLAB_ShoulderAnalysis_Toolbox/1-Processing/Protocol01/Report/Skeleton_right_shoulder.png" \* MERGEFORMATINET </w:instrText>
+            </w:r>
+            <w:r>
+              <w:rPr>
+                <w:noProof/>
+              </w:rPr>
+              <w:fldChar w:fldCharType="separate"/>
+            </w:r>
+            <w:r>
+              <w:rPr>
+                <w:noProof/>
+              </w:rPr>
+              <w:fldChar w:fldCharType="begin"/>
+            </w:r>
+            <w:r>
+              <w:rPr>
+                <w:noProof/>
+              </w:rPr>
               <w:instrText xml:space="preserve"> </w:instrText>
             </w:r>
             <w:r>
@@ -12595,10 +13225,16 @@
                 <w:noProof/>
               </w:rPr>
               <w:pict w14:anchorId="1A0D661B">
-                <v:shape id="_x0000_i1049" type="#_x0000_t75" style="width:84pt;height:99pt">
+                <v:shape id="_x0000_i1049" type="#_x0000_t75" style="width:84.05pt;height:99.05pt">
                   <v:imagedata r:id="rId33"/>
                 </v:shape>
               </w:pict>
+            </w:r>
+            <w:r>
+              <w:rPr>
+                <w:noProof/>
+              </w:rPr>
+              <w:fldChar w:fldCharType="end"/>
             </w:r>
             <w:r>
               <w:rPr>
@@ -12943,6 +13579,24 @@
               <w:rPr>
                 <w:noProof/>
               </w:rPr>
+              <w:instrText xml:space="preserve"> INCLUDEPICTURE  \d "https://unigech-my.sharepoint.com/personal/florent_moissenet_unige_ch/Documents/_CLINIQUE/Matlab/KLAB_ShoulderAnalysis_Toolbox/1-Processing/Protocol01/Report/Skeleton_left_shoulder.png" \* MERGEFORMATINET </w:instrText>
+            </w:r>
+            <w:r>
+              <w:rPr>
+                <w:noProof/>
+              </w:rPr>
+              <w:fldChar w:fldCharType="separate"/>
+            </w:r>
+            <w:r>
+              <w:rPr>
+                <w:noProof/>
+              </w:rPr>
+              <w:fldChar w:fldCharType="begin"/>
+            </w:r>
+            <w:r>
+              <w:rPr>
+                <w:noProof/>
+              </w:rPr>
               <w:instrText xml:space="preserve"> </w:instrText>
             </w:r>
             <w:r>
@@ -12968,10 +13622,16 @@
                 <w:noProof/>
               </w:rPr>
               <w:pict w14:anchorId="0F12CF89">
-                <v:shape id="_x0000_i1050" type="#_x0000_t75" style="width:84pt;height:99pt">
+                <v:shape id="_x0000_i1050" type="#_x0000_t75" style="width:84.05pt;height:99.05pt">
                   <v:imagedata r:id="rId34"/>
                 </v:shape>
               </w:pict>
+            </w:r>
+            <w:r>
+              <w:rPr>
+                <w:noProof/>
+              </w:rPr>
+              <w:fldChar w:fldCharType="end"/>
             </w:r>
             <w:r>
               <w:rPr>
@@ -13189,6 +13849,15 @@
               <w:fldChar w:fldCharType="begin"/>
             </w:r>
             <w:r>
+              <w:instrText xml:space="preserve"> INCLUDEPICTURE  \d "https://unigech-my.sharepoint.com/personal/florent_moissenet_unige_ch/Documents/_CLINIQUE/Matlab/KLAB_ShoulderAnalysis_Toolbox/1-Processing/Protocol01/Report/Analytic2_part1_elevationL.png" \* MERGEFORMATINET </w:instrText>
+            </w:r>
+            <w:r>
+              <w:fldChar w:fldCharType="separate"/>
+            </w:r>
+            <w:r>
+              <w:fldChar w:fldCharType="begin"/>
+            </w:r>
+            <w:r>
               <w:instrText xml:space="preserve"> </w:instrText>
             </w:r>
             <w:r>
@@ -13202,10 +13871,13 @@
             </w:r>
             <w:r>
               <w:pict w14:anchorId="54E51BE4">
-                <v:shape id="_x0000_i1051" type="#_x0000_t75" style="width:102pt;height:99pt">
+                <v:shape id="_x0000_i1051" type="#_x0000_t75" style="width:101.95pt;height:99.05pt">
                   <v:imagedata r:id="rId35"/>
                 </v:shape>
               </w:pict>
+            </w:r>
+            <w:r>
+              <w:fldChar w:fldCharType="end"/>
             </w:r>
             <w:r>
               <w:fldChar w:fldCharType="end"/>
@@ -13724,6 +14396,30 @@
                 <w:sz w:val="20"/>
                 <w:szCs w:val="20"/>
               </w:rPr>
+              <w:instrText xml:space="preserve"> INCLUDEPICTURE  \d "https://unigech-my.sharepoint.com/personal/florent_moissenet_unige_ch/Documents/_CLINIQUE/Matlab/KLAB_ShoulderAnalysis_Toolbox/1-Processing/Protocol01/Report/Analytic2_part1_elevationPlaneR.png" \* MERGEFORMATINET </w:instrText>
+            </w:r>
+            <w:r>
+              <w:rPr>
+                <w:noProof/>
+                <w:sz w:val="20"/>
+                <w:szCs w:val="20"/>
+              </w:rPr>
+              <w:fldChar w:fldCharType="separate"/>
+            </w:r>
+            <w:r>
+              <w:rPr>
+                <w:noProof/>
+                <w:sz w:val="20"/>
+                <w:szCs w:val="20"/>
+              </w:rPr>
+              <w:fldChar w:fldCharType="begin"/>
+            </w:r>
+            <w:r>
+              <w:rPr>
+                <w:noProof/>
+                <w:sz w:val="20"/>
+                <w:szCs w:val="20"/>
+              </w:rPr>
               <w:instrText xml:space="preserve"> </w:instrText>
             </w:r>
             <w:r>
@@ -13757,10 +14453,18 @@
                 <w:szCs w:val="20"/>
               </w:rPr>
               <w:pict w14:anchorId="5B538DB9">
-                <v:shape id="_x0000_i1052" type="#_x0000_t75" style="width:50.7pt;height:8.1pt">
+                <v:shape id="_x0000_i1052" type="#_x0000_t75" style="width:50.75pt;height:7.9pt">
                   <v:imagedata r:id="rId36"/>
                 </v:shape>
               </w:pict>
+            </w:r>
+            <w:r>
+              <w:rPr>
+                <w:noProof/>
+                <w:sz w:val="20"/>
+                <w:szCs w:val="20"/>
+              </w:rPr>
+              <w:fldChar w:fldCharType="end"/>
             </w:r>
             <w:r>
               <w:rPr>
@@ -14305,6 +15009,30 @@
                 <w:sz w:val="20"/>
                 <w:szCs w:val="20"/>
               </w:rPr>
+              <w:instrText xml:space="preserve"> INCLUDEPICTURE  \d "https://unigech-my.sharepoint.com/personal/florent_moissenet_unige_ch/Documents/_CLINIQUE/Matlab/KLAB_ShoulderAnalysis_Toolbox/1-Processing/Protocol01/Report/Analytic2_part1_elevationPlaneL.png" \* MERGEFORMATINET </w:instrText>
+            </w:r>
+            <w:r>
+              <w:rPr>
+                <w:noProof/>
+                <w:sz w:val="20"/>
+                <w:szCs w:val="20"/>
+              </w:rPr>
+              <w:fldChar w:fldCharType="separate"/>
+            </w:r>
+            <w:r>
+              <w:rPr>
+                <w:noProof/>
+                <w:sz w:val="20"/>
+                <w:szCs w:val="20"/>
+              </w:rPr>
+              <w:fldChar w:fldCharType="begin"/>
+            </w:r>
+            <w:r>
+              <w:rPr>
+                <w:noProof/>
+                <w:sz w:val="20"/>
+                <w:szCs w:val="20"/>
+              </w:rPr>
               <w:instrText xml:space="preserve"> </w:instrText>
             </w:r>
             <w:r>
@@ -14338,10 +15066,18 @@
                 <w:szCs w:val="20"/>
               </w:rPr>
               <w:pict w14:anchorId="49499576">
-                <v:shape id="_x0000_i1053" type="#_x0000_t75" style="width:42.6pt;height:8.1pt">
+                <v:shape id="_x0000_i1053" type="#_x0000_t75" style="width:42.45pt;height:7.9pt">
                   <v:imagedata r:id="rId37"/>
                 </v:shape>
               </w:pict>
+            </w:r>
+            <w:r>
+              <w:rPr>
+                <w:noProof/>
+                <w:sz w:val="20"/>
+                <w:szCs w:val="20"/>
+              </w:rPr>
+              <w:fldChar w:fldCharType="end"/>
             </w:r>
             <w:r>
               <w:rPr>
@@ -14811,6 +15547,30 @@
                 <w:sz w:val="20"/>
                 <w:szCs w:val="20"/>
               </w:rPr>
+              <w:instrText xml:space="preserve"> INCLUDEPICTURE  \d "https://unigech-my.sharepoint.com/personal/florent_moissenet_unige_ch/Documents/_CLINIQUE/Matlab/KLAB_ShoulderAnalysis_Toolbox/1-Processing/Protocol01/Report/Analytic2_part1_rhythmR.png" \* MERGEFORMATINET </w:instrText>
+            </w:r>
+            <w:r>
+              <w:rPr>
+                <w:noProof/>
+                <w:sz w:val="20"/>
+                <w:szCs w:val="20"/>
+              </w:rPr>
+              <w:fldChar w:fldCharType="separate"/>
+            </w:r>
+            <w:r>
+              <w:rPr>
+                <w:noProof/>
+                <w:sz w:val="20"/>
+                <w:szCs w:val="20"/>
+              </w:rPr>
+              <w:fldChar w:fldCharType="begin"/>
+            </w:r>
+            <w:r>
+              <w:rPr>
+                <w:noProof/>
+                <w:sz w:val="20"/>
+                <w:szCs w:val="20"/>
+              </w:rPr>
               <w:instrText xml:space="preserve"> </w:instrText>
             </w:r>
             <w:r>
@@ -14844,10 +15604,18 @@
                 <w:szCs w:val="20"/>
               </w:rPr>
               <w:pict w14:anchorId="52AD21CB">
-                <v:shape id="_x0000_i1054" type="#_x0000_t75" style="width:42.6pt;height:8.1pt">
+                <v:shape id="_x0000_i1054" type="#_x0000_t75" style="width:42.45pt;height:7.9pt">
                   <v:imagedata r:id="rId38"/>
                 </v:shape>
               </w:pict>
+            </w:r>
+            <w:r>
+              <w:rPr>
+                <w:noProof/>
+                <w:sz w:val="20"/>
+                <w:szCs w:val="20"/>
+              </w:rPr>
+              <w:fldChar w:fldCharType="end"/>
             </w:r>
             <w:r>
               <w:rPr>
@@ -15373,6 +16141,30 @@
                 <w:sz w:val="20"/>
                 <w:szCs w:val="20"/>
               </w:rPr>
+              <w:instrText xml:space="preserve"> INCLUDEPICTURE  \d "https://unigech-my.sharepoint.com/personal/florent_moissenet_unige_ch/Documents/_CLINIQUE/Matlab/KLAB_ShoulderAnalysis_Toolbox/1-Processing/Protocol01/Report/Analytic2_part1_rhythmL.png" \* MERGEFORMATINET </w:instrText>
+            </w:r>
+            <w:r>
+              <w:rPr>
+                <w:noProof/>
+                <w:sz w:val="20"/>
+                <w:szCs w:val="20"/>
+              </w:rPr>
+              <w:fldChar w:fldCharType="separate"/>
+            </w:r>
+            <w:r>
+              <w:rPr>
+                <w:noProof/>
+                <w:sz w:val="20"/>
+                <w:szCs w:val="20"/>
+              </w:rPr>
+              <w:fldChar w:fldCharType="begin"/>
+            </w:r>
+            <w:r>
+              <w:rPr>
+                <w:noProof/>
+                <w:sz w:val="20"/>
+                <w:szCs w:val="20"/>
+              </w:rPr>
               <w:instrText xml:space="preserve"> </w:instrText>
             </w:r>
             <w:r>
@@ -15406,10 +16198,18 @@
                 <w:szCs w:val="20"/>
               </w:rPr>
               <w:pict w14:anchorId="3BD9DC7B">
-                <v:shape id="_x0000_i1055" type="#_x0000_t75" style="width:43.8pt;height:8.1pt">
+                <v:shape id="_x0000_i1055" type="#_x0000_t75" style="width:43.7pt;height:7.9pt">
                   <v:imagedata r:id="rId39"/>
                 </v:shape>
               </w:pict>
+            </w:r>
+            <w:r>
+              <w:rPr>
+                <w:noProof/>
+                <w:sz w:val="20"/>
+                <w:szCs w:val="20"/>
+              </w:rPr>
+              <w:fldChar w:fldCharType="end"/>
             </w:r>
             <w:r>
               <w:rPr>
@@ -15871,6 +16671,30 @@
                 <w:sz w:val="20"/>
                 <w:szCs w:val="20"/>
               </w:rPr>
+              <w:instrText xml:space="preserve"> INCLUDEPICTURE  \d "https://unigech-my.sharepoint.com/personal/florent_moissenet_unige_ch/Documents/_CLINIQUE/Matlab/KLAB_ShoulderAnalysis_Toolbox/1-Processing/Protocol01/Report/Analytic2_part1_painR.png" \* MERGEFORMATINET </w:instrText>
+            </w:r>
+            <w:r>
+              <w:rPr>
+                <w:noProof/>
+                <w:sz w:val="20"/>
+                <w:szCs w:val="20"/>
+              </w:rPr>
+              <w:fldChar w:fldCharType="separate"/>
+            </w:r>
+            <w:r>
+              <w:rPr>
+                <w:noProof/>
+                <w:sz w:val="20"/>
+                <w:szCs w:val="20"/>
+              </w:rPr>
+              <w:fldChar w:fldCharType="begin"/>
+            </w:r>
+            <w:r>
+              <w:rPr>
+                <w:noProof/>
+                <w:sz w:val="20"/>
+                <w:szCs w:val="20"/>
+              </w:rPr>
               <w:instrText xml:space="preserve"> </w:instrText>
             </w:r>
             <w:r>
@@ -15904,10 +16728,18 @@
                 <w:szCs w:val="20"/>
               </w:rPr>
               <w:pict w14:anchorId="29D647C3">
-                <v:shape id="_x0000_i1056" type="#_x0000_t75" style="width:183pt;height:18pt">
+                <v:shape id="_x0000_i1056" type="#_x0000_t75" style="width:183.1pt;height:17.9pt">
                   <v:imagedata r:id="rId40"/>
                 </v:shape>
               </w:pict>
+            </w:r>
+            <w:r>
+              <w:rPr>
+                <w:noProof/>
+                <w:sz w:val="20"/>
+                <w:szCs w:val="20"/>
+              </w:rPr>
+              <w:fldChar w:fldCharType="end"/>
             </w:r>
             <w:r>
               <w:rPr>
@@ -16412,6 +17244,30 @@
                 <w:sz w:val="20"/>
                 <w:szCs w:val="20"/>
               </w:rPr>
+              <w:instrText xml:space="preserve"> INCLUDEPICTURE  \d "https://unigech-my.sharepoint.com/personal/florent_moissenet_unige_ch/Documents/_CLINIQUE/Matlab/KLAB_ShoulderAnalysis_Toolbox/1-Processing/Protocol01/Report/Analytic2_part1_painL.png" \* MERGEFORMATINET </w:instrText>
+            </w:r>
+            <w:r>
+              <w:rPr>
+                <w:noProof/>
+                <w:sz w:val="20"/>
+                <w:szCs w:val="20"/>
+              </w:rPr>
+              <w:fldChar w:fldCharType="separate"/>
+            </w:r>
+            <w:r>
+              <w:rPr>
+                <w:noProof/>
+                <w:sz w:val="20"/>
+                <w:szCs w:val="20"/>
+              </w:rPr>
+              <w:fldChar w:fldCharType="begin"/>
+            </w:r>
+            <w:r>
+              <w:rPr>
+                <w:noProof/>
+                <w:sz w:val="20"/>
+                <w:szCs w:val="20"/>
+              </w:rPr>
               <w:instrText xml:space="preserve"> </w:instrText>
             </w:r>
             <w:r>
@@ -16445,10 +17301,18 @@
                 <w:szCs w:val="20"/>
               </w:rPr>
               <w:pict w14:anchorId="34DCFBDE">
-                <v:shape id="_x0000_i1057" type="#_x0000_t75" style="width:183pt;height:18pt">
+                <v:shape id="_x0000_i1057" type="#_x0000_t75" style="width:183.1pt;height:17.9pt">
                   <v:imagedata r:id="rId41"/>
                 </v:shape>
               </w:pict>
+            </w:r>
+            <w:r>
+              <w:rPr>
+                <w:noProof/>
+                <w:sz w:val="20"/>
+                <w:szCs w:val="20"/>
+              </w:rPr>
+              <w:fldChar w:fldCharType="end"/>
             </w:r>
             <w:r>
               <w:rPr>
@@ -16759,6 +17623,15 @@
               <w:fldChar w:fldCharType="begin"/>
             </w:r>
             <w:r>
+              <w:instrText xml:space="preserve"> INCLUDEPICTURE  \d "https://unigech-my.sharepoint.com/personal/florent_moissenet_unige_ch/Documents/_CLINIQUE/Matlab/KLAB_ShoulderAnalysis_Toolbox/1-Processing/Protocol01/Report/Analytic2_part2_range.png" \* MERGEFORMATINET </w:instrText>
+            </w:r>
+            <w:r>
+              <w:fldChar w:fldCharType="separate"/>
+            </w:r>
+            <w:r>
+              <w:fldChar w:fldCharType="begin"/>
+            </w:r>
+            <w:r>
               <w:instrText xml:space="preserve"> </w:instrText>
             </w:r>
             <w:r>
@@ -16772,10 +17645,13 @@
             </w:r>
             <w:r>
               <w:pict w14:anchorId="1468873E">
-                <v:shape id="_x0000_i1058" type="#_x0000_t75" style="width:447pt;height:393pt">
+                <v:shape id="_x0000_i1058" type="#_x0000_t75" style="width:447pt;height:392.9pt">
                   <v:imagedata r:id="rId42"/>
                 </v:shape>
               </w:pict>
+            </w:r>
+            <w:r>
+              <w:fldChar w:fldCharType="end"/>
             </w:r>
             <w:r>
               <w:fldChar w:fldCharType="end"/>
@@ -17076,6 +17952,24 @@
               <w:rPr>
                 <w:noProof/>
               </w:rPr>
+              <w:instrText xml:space="preserve"> INCLUDEPICTURE  \d "https://unigech-my.sharepoint.com/personal/florent_moissenet_unige_ch/Documents/_CLINIQUE/Matlab/KLAB_ShoulderAnalysis_Toolbox/1-Processing/Protocol01/Report/Analytic2_part2_elevationR.png" \* MERGEFORMATINET </w:instrText>
+            </w:r>
+            <w:r>
+              <w:rPr>
+                <w:noProof/>
+              </w:rPr>
+              <w:fldChar w:fldCharType="separate"/>
+            </w:r>
+            <w:r>
+              <w:rPr>
+                <w:noProof/>
+              </w:rPr>
+              <w:fldChar w:fldCharType="begin"/>
+            </w:r>
+            <w:r>
+              <w:rPr>
+                <w:noProof/>
+              </w:rPr>
               <w:instrText xml:space="preserve"> </w:instrText>
             </w:r>
             <w:r>
@@ -17101,10 +17995,16 @@
                 <w:noProof/>
               </w:rPr>
               <w:pict w14:anchorId="65D4BD24">
-                <v:shape id="_x0000_i1059" type="#_x0000_t75" style="width:102pt;height:99pt">
+                <v:shape id="_x0000_i1059" type="#_x0000_t75" style="width:101.95pt;height:99.05pt">
                   <v:imagedata r:id="rId43"/>
                 </v:shape>
               </w:pict>
+            </w:r>
+            <w:r>
+              <w:rPr>
+                <w:noProof/>
+              </w:rPr>
+              <w:fldChar w:fldCharType="end"/>
             </w:r>
             <w:r>
               <w:rPr>
@@ -17442,6 +18342,24 @@
               <w:rPr>
                 <w:noProof/>
               </w:rPr>
+              <w:instrText xml:space="preserve"> INCLUDEPICTURE  \d "https://unigech-my.sharepoint.com/personal/florent_moissenet_unige_ch/Documents/_CLINIQUE/Matlab/KLAB_ShoulderAnalysis_Toolbox/1-Processing/Protocol01/Report/Skeleton_right_shoulder.png" \* MERGEFORMATINET </w:instrText>
+            </w:r>
+            <w:r>
+              <w:rPr>
+                <w:noProof/>
+              </w:rPr>
+              <w:fldChar w:fldCharType="separate"/>
+            </w:r>
+            <w:r>
+              <w:rPr>
+                <w:noProof/>
+              </w:rPr>
+              <w:fldChar w:fldCharType="begin"/>
+            </w:r>
+            <w:r>
+              <w:rPr>
+                <w:noProof/>
+              </w:rPr>
               <w:instrText xml:space="preserve"> </w:instrText>
             </w:r>
             <w:r>
@@ -17467,10 +18385,16 @@
                 <w:noProof/>
               </w:rPr>
               <w:pict w14:anchorId="62E1E675">
-                <v:shape id="_x0000_i1060" type="#_x0000_t75" style="width:84pt;height:99pt">
+                <v:shape id="_x0000_i1060" type="#_x0000_t75" style="width:84.05pt;height:99.05pt">
                   <v:imagedata r:id="rId44"/>
                 </v:shape>
               </w:pict>
+            </w:r>
+            <w:r>
+              <w:rPr>
+                <w:noProof/>
+              </w:rPr>
+              <w:fldChar w:fldCharType="end"/>
             </w:r>
             <w:r>
               <w:rPr>
@@ -17815,6 +18739,24 @@
               <w:rPr>
                 <w:noProof/>
               </w:rPr>
+              <w:instrText xml:space="preserve"> INCLUDEPICTURE  \d "https://unigech-my.sharepoint.com/personal/florent_moissenet_unige_ch/Documents/_CLINIQUE/Matlab/KLAB_ShoulderAnalysis_Toolbox/1-Processing/Protocol01/Report/Skeleton_left_shoulder.png" \* MERGEFORMATINET </w:instrText>
+            </w:r>
+            <w:r>
+              <w:rPr>
+                <w:noProof/>
+              </w:rPr>
+              <w:fldChar w:fldCharType="separate"/>
+            </w:r>
+            <w:r>
+              <w:rPr>
+                <w:noProof/>
+              </w:rPr>
+              <w:fldChar w:fldCharType="begin"/>
+            </w:r>
+            <w:r>
+              <w:rPr>
+                <w:noProof/>
+              </w:rPr>
               <w:instrText xml:space="preserve"> </w:instrText>
             </w:r>
             <w:r>
@@ -17840,10 +18782,16 @@
                 <w:noProof/>
               </w:rPr>
               <w:pict w14:anchorId="0F5309E6">
-                <v:shape id="_x0000_i1061" type="#_x0000_t75" style="width:84pt;height:99pt">
+                <v:shape id="_x0000_i1061" type="#_x0000_t75" style="width:84.05pt;height:99.05pt">
                   <v:imagedata r:id="rId45"/>
                 </v:shape>
               </w:pict>
+            </w:r>
+            <w:r>
+              <w:rPr>
+                <w:noProof/>
+              </w:rPr>
+              <w:fldChar w:fldCharType="end"/>
             </w:r>
             <w:r>
               <w:rPr>
@@ -18061,6 +19009,15 @@
               <w:fldChar w:fldCharType="begin"/>
             </w:r>
             <w:r>
+              <w:instrText xml:space="preserve"> INCLUDEPICTURE  \d "https://unigech-my.sharepoint.com/personal/florent_moissenet_unige_ch/Documents/_CLINIQUE/Matlab/KLAB_ShoulderAnalysis_Toolbox/1-Processing/Protocol01/Report/Analytic2_part2_elevationL.png" \* MERGEFORMATINET </w:instrText>
+            </w:r>
+            <w:r>
+              <w:fldChar w:fldCharType="separate"/>
+            </w:r>
+            <w:r>
+              <w:fldChar w:fldCharType="begin"/>
+            </w:r>
+            <w:r>
               <w:instrText xml:space="preserve"> </w:instrText>
             </w:r>
             <w:r>
@@ -18074,10 +19031,13 @@
             </w:r>
             <w:r>
               <w:pict w14:anchorId="35E83F48">
-                <v:shape id="_x0000_i1062" type="#_x0000_t75" style="width:102pt;height:99pt">
+                <v:shape id="_x0000_i1062" type="#_x0000_t75" style="width:101.95pt;height:99.05pt">
                   <v:imagedata r:id="rId46"/>
                 </v:shape>
               </w:pict>
+            </w:r>
+            <w:r>
+              <w:fldChar w:fldCharType="end"/>
             </w:r>
             <w:r>
               <w:fldChar w:fldCharType="end"/>
@@ -18596,6 +19556,30 @@
                 <w:sz w:val="20"/>
                 <w:szCs w:val="20"/>
               </w:rPr>
+              <w:instrText xml:space="preserve"> INCLUDEPICTURE  \d "https://unigech-my.sharepoint.com/personal/florent_moissenet_unige_ch/Documents/_CLINIQUE/Matlab/KLAB_ShoulderAnalysis_Toolbox/1-Processing/Protocol01/Report/Analytic2_part2_elevationPlaneR.png" \* MERGEFORMATINET </w:instrText>
+            </w:r>
+            <w:r>
+              <w:rPr>
+                <w:noProof/>
+                <w:sz w:val="20"/>
+                <w:szCs w:val="20"/>
+              </w:rPr>
+              <w:fldChar w:fldCharType="separate"/>
+            </w:r>
+            <w:r>
+              <w:rPr>
+                <w:noProof/>
+                <w:sz w:val="20"/>
+                <w:szCs w:val="20"/>
+              </w:rPr>
+              <w:fldChar w:fldCharType="begin"/>
+            </w:r>
+            <w:r>
+              <w:rPr>
+                <w:noProof/>
+                <w:sz w:val="20"/>
+                <w:szCs w:val="20"/>
+              </w:rPr>
               <w:instrText xml:space="preserve"> </w:instrText>
             </w:r>
             <w:r>
@@ -18629,10 +19613,18 @@
                 <w:szCs w:val="20"/>
               </w:rPr>
               <w:pict w14:anchorId="24E1A6AE">
-                <v:shape id="_x0000_i1063" type="#_x0000_t75" style="width:51.3pt;height:9.3pt">
+                <v:shape id="_x0000_i1063" type="#_x0000_t75" style="width:51.2pt;height:9.15pt">
                   <v:imagedata r:id="rId47"/>
                 </v:shape>
               </w:pict>
+            </w:r>
+            <w:r>
+              <w:rPr>
+                <w:noProof/>
+                <w:sz w:val="20"/>
+                <w:szCs w:val="20"/>
+              </w:rPr>
+              <w:fldChar w:fldCharType="end"/>
             </w:r>
             <w:r>
               <w:rPr>
@@ -19177,6 +20169,30 @@
                 <w:sz w:val="20"/>
                 <w:szCs w:val="20"/>
               </w:rPr>
+              <w:instrText xml:space="preserve"> INCLUDEPICTURE  \d "https://unigech-my.sharepoint.com/personal/florent_moissenet_unige_ch/Documents/_CLINIQUE/Matlab/KLAB_ShoulderAnalysis_Toolbox/1-Processing/Protocol01/Report/Analytic2_part2_elevationPlaneL.png" \* MERGEFORMATINET </w:instrText>
+            </w:r>
+            <w:r>
+              <w:rPr>
+                <w:noProof/>
+                <w:sz w:val="20"/>
+                <w:szCs w:val="20"/>
+              </w:rPr>
+              <w:fldChar w:fldCharType="separate"/>
+            </w:r>
+            <w:r>
+              <w:rPr>
+                <w:noProof/>
+                <w:sz w:val="20"/>
+                <w:szCs w:val="20"/>
+              </w:rPr>
+              <w:fldChar w:fldCharType="begin"/>
+            </w:r>
+            <w:r>
+              <w:rPr>
+                <w:noProof/>
+                <w:sz w:val="20"/>
+                <w:szCs w:val="20"/>
+              </w:rPr>
               <w:instrText xml:space="preserve"> </w:instrText>
             </w:r>
             <w:r>
@@ -19210,10 +20226,18 @@
                 <w:szCs w:val="20"/>
               </w:rPr>
               <w:pict w14:anchorId="2B154EA0">
-                <v:shape id="_x0000_i1064" type="#_x0000_t75" style="width:51.3pt;height:9.3pt">
+                <v:shape id="_x0000_i1064" type="#_x0000_t75" style="width:51.2pt;height:9.15pt">
                   <v:imagedata r:id="rId48"/>
                 </v:shape>
               </w:pict>
+            </w:r>
+            <w:r>
+              <w:rPr>
+                <w:noProof/>
+                <w:sz w:val="20"/>
+                <w:szCs w:val="20"/>
+              </w:rPr>
+              <w:fldChar w:fldCharType="end"/>
             </w:r>
             <w:r>
               <w:rPr>
@@ -19683,6 +20707,30 @@
                 <w:sz w:val="20"/>
                 <w:szCs w:val="20"/>
               </w:rPr>
+              <w:instrText xml:space="preserve"> INCLUDEPICTURE  \d "https://unigech-my.sharepoint.com/personal/florent_moissenet_unige_ch/Documents/_CLINIQUE/Matlab/KLAB_ShoulderAnalysis_Toolbox/1-Processing/Protocol01/Report/Analytic2_part2_rhythmR.png" \* MERGEFORMATINET </w:instrText>
+            </w:r>
+            <w:r>
+              <w:rPr>
+                <w:noProof/>
+                <w:sz w:val="20"/>
+                <w:szCs w:val="20"/>
+              </w:rPr>
+              <w:fldChar w:fldCharType="separate"/>
+            </w:r>
+            <w:r>
+              <w:rPr>
+                <w:noProof/>
+                <w:sz w:val="20"/>
+                <w:szCs w:val="20"/>
+              </w:rPr>
+              <w:fldChar w:fldCharType="begin"/>
+            </w:r>
+            <w:r>
+              <w:rPr>
+                <w:noProof/>
+                <w:sz w:val="20"/>
+                <w:szCs w:val="20"/>
+              </w:rPr>
               <w:instrText xml:space="preserve"> </w:instrText>
             </w:r>
             <w:r>
@@ -19716,10 +20764,18 @@
                 <w:szCs w:val="20"/>
               </w:rPr>
               <w:pict w14:anchorId="3D97A661">
-                <v:shape id="_x0000_i1065" type="#_x0000_t75" style="width:36.3pt;height:9.3pt">
+                <v:shape id="_x0000_i1065" type="#_x0000_t75" style="width:36.2pt;height:9.15pt">
                   <v:imagedata r:id="rId49"/>
                 </v:shape>
               </w:pict>
+            </w:r>
+            <w:r>
+              <w:rPr>
+                <w:noProof/>
+                <w:sz w:val="20"/>
+                <w:szCs w:val="20"/>
+              </w:rPr>
+              <w:fldChar w:fldCharType="end"/>
             </w:r>
             <w:r>
               <w:rPr>
@@ -20245,6 +21301,30 @@
                 <w:sz w:val="20"/>
                 <w:szCs w:val="20"/>
               </w:rPr>
+              <w:instrText xml:space="preserve"> INCLUDEPICTURE  \d "https://unigech-my.sharepoint.com/personal/florent_moissenet_unige_ch/Documents/_CLINIQUE/Matlab/KLAB_ShoulderAnalysis_Toolbox/1-Processing/Protocol01/Report/Analytic2_part2_rhythmL.png" \* MERGEFORMATINET </w:instrText>
+            </w:r>
+            <w:r>
+              <w:rPr>
+                <w:noProof/>
+                <w:sz w:val="20"/>
+                <w:szCs w:val="20"/>
+              </w:rPr>
+              <w:fldChar w:fldCharType="separate"/>
+            </w:r>
+            <w:r>
+              <w:rPr>
+                <w:noProof/>
+                <w:sz w:val="20"/>
+                <w:szCs w:val="20"/>
+              </w:rPr>
+              <w:fldChar w:fldCharType="begin"/>
+            </w:r>
+            <w:r>
+              <w:rPr>
+                <w:noProof/>
+                <w:sz w:val="20"/>
+                <w:szCs w:val="20"/>
+              </w:rPr>
               <w:instrText xml:space="preserve"> </w:instrText>
             </w:r>
             <w:r>
@@ -20278,10 +21358,18 @@
                 <w:szCs w:val="20"/>
               </w:rPr>
               <w:pict w14:anchorId="5232692A">
-                <v:shape id="_x0000_i1066" type="#_x0000_t75" style="width:27pt;height:9.3pt">
+                <v:shape id="_x0000_i1066" type="#_x0000_t75" style="width:27.05pt;height:9.15pt">
                   <v:imagedata r:id="rId50"/>
                 </v:shape>
               </w:pict>
+            </w:r>
+            <w:r>
+              <w:rPr>
+                <w:noProof/>
+                <w:sz w:val="20"/>
+                <w:szCs w:val="20"/>
+              </w:rPr>
+              <w:fldChar w:fldCharType="end"/>
             </w:r>
             <w:r>
               <w:rPr>
@@ -20743,6 +21831,30 @@
                 <w:sz w:val="20"/>
                 <w:szCs w:val="20"/>
               </w:rPr>
+              <w:instrText xml:space="preserve"> INCLUDEPICTURE  \d "https://unigech-my.sharepoint.com/personal/florent_moissenet_unige_ch/Documents/_CLINIQUE/Matlab/KLAB_ShoulderAnalysis_Toolbox/1-Processing/Protocol01/Report/Analytic2_part2_painR.png" \* MERGEFORMATINET </w:instrText>
+            </w:r>
+            <w:r>
+              <w:rPr>
+                <w:noProof/>
+                <w:sz w:val="20"/>
+                <w:szCs w:val="20"/>
+              </w:rPr>
+              <w:fldChar w:fldCharType="separate"/>
+            </w:r>
+            <w:r>
+              <w:rPr>
+                <w:noProof/>
+                <w:sz w:val="20"/>
+                <w:szCs w:val="20"/>
+              </w:rPr>
+              <w:fldChar w:fldCharType="begin"/>
+            </w:r>
+            <w:r>
+              <w:rPr>
+                <w:noProof/>
+                <w:sz w:val="20"/>
+                <w:szCs w:val="20"/>
+              </w:rPr>
               <w:instrText xml:space="preserve"> </w:instrText>
             </w:r>
             <w:r>
@@ -20776,10 +21888,18 @@
                 <w:szCs w:val="20"/>
               </w:rPr>
               <w:pict w14:anchorId="18905AA3">
-                <v:shape id="_x0000_i1067" type="#_x0000_t75" style="width:183pt;height:18pt">
+                <v:shape id="_x0000_i1067" type="#_x0000_t75" style="width:183.1pt;height:17.9pt">
                   <v:imagedata r:id="rId51"/>
                 </v:shape>
               </w:pict>
+            </w:r>
+            <w:r>
+              <w:rPr>
+                <w:noProof/>
+                <w:sz w:val="20"/>
+                <w:szCs w:val="20"/>
+              </w:rPr>
+              <w:fldChar w:fldCharType="end"/>
             </w:r>
             <w:r>
               <w:rPr>
@@ -21284,6 +22404,30 @@
                 <w:sz w:val="20"/>
                 <w:szCs w:val="20"/>
               </w:rPr>
+              <w:instrText xml:space="preserve"> INCLUDEPICTURE  \d "https://unigech-my.sharepoint.com/personal/florent_moissenet_unige_ch/Documents/_CLINIQUE/Matlab/KLAB_ShoulderAnalysis_Toolbox/1-Processing/Protocol01/Report/Analytic2_part2_painL.png" \* MERGEFORMATINET </w:instrText>
+            </w:r>
+            <w:r>
+              <w:rPr>
+                <w:noProof/>
+                <w:sz w:val="20"/>
+                <w:szCs w:val="20"/>
+              </w:rPr>
+              <w:fldChar w:fldCharType="separate"/>
+            </w:r>
+            <w:r>
+              <w:rPr>
+                <w:noProof/>
+                <w:sz w:val="20"/>
+                <w:szCs w:val="20"/>
+              </w:rPr>
+              <w:fldChar w:fldCharType="begin"/>
+            </w:r>
+            <w:r>
+              <w:rPr>
+                <w:noProof/>
+                <w:sz w:val="20"/>
+                <w:szCs w:val="20"/>
+              </w:rPr>
               <w:instrText xml:space="preserve"> </w:instrText>
             </w:r>
             <w:r>
@@ -21317,10 +22461,18 @@
                 <w:szCs w:val="20"/>
               </w:rPr>
               <w:pict w14:anchorId="7C7782AE">
-                <v:shape id="_x0000_i1068" type="#_x0000_t75" style="width:183pt;height:18pt">
+                <v:shape id="_x0000_i1068" type="#_x0000_t75" style="width:183.1pt;height:17.9pt">
                   <v:imagedata r:id="rId52"/>
                 </v:shape>
               </w:pict>
+            </w:r>
+            <w:r>
+              <w:rPr>
+                <w:noProof/>
+                <w:sz w:val="20"/>
+                <w:szCs w:val="20"/>
+              </w:rPr>
+              <w:fldChar w:fldCharType="end"/>
             </w:r>
             <w:r>
               <w:rPr>
@@ -21492,12 +22644,12 @@
         <w:tblLook w:val="04A0" w:firstRow="1" w:lastRow="0" w:firstColumn="1" w:lastColumn="0" w:noHBand="0" w:noVBand="1"/>
       </w:tblPr>
       <w:tblGrid>
-        <w:gridCol w:w="2099"/>
+        <w:gridCol w:w="2097"/>
         <w:gridCol w:w="1867"/>
-        <w:gridCol w:w="216"/>
-        <w:gridCol w:w="848"/>
-        <w:gridCol w:w="216"/>
-        <w:gridCol w:w="1720"/>
+        <w:gridCol w:w="25"/>
+        <w:gridCol w:w="1040"/>
+        <w:gridCol w:w="71"/>
+        <w:gridCol w:w="1866"/>
         <w:gridCol w:w="2104"/>
       </w:tblGrid>
       <w:tr>
@@ -21631,6 +22783,15 @@
               <w:fldChar w:fldCharType="begin"/>
             </w:r>
             <w:r>
+              <w:instrText xml:space="preserve"> INCLUDEPICTURE  \d "https://unigech-my.sharepoint.com/personal/florent_moissenet_unige_ch/Documents/_CLINIQUE/Matlab/KLAB_ShoulderAnalysis_Toolbox/1-Processing/Protocol01/Report/Analytic3_part1_range.png" \* MERGEFORMATINET </w:instrText>
+            </w:r>
+            <w:r>
+              <w:fldChar w:fldCharType="separate"/>
+            </w:r>
+            <w:r>
+              <w:fldChar w:fldCharType="begin"/>
+            </w:r>
+            <w:r>
               <w:instrText xml:space="preserve"> </w:instrText>
             </w:r>
             <w:r>
@@ -21648,6 +22809,9 @@
                   <v:imagedata r:id="rId53"/>
                 </v:shape>
               </w:pict>
+            </w:r>
+            <w:r>
+              <w:fldChar w:fldCharType="end"/>
             </w:r>
             <w:r>
               <w:fldChar w:fldCharType="end"/>
@@ -21955,6 +23119,24 @@
               <w:rPr>
                 <w:noProof/>
               </w:rPr>
+              <w:instrText xml:space="preserve"> INCLUDEPICTURE  \d "https://unigech-my.sharepoint.com/personal/florent_moissenet_unige_ch/Documents/_CLINIQUE/Matlab/KLAB_ShoulderAnalysis_Toolbox/1-Processing/Protocol01/Report/Skeleton_right_shoulder.png" \* MERGEFORMATINET </w:instrText>
+            </w:r>
+            <w:r>
+              <w:rPr>
+                <w:noProof/>
+              </w:rPr>
+              <w:fldChar w:fldCharType="separate"/>
+            </w:r>
+            <w:r>
+              <w:rPr>
+                <w:noProof/>
+              </w:rPr>
+              <w:fldChar w:fldCharType="begin"/>
+            </w:r>
+            <w:r>
+              <w:rPr>
+                <w:noProof/>
+              </w:rPr>
               <w:instrText xml:space="preserve"> </w:instrText>
             </w:r>
             <w:r>
@@ -21980,10 +23162,16 @@
                 <w:noProof/>
               </w:rPr>
               <w:pict w14:anchorId="7432DE55">
-                <v:shape id="_x0000_i1070" type="#_x0000_t75" style="width:84pt;height:99pt">
+                <v:shape id="_x0000_i1070" type="#_x0000_t75" style="width:84.05pt;height:99.05pt">
                   <v:imagedata r:id="rId54"/>
                 </v:shape>
               </w:pict>
+            </w:r>
+            <w:r>
+              <w:rPr>
+                <w:noProof/>
+              </w:rPr>
+              <w:fldChar w:fldCharType="end"/>
             </w:r>
             <w:r>
               <w:rPr>
@@ -22328,6 +23516,24 @@
               <w:rPr>
                 <w:noProof/>
               </w:rPr>
+              <w:instrText xml:space="preserve"> INCLUDEPICTURE  \d "https://unigech-my.sharepoint.com/personal/florent_moissenet_unige_ch/Documents/_CLINIQUE/Matlab/KLAB_ShoulderAnalysis_Toolbox/1-Processing/Protocol01/Report/Skeleton_left_shoulder.png" \* MERGEFORMATINET </w:instrText>
+            </w:r>
+            <w:r>
+              <w:rPr>
+                <w:noProof/>
+              </w:rPr>
+              <w:fldChar w:fldCharType="separate"/>
+            </w:r>
+            <w:r>
+              <w:rPr>
+                <w:noProof/>
+              </w:rPr>
+              <w:fldChar w:fldCharType="begin"/>
+            </w:r>
+            <w:r>
+              <w:rPr>
+                <w:noProof/>
+              </w:rPr>
               <w:instrText xml:space="preserve"> </w:instrText>
             </w:r>
             <w:r>
@@ -22353,10 +23559,16 @@
                 <w:noProof/>
               </w:rPr>
               <w:pict w14:anchorId="5E88542B">
-                <v:shape id="_x0000_i1071" type="#_x0000_t75" style="width:84pt;height:99pt">
+                <v:shape id="_x0000_i1071" type="#_x0000_t75" style="width:84.05pt;height:99.05pt">
                   <v:imagedata r:id="rId55"/>
                 </v:shape>
               </w:pict>
+            </w:r>
+            <w:r>
+              <w:rPr>
+                <w:noProof/>
+              </w:rPr>
+              <w:fldChar w:fldCharType="end"/>
             </w:r>
             <w:r>
               <w:rPr>
@@ -22909,6 +24121,30 @@
                 <w:sz w:val="20"/>
                 <w:szCs w:val="20"/>
               </w:rPr>
+              <w:instrText xml:space="preserve"> INCLUDEPICTURE  \d "https://unigech-my.sharepoint.com/personal/florent_moissenet_unige_ch/Documents/_CLINIQUE/Matlab/KLAB_ShoulderAnalysis_Toolbox/1-Processing/Protocol01/Report/Analytic3_part1_painR.png" \* MERGEFORMATINET </w:instrText>
+            </w:r>
+            <w:r>
+              <w:rPr>
+                <w:noProof/>
+                <w:sz w:val="20"/>
+                <w:szCs w:val="20"/>
+              </w:rPr>
+              <w:fldChar w:fldCharType="separate"/>
+            </w:r>
+            <w:r>
+              <w:rPr>
+                <w:noProof/>
+                <w:sz w:val="20"/>
+                <w:szCs w:val="20"/>
+              </w:rPr>
+              <w:fldChar w:fldCharType="begin"/>
+            </w:r>
+            <w:r>
+              <w:rPr>
+                <w:noProof/>
+                <w:sz w:val="20"/>
+                <w:szCs w:val="20"/>
+              </w:rPr>
               <w:instrText xml:space="preserve"> </w:instrText>
             </w:r>
             <w:r>
@@ -22942,10 +24178,18 @@
                 <w:szCs w:val="20"/>
               </w:rPr>
               <w:pict w14:anchorId="254EADFF">
-                <v:shape id="_x0000_i1072" type="#_x0000_t75" style="width:183pt;height:18pt">
+                <v:shape id="_x0000_i1072" type="#_x0000_t75" style="width:183.1pt;height:17.9pt">
                   <v:imagedata r:id="rId56"/>
                 </v:shape>
               </w:pict>
+            </w:r>
+            <w:r>
+              <w:rPr>
+                <w:noProof/>
+                <w:sz w:val="20"/>
+                <w:szCs w:val="20"/>
+              </w:rPr>
+              <w:fldChar w:fldCharType="end"/>
             </w:r>
             <w:r>
               <w:rPr>
@@ -23450,6 +24694,30 @@
                 <w:sz w:val="20"/>
                 <w:szCs w:val="20"/>
               </w:rPr>
+              <w:instrText xml:space="preserve"> INCLUDEPICTURE  \d "https://unigech-my.sharepoint.com/personal/florent_moissenet_unige_ch/Documents/_CLINIQUE/Matlab/KLAB_ShoulderAnalysis_Toolbox/1-Processing/Protocol01/Report/Analytic3_part1_painL.png" \* MERGEFORMATINET </w:instrText>
+            </w:r>
+            <w:r>
+              <w:rPr>
+                <w:noProof/>
+                <w:sz w:val="20"/>
+                <w:szCs w:val="20"/>
+              </w:rPr>
+              <w:fldChar w:fldCharType="separate"/>
+            </w:r>
+            <w:r>
+              <w:rPr>
+                <w:noProof/>
+                <w:sz w:val="20"/>
+                <w:szCs w:val="20"/>
+              </w:rPr>
+              <w:fldChar w:fldCharType="begin"/>
+            </w:r>
+            <w:r>
+              <w:rPr>
+                <w:noProof/>
+                <w:sz w:val="20"/>
+                <w:szCs w:val="20"/>
+              </w:rPr>
               <w:instrText xml:space="preserve"> </w:instrText>
             </w:r>
             <w:r>
@@ -23483,10 +24751,18 @@
                 <w:szCs w:val="20"/>
               </w:rPr>
               <w:pict w14:anchorId="37CE9D39">
-                <v:shape id="_x0000_i1073" type="#_x0000_t75" style="width:183pt;height:18pt">
+                <v:shape id="_x0000_i1073" type="#_x0000_t75" style="width:183.1pt;height:17.9pt">
                   <v:imagedata r:id="rId57"/>
                 </v:shape>
               </w:pict>
+            </w:r>
+            <w:r>
+              <w:rPr>
+                <w:noProof/>
+                <w:sz w:val="20"/>
+                <w:szCs w:val="20"/>
+              </w:rPr>
+              <w:fldChar w:fldCharType="end"/>
             </w:r>
             <w:r>
               <w:rPr>
@@ -23658,13 +24934,13 @@
         <w:tblLook w:val="04A0" w:firstRow="1" w:lastRow="0" w:firstColumn="1" w:lastColumn="0" w:noHBand="0" w:noVBand="1"/>
       </w:tblPr>
       <w:tblGrid>
-        <w:gridCol w:w="2098"/>
+        <w:gridCol w:w="2097"/>
+        <w:gridCol w:w="1868"/>
+        <w:gridCol w:w="25"/>
+        <w:gridCol w:w="1039"/>
+        <w:gridCol w:w="70"/>
         <w:gridCol w:w="1867"/>
-        <w:gridCol w:w="216"/>
-        <w:gridCol w:w="849"/>
-        <w:gridCol w:w="216"/>
-        <w:gridCol w:w="1721"/>
-        <w:gridCol w:w="2103"/>
+        <w:gridCol w:w="2104"/>
       </w:tblGrid>
       <w:tr>
         <w:tc>
@@ -23797,6 +25073,15 @@
               <w:fldChar w:fldCharType="begin"/>
             </w:r>
             <w:r>
+              <w:instrText xml:space="preserve"> INCLUDEPICTURE  \d "https://unigech-my.sharepoint.com/personal/florent_moissenet_unige_ch/Documents/_CLINIQUE/Matlab/KLAB_ShoulderAnalysis_Toolbox/1-Processing/Protocol01/Report/Analytic4_part1_range.png" \* MERGEFORMATINET </w:instrText>
+            </w:r>
+            <w:r>
+              <w:fldChar w:fldCharType="separate"/>
+            </w:r>
+            <w:r>
+              <w:fldChar w:fldCharType="begin"/>
+            </w:r>
+            <w:r>
               <w:instrText xml:space="preserve"> </w:instrText>
             </w:r>
             <w:r>
@@ -23810,10 +25095,13 @@
             </w:r>
             <w:r>
               <w:pict w14:anchorId="00028C7C">
-                <v:shape id="_x0000_i1074" type="#_x0000_t75" style="width:446.7pt;height:378pt">
+                <v:shape id="_x0000_i1074" type="#_x0000_t75" style="width:446.55pt;height:377.9pt">
                   <v:imagedata r:id="rId58"/>
                 </v:shape>
               </w:pict>
+            </w:r>
+            <w:r>
+              <w:fldChar w:fldCharType="end"/>
             </w:r>
             <w:r>
               <w:fldChar w:fldCharType="end"/>
@@ -24121,6 +25409,24 @@
               <w:rPr>
                 <w:noProof/>
               </w:rPr>
+              <w:instrText xml:space="preserve"> INCLUDEPICTURE  \d "https://unigech-my.sharepoint.com/personal/florent_moissenet_unige_ch/Documents/_CLINIQUE/Matlab/KLAB_ShoulderAnalysis_Toolbox/1-Processing/Protocol01/Report/Skeleton_right_shoulder.png" \* MERGEFORMATINET </w:instrText>
+            </w:r>
+            <w:r>
+              <w:rPr>
+                <w:noProof/>
+              </w:rPr>
+              <w:fldChar w:fldCharType="separate"/>
+            </w:r>
+            <w:r>
+              <w:rPr>
+                <w:noProof/>
+              </w:rPr>
+              <w:fldChar w:fldCharType="begin"/>
+            </w:r>
+            <w:r>
+              <w:rPr>
+                <w:noProof/>
+              </w:rPr>
               <w:instrText xml:space="preserve"> </w:instrText>
             </w:r>
             <w:r>
@@ -24146,10 +25452,16 @@
                 <w:noProof/>
               </w:rPr>
               <w:pict w14:anchorId="17883B47">
-                <v:shape id="_x0000_i1075" type="#_x0000_t75" style="width:84pt;height:99pt">
+                <v:shape id="_x0000_i1075" type="#_x0000_t75" style="width:84.05pt;height:99.05pt">
                   <v:imagedata r:id="rId59"/>
                 </v:shape>
               </w:pict>
+            </w:r>
+            <w:r>
+              <w:rPr>
+                <w:noProof/>
+              </w:rPr>
+              <w:fldChar w:fldCharType="end"/>
             </w:r>
             <w:r>
               <w:rPr>
@@ -24494,6 +25806,24 @@
               <w:rPr>
                 <w:noProof/>
               </w:rPr>
+              <w:instrText xml:space="preserve"> INCLUDEPICTURE  \d "https://unigech-my.sharepoint.com/personal/florent_moissenet_unige_ch/Documents/_CLINIQUE/Matlab/KLAB_ShoulderAnalysis_Toolbox/1-Processing/Protocol01/Report/Skeleton_left_shoulder.png" \* MERGEFORMATINET </w:instrText>
+            </w:r>
+            <w:r>
+              <w:rPr>
+                <w:noProof/>
+              </w:rPr>
+              <w:fldChar w:fldCharType="separate"/>
+            </w:r>
+            <w:r>
+              <w:rPr>
+                <w:noProof/>
+              </w:rPr>
+              <w:fldChar w:fldCharType="begin"/>
+            </w:r>
+            <w:r>
+              <w:rPr>
+                <w:noProof/>
+              </w:rPr>
               <w:instrText xml:space="preserve"> </w:instrText>
             </w:r>
             <w:r>
@@ -24519,10 +25849,16 @@
                 <w:noProof/>
               </w:rPr>
               <w:pict w14:anchorId="6056CECF">
-                <v:shape id="_x0000_i1076" type="#_x0000_t75" style="width:84pt;height:99pt">
+                <v:shape id="_x0000_i1076" type="#_x0000_t75" style="width:84.05pt;height:99.05pt">
                   <v:imagedata r:id="rId60"/>
                 </v:shape>
               </w:pict>
+            </w:r>
+            <w:r>
+              <w:rPr>
+                <w:noProof/>
+              </w:rPr>
+              <w:fldChar w:fldCharType="end"/>
             </w:r>
             <w:r>
               <w:rPr>
@@ -25075,6 +26411,30 @@
                 <w:sz w:val="20"/>
                 <w:szCs w:val="20"/>
               </w:rPr>
+              <w:instrText xml:space="preserve"> INCLUDEPICTURE  \d "https://unigech-my.sharepoint.com/personal/florent_moissenet_unige_ch/Documents/_CLINIQUE/Matlab/KLAB_ShoulderAnalysis_Toolbox/1-Processing/Protocol01/Report/Analytic4_part1_painR.png" \* MERGEFORMATINET </w:instrText>
+            </w:r>
+            <w:r>
+              <w:rPr>
+                <w:noProof/>
+                <w:sz w:val="20"/>
+                <w:szCs w:val="20"/>
+              </w:rPr>
+              <w:fldChar w:fldCharType="separate"/>
+            </w:r>
+            <w:r>
+              <w:rPr>
+                <w:noProof/>
+                <w:sz w:val="20"/>
+                <w:szCs w:val="20"/>
+              </w:rPr>
+              <w:fldChar w:fldCharType="begin"/>
+            </w:r>
+            <w:r>
+              <w:rPr>
+                <w:noProof/>
+                <w:sz w:val="20"/>
+                <w:szCs w:val="20"/>
+              </w:rPr>
               <w:instrText xml:space="preserve"> </w:instrText>
             </w:r>
             <w:r>
@@ -25108,10 +26468,18 @@
                 <w:szCs w:val="20"/>
               </w:rPr>
               <w:pict w14:anchorId="4EF8A5BA">
-                <v:shape id="_x0000_i1077" type="#_x0000_t75" style="width:183pt;height:18pt">
+                <v:shape id="_x0000_i1077" type="#_x0000_t75" style="width:183.1pt;height:17.9pt">
                   <v:imagedata r:id="rId61"/>
                 </v:shape>
               </w:pict>
+            </w:r>
+            <w:r>
+              <w:rPr>
+                <w:noProof/>
+                <w:sz w:val="20"/>
+                <w:szCs w:val="20"/>
+              </w:rPr>
+              <w:fldChar w:fldCharType="end"/>
             </w:r>
             <w:r>
               <w:rPr>
@@ -25616,6 +26984,30 @@
                 <w:sz w:val="20"/>
                 <w:szCs w:val="20"/>
               </w:rPr>
+              <w:instrText xml:space="preserve"> INCLUDEPICTURE  \d "https://unigech-my.sharepoint.com/personal/florent_moissenet_unige_ch/Documents/_CLINIQUE/Matlab/KLAB_ShoulderAnalysis_Toolbox/1-Processing/Protocol01/Report/Analytic4_part1_painL.png" \* MERGEFORMATINET </w:instrText>
+            </w:r>
+            <w:r>
+              <w:rPr>
+                <w:noProof/>
+                <w:sz w:val="20"/>
+                <w:szCs w:val="20"/>
+              </w:rPr>
+              <w:fldChar w:fldCharType="separate"/>
+            </w:r>
+            <w:r>
+              <w:rPr>
+                <w:noProof/>
+                <w:sz w:val="20"/>
+                <w:szCs w:val="20"/>
+              </w:rPr>
+              <w:fldChar w:fldCharType="begin"/>
+            </w:r>
+            <w:r>
+              <w:rPr>
+                <w:noProof/>
+                <w:sz w:val="20"/>
+                <w:szCs w:val="20"/>
+              </w:rPr>
               <w:instrText xml:space="preserve"> </w:instrText>
             </w:r>
             <w:r>
@@ -25649,10 +27041,18 @@
                 <w:szCs w:val="20"/>
               </w:rPr>
               <w:pict w14:anchorId="309DEA8F">
-                <v:shape id="_x0000_i1078" type="#_x0000_t75" style="width:183pt;height:18pt">
+                <v:shape id="_x0000_i1078" type="#_x0000_t75" style="width:183.1pt;height:17.9pt">
                   <v:imagedata r:id="rId62"/>
                 </v:shape>
               </w:pict>
+            </w:r>
+            <w:r>
+              <w:rPr>
+                <w:noProof/>
+                <w:sz w:val="20"/>
+                <w:szCs w:val="20"/>
+              </w:rPr>
+              <w:fldChar w:fldCharType="end"/>
             </w:r>
             <w:r>
               <w:rPr>
@@ -29838,7 +31238,16 @@
                       <w:szCs w:val="18"/>
                       <w:lang w:val="fr-FR"/>
                     </w:rPr>
-                    <w:t>Trapèze inférieur</w:t>
+                    <w:t xml:space="preserve">Trapèze </w:t>
+                  </w:r>
+                  <w:r>
+                    <w:rPr>
+                      <w:rFonts w:cstheme="minorHAnsi"/>
+                      <w:sz w:val="18"/>
+                      <w:szCs w:val="18"/>
+                      <w:lang w:val="fr-FR"/>
+                    </w:rPr>
+                    <w:t>moyen</w:t>
                   </w:r>
                 </w:p>
               </w:tc>
@@ -29867,7 +31276,7 @@
                       <w:szCs w:val="18"/>
                       <w:lang w:val="fr-FR"/>
                     </w:rPr>
-                    <w:t>Grand dentelé</w:t>
+                    <w:t>Trapèze inférieur</w:t>
                   </w:r>
                 </w:p>
               </w:tc>
@@ -29896,7 +31305,7 @@
                       <w:szCs w:val="18"/>
                       <w:lang w:val="fr-FR"/>
                     </w:rPr>
-                    <w:t>Grand dorsal</w:t>
+                    <w:t>Dentelé antérieur</w:t>
                   </w:r>
                 </w:p>
               </w:tc>
@@ -31906,7 +33315,7 @@
                 <w:noProof/>
               </w:rPr>
               <w:drawing>
-                <wp:inline distT="0" distB="0" distL="0" distR="0" wp14:anchorId="3F26A821" wp14:editId="00FC8542">
+                <wp:inline distT="0" distB="0" distL="0" distR="0" wp14:anchorId="3F26A821" wp14:editId="1B8F489E">
                   <wp:extent cx="1182186" cy="612000"/>
                   <wp:effectExtent l="0" t="0" r="0" b="0"/>
                   <wp:docPr id="2" name="Image 2"/>
@@ -32115,7 +33524,7 @@
 </file>
 
 <file path=word/endnotes.xml><?xml version="1.0" encoding="utf-8"?>
-<w:endnotes xmlns:wpc="http://schemas.microsoft.com/office/word/2010/wordprocessingCanvas" xmlns:cx="http://schemas.microsoft.com/office/drawing/2014/chartex" xmlns:cx1="http://schemas.microsoft.com/office/drawing/2015/9/8/chartex" xmlns:cx2="http://schemas.microsoft.com/office/drawing/2015/10/21/chartex" xmlns:cx3="http://schemas.microsoft.com/office/drawing/2016/5/9/chartex" xmlns:cx4="http://schemas.microsoft.com/office/drawing/2016/5/10/chartex" xmlns:cx5="http://schemas.microsoft.com/office/drawing/2016/5/11/chartex" xmlns:cx6="http://schemas.microsoft.com/office/drawing/2016/5/12/chartex" xmlns:cx7="http://schemas.microsoft.com/office/drawing/2016/5/13/chartex" xmlns:cx8="http://schemas.microsoft.com/office/drawing/2016/5/14/chartex" xmlns:mc="http://schemas.openxmlformats.org/markup-compatibility/2006" xmlns:aink="http://schemas.microsoft.com/office/drawing/2016/ink" xmlns:am3d="http://schemas.microsoft.com/office/drawing/2017/model3d" xmlns:o="urn:schemas-microsoft-com:office:office" xmlns:oel="http://schemas.microsoft.com/office/2019/extlst" xmlns:r="http://schemas.openxmlformats.org/officeDocument/2006/relationships" xmlns:m="http://schemas.openxmlformats.org/officeDocument/2006/math" xmlns:v="urn:schemas-microsoft-com:vml" xmlns:wp14="http://schemas.microsoft.com/office/word/2010/wordprocessingDrawing" xmlns:wp="http://schemas.openxmlformats.org/drawingml/2006/wordprocessingDrawing" xmlns:w10="urn:schemas-microsoft-com:office:word" xmlns:w="http://schemas.openxmlformats.org/wordprocessingml/2006/main" xmlns:w14="http://schemas.microsoft.com/office/word/2010/wordml" xmlns:w15="http://schemas.microsoft.com/office/word/2012/wordml" xmlns:w16cex="http://schemas.microsoft.com/office/word/2018/wordml/cex" xmlns:w16cid="http://schemas.microsoft.com/office/word/2016/wordml/cid" xmlns:w16="http://schemas.microsoft.com/office/word/2018/wordml" xmlns:w16sdtdh="http://schemas.microsoft.com/office/word/2020/wordml/sdtdatahash" xmlns:w16se="http://schemas.microsoft.com/office/word/2015/wordml/symex" xmlns:wpg="http://schemas.microsoft.com/office/word/2010/wordprocessingGroup" xmlns:wpi="http://schemas.microsoft.com/office/word/2010/wordprocessingInk" xmlns:wne="http://schemas.microsoft.com/office/word/2006/wordml" xmlns:wps="http://schemas.microsoft.com/office/word/2010/wordprocessingShape" mc:Ignorable="w14 w15 w16se w16cid w16 w16cex w16sdtdh wp14">
+<w:endnotes xmlns:wpc="http://schemas.microsoft.com/office/word/2010/wordprocessingCanvas" xmlns:cx="http://schemas.microsoft.com/office/drawing/2014/chartex" xmlns:cx1="http://schemas.microsoft.com/office/drawing/2015/9/8/chartex" xmlns:cx2="http://schemas.microsoft.com/office/drawing/2015/10/21/chartex" xmlns:cx3="http://schemas.microsoft.com/office/drawing/2016/5/9/chartex" xmlns:cx4="http://schemas.microsoft.com/office/drawing/2016/5/10/chartex" xmlns:cx5="http://schemas.microsoft.com/office/drawing/2016/5/11/chartex" xmlns:cx6="http://schemas.microsoft.com/office/drawing/2016/5/12/chartex" xmlns:cx7="http://schemas.microsoft.com/office/drawing/2016/5/13/chartex" xmlns:cx8="http://schemas.microsoft.com/office/drawing/2016/5/14/chartex" xmlns:mc="http://schemas.openxmlformats.org/markup-compatibility/2006" xmlns:aink="http://schemas.microsoft.com/office/drawing/2016/ink" xmlns:am3d="http://schemas.microsoft.com/office/drawing/2017/model3d" xmlns:o="urn:schemas-microsoft-com:office:office" xmlns:oel="http://schemas.microsoft.com/office/2019/extlst" xmlns:r="http://schemas.openxmlformats.org/officeDocument/2006/relationships" xmlns:m="http://schemas.openxmlformats.org/officeDocument/2006/math" xmlns:v="urn:schemas-microsoft-com:vml" xmlns:wp14="http://schemas.microsoft.com/office/word/2010/wordprocessingDrawing" xmlns:wp="http://schemas.openxmlformats.org/drawingml/2006/wordprocessingDrawing" xmlns:w10="urn:schemas-microsoft-com:office:word" xmlns:w="http://schemas.openxmlformats.org/wordprocessingml/2006/main" xmlns:w14="http://schemas.microsoft.com/office/word/2010/wordml" xmlns:w15="http://schemas.microsoft.com/office/word/2012/wordml" xmlns:w16cex="http://schemas.microsoft.com/office/word/2018/wordml/cex" xmlns:w16cid="http://schemas.microsoft.com/office/word/2016/wordml/cid" xmlns:w16="http://schemas.microsoft.com/office/word/2018/wordml" xmlns:w16du="http://schemas.microsoft.com/office/word/2023/wordml/word16du" xmlns:w16sdtdh="http://schemas.microsoft.com/office/word/2020/wordml/sdtdatahash" xmlns:w16sdtfl="http://schemas.microsoft.com/office/word/2024/wordml/sdtformatlock" xmlns:w16se="http://schemas.microsoft.com/office/word/2015/wordml/symex" xmlns:wpg="http://schemas.microsoft.com/office/word/2010/wordprocessingGroup" xmlns:wpi="http://schemas.microsoft.com/office/word/2010/wordprocessingInk" xmlns:wne="http://schemas.microsoft.com/office/word/2006/wordml" xmlns:wps="http://schemas.microsoft.com/office/word/2010/wordprocessingShape" mc:Ignorable="w14 w15 w16se w16cid w16 w16cex w16sdtdh w16sdtfl w16du wp14">
   <w:endnote w:type="separator" w:id="-1">
     <w:p>
       <w:pPr>
@@ -32140,7 +33549,7 @@
 </file>
 
 <file path=word/footer1.xml><?xml version="1.0" encoding="utf-8"?>
-<w:ftr xmlns:wpc="http://schemas.microsoft.com/office/word/2010/wordprocessingCanvas" xmlns:cx="http://schemas.microsoft.com/office/drawing/2014/chartex" xmlns:cx1="http://schemas.microsoft.com/office/drawing/2015/9/8/chartex" xmlns:cx2="http://schemas.microsoft.com/office/drawing/2015/10/21/chartex" xmlns:cx3="http://schemas.microsoft.com/office/drawing/2016/5/9/chartex" xmlns:cx4="http://schemas.microsoft.com/office/drawing/2016/5/10/chartex" xmlns:cx5="http://schemas.microsoft.com/office/drawing/2016/5/11/chartex" xmlns:cx6="http://schemas.microsoft.com/office/drawing/2016/5/12/chartex" xmlns:cx7="http://schemas.microsoft.com/office/drawing/2016/5/13/chartex" xmlns:cx8="http://schemas.microsoft.com/office/drawing/2016/5/14/chartex" xmlns:mc="http://schemas.openxmlformats.org/markup-compatibility/2006" xmlns:aink="http://schemas.microsoft.com/office/drawing/2016/ink" xmlns:am3d="http://schemas.microsoft.com/office/drawing/2017/model3d" xmlns:o="urn:schemas-microsoft-com:office:office" xmlns:oel="http://schemas.microsoft.com/office/2019/extlst" xmlns:r="http://schemas.openxmlformats.org/officeDocument/2006/relationships" xmlns:m="http://schemas.openxmlformats.org/officeDocument/2006/math" xmlns:v="urn:schemas-microsoft-com:vml" xmlns:wp14="http://schemas.microsoft.com/office/word/2010/wordprocessingDrawing" xmlns:wp="http://schemas.openxmlformats.org/drawingml/2006/wordprocessingDrawing" xmlns:w10="urn:schemas-microsoft-com:office:word" xmlns:w="http://schemas.openxmlformats.org/wordprocessingml/2006/main" xmlns:w14="http://schemas.microsoft.com/office/word/2010/wordml" xmlns:w15="http://schemas.microsoft.com/office/word/2012/wordml" xmlns:w16cex="http://schemas.microsoft.com/office/word/2018/wordml/cex" xmlns:w16cid="http://schemas.microsoft.com/office/word/2016/wordml/cid" xmlns:w16="http://schemas.microsoft.com/office/word/2018/wordml" xmlns:w16sdtdh="http://schemas.microsoft.com/office/word/2020/wordml/sdtdatahash" xmlns:w16se="http://schemas.microsoft.com/office/word/2015/wordml/symex" xmlns:wpg="http://schemas.microsoft.com/office/word/2010/wordprocessingGroup" xmlns:wpi="http://schemas.microsoft.com/office/word/2010/wordprocessingInk" xmlns:wne="http://schemas.microsoft.com/office/word/2006/wordml" xmlns:wps="http://schemas.microsoft.com/office/word/2010/wordprocessingShape" mc:Ignorable="w14 w15 w16se w16cid w16 w16cex w16sdtdh wp14">
+<w:ftr xmlns:wpc="http://schemas.microsoft.com/office/word/2010/wordprocessingCanvas" xmlns:cx="http://schemas.microsoft.com/office/drawing/2014/chartex" xmlns:cx1="http://schemas.microsoft.com/office/drawing/2015/9/8/chartex" xmlns:cx2="http://schemas.microsoft.com/office/drawing/2015/10/21/chartex" xmlns:cx3="http://schemas.microsoft.com/office/drawing/2016/5/9/chartex" xmlns:cx4="http://schemas.microsoft.com/office/drawing/2016/5/10/chartex" xmlns:cx5="http://schemas.microsoft.com/office/drawing/2016/5/11/chartex" xmlns:cx6="http://schemas.microsoft.com/office/drawing/2016/5/12/chartex" xmlns:cx7="http://schemas.microsoft.com/office/drawing/2016/5/13/chartex" xmlns:cx8="http://schemas.microsoft.com/office/drawing/2016/5/14/chartex" xmlns:mc="http://schemas.openxmlformats.org/markup-compatibility/2006" xmlns:aink="http://schemas.microsoft.com/office/drawing/2016/ink" xmlns:am3d="http://schemas.microsoft.com/office/drawing/2017/model3d" xmlns:o="urn:schemas-microsoft-com:office:office" xmlns:oel="http://schemas.microsoft.com/office/2019/extlst" xmlns:r="http://schemas.openxmlformats.org/officeDocument/2006/relationships" xmlns:m="http://schemas.openxmlformats.org/officeDocument/2006/math" xmlns:v="urn:schemas-microsoft-com:vml" xmlns:wp14="http://schemas.microsoft.com/office/word/2010/wordprocessingDrawing" xmlns:wp="http://schemas.openxmlformats.org/drawingml/2006/wordprocessingDrawing" xmlns:w10="urn:schemas-microsoft-com:office:word" xmlns:w="http://schemas.openxmlformats.org/wordprocessingml/2006/main" xmlns:w14="http://schemas.microsoft.com/office/word/2010/wordml" xmlns:w15="http://schemas.microsoft.com/office/word/2012/wordml" xmlns:w16cex="http://schemas.microsoft.com/office/word/2018/wordml/cex" xmlns:w16cid="http://schemas.microsoft.com/office/word/2016/wordml/cid" xmlns:w16="http://schemas.microsoft.com/office/word/2018/wordml" xmlns:w16du="http://schemas.microsoft.com/office/word/2023/wordml/word16du" xmlns:w16sdtdh="http://schemas.microsoft.com/office/word/2020/wordml/sdtdatahash" xmlns:w16sdtfl="http://schemas.microsoft.com/office/word/2024/wordml/sdtformatlock" xmlns:w16se="http://schemas.microsoft.com/office/word/2015/wordml/symex" xmlns:wpg="http://schemas.microsoft.com/office/word/2010/wordprocessingGroup" xmlns:wpi="http://schemas.microsoft.com/office/word/2010/wordprocessingInk" xmlns:wne="http://schemas.microsoft.com/office/word/2006/wordml" xmlns:wps="http://schemas.microsoft.com/office/word/2010/wordprocessingShape" mc:Ignorable="w14 w15 w16se w16cid w16 w16cex w16sdtdh w16sdtfl w16du wp14">
   <w:p>
     <w:pPr>
       <w:pStyle w:val="Pieddepage"/>
@@ -32241,7 +33650,7 @@
 </file>
 
 <file path=word/footnotes.xml><?xml version="1.0" encoding="utf-8"?>
-<w:footnotes xmlns:wpc="http://schemas.microsoft.com/office/word/2010/wordprocessingCanvas" xmlns:cx="http://schemas.microsoft.com/office/drawing/2014/chartex" xmlns:cx1="http://schemas.microsoft.com/office/drawing/2015/9/8/chartex" xmlns:cx2="http://schemas.microsoft.com/office/drawing/2015/10/21/chartex" xmlns:cx3="http://schemas.microsoft.com/office/drawing/2016/5/9/chartex" xmlns:cx4="http://schemas.microsoft.com/office/drawing/2016/5/10/chartex" xmlns:cx5="http://schemas.microsoft.com/office/drawing/2016/5/11/chartex" xmlns:cx6="http://schemas.microsoft.com/office/drawing/2016/5/12/chartex" xmlns:cx7="http://schemas.microsoft.com/office/drawing/2016/5/13/chartex" xmlns:cx8="http://schemas.microsoft.com/office/drawing/2016/5/14/chartex" xmlns:mc="http://schemas.openxmlformats.org/markup-compatibility/2006" xmlns:aink="http://schemas.microsoft.com/office/drawing/2016/ink" xmlns:am3d="http://schemas.microsoft.com/office/drawing/2017/model3d" xmlns:o="urn:schemas-microsoft-com:office:office" xmlns:oel="http://schemas.microsoft.com/office/2019/extlst" xmlns:r="http://schemas.openxmlformats.org/officeDocument/2006/relationships" xmlns:m="http://schemas.openxmlformats.org/officeDocument/2006/math" xmlns:v="urn:schemas-microsoft-com:vml" xmlns:wp14="http://schemas.microsoft.com/office/word/2010/wordprocessingDrawing" xmlns:wp="http://schemas.openxmlformats.org/drawingml/2006/wordprocessingDrawing" xmlns:w10="urn:schemas-microsoft-com:office:word" xmlns:w="http://schemas.openxmlformats.org/wordprocessingml/2006/main" xmlns:w14="http://schemas.microsoft.com/office/word/2010/wordml" xmlns:w15="http://schemas.microsoft.com/office/word/2012/wordml" xmlns:w16cex="http://schemas.microsoft.com/office/word/2018/wordml/cex" xmlns:w16cid="http://schemas.microsoft.com/office/word/2016/wordml/cid" xmlns:w16="http://schemas.microsoft.com/office/word/2018/wordml" xmlns:w16sdtdh="http://schemas.microsoft.com/office/word/2020/wordml/sdtdatahash" xmlns:w16se="http://schemas.microsoft.com/office/word/2015/wordml/symex" xmlns:wpg="http://schemas.microsoft.com/office/word/2010/wordprocessingGroup" xmlns:wpi="http://schemas.microsoft.com/office/word/2010/wordprocessingInk" xmlns:wne="http://schemas.microsoft.com/office/word/2006/wordml" xmlns:wps="http://schemas.microsoft.com/office/word/2010/wordprocessingShape" mc:Ignorable="w14 w15 w16se w16cid w16 w16cex w16sdtdh wp14">
+<w:footnotes xmlns:wpc="http://schemas.microsoft.com/office/word/2010/wordprocessingCanvas" xmlns:cx="http://schemas.microsoft.com/office/drawing/2014/chartex" xmlns:cx1="http://schemas.microsoft.com/office/drawing/2015/9/8/chartex" xmlns:cx2="http://schemas.microsoft.com/office/drawing/2015/10/21/chartex" xmlns:cx3="http://schemas.microsoft.com/office/drawing/2016/5/9/chartex" xmlns:cx4="http://schemas.microsoft.com/office/drawing/2016/5/10/chartex" xmlns:cx5="http://schemas.microsoft.com/office/drawing/2016/5/11/chartex" xmlns:cx6="http://schemas.microsoft.com/office/drawing/2016/5/12/chartex" xmlns:cx7="http://schemas.microsoft.com/office/drawing/2016/5/13/chartex" xmlns:cx8="http://schemas.microsoft.com/office/drawing/2016/5/14/chartex" xmlns:mc="http://schemas.openxmlformats.org/markup-compatibility/2006" xmlns:aink="http://schemas.microsoft.com/office/drawing/2016/ink" xmlns:am3d="http://schemas.microsoft.com/office/drawing/2017/model3d" xmlns:o="urn:schemas-microsoft-com:office:office" xmlns:oel="http://schemas.microsoft.com/office/2019/extlst" xmlns:r="http://schemas.openxmlformats.org/officeDocument/2006/relationships" xmlns:m="http://schemas.openxmlformats.org/officeDocument/2006/math" xmlns:v="urn:schemas-microsoft-com:vml" xmlns:wp14="http://schemas.microsoft.com/office/word/2010/wordprocessingDrawing" xmlns:wp="http://schemas.openxmlformats.org/drawingml/2006/wordprocessingDrawing" xmlns:w10="urn:schemas-microsoft-com:office:word" xmlns:w="http://schemas.openxmlformats.org/wordprocessingml/2006/main" xmlns:w14="http://schemas.microsoft.com/office/word/2010/wordml" xmlns:w15="http://schemas.microsoft.com/office/word/2012/wordml" xmlns:w16cex="http://schemas.microsoft.com/office/word/2018/wordml/cex" xmlns:w16cid="http://schemas.microsoft.com/office/word/2016/wordml/cid" xmlns:w16="http://schemas.microsoft.com/office/word/2018/wordml" xmlns:w16du="http://schemas.microsoft.com/office/word/2023/wordml/word16du" xmlns:w16sdtdh="http://schemas.microsoft.com/office/word/2020/wordml/sdtdatahash" xmlns:w16sdtfl="http://schemas.microsoft.com/office/word/2024/wordml/sdtformatlock" xmlns:w16se="http://schemas.microsoft.com/office/word/2015/wordml/symex" xmlns:wpg="http://schemas.microsoft.com/office/word/2010/wordprocessingGroup" xmlns:wpi="http://schemas.microsoft.com/office/word/2010/wordprocessingInk" xmlns:wne="http://schemas.microsoft.com/office/word/2006/wordml" xmlns:wps="http://schemas.microsoft.com/office/word/2010/wordprocessingShape" mc:Ignorable="w14 w15 w16se w16cid w16 w16cex w16sdtdh w16sdtfl w16du wp14">
   <w:footnote w:type="separator" w:id="-1">
     <w:p>
       <w:pPr>
@@ -32266,7 +33675,7 @@
 </file>
 
 <file path=word/header1.xml><?xml version="1.0" encoding="utf-8"?>
-<w:hdr xmlns:wpc="http://schemas.microsoft.com/office/word/2010/wordprocessingCanvas" xmlns:cx="http://schemas.microsoft.com/office/drawing/2014/chartex" xmlns:cx1="http://schemas.microsoft.com/office/drawing/2015/9/8/chartex" xmlns:cx2="http://schemas.microsoft.com/office/drawing/2015/10/21/chartex" xmlns:cx3="http://schemas.microsoft.com/office/drawing/2016/5/9/chartex" xmlns:cx4="http://schemas.microsoft.com/office/drawing/2016/5/10/chartex" xmlns:cx5="http://schemas.microsoft.com/office/drawing/2016/5/11/chartex" xmlns:cx6="http://schemas.microsoft.com/office/drawing/2016/5/12/chartex" xmlns:cx7="http://schemas.microsoft.com/office/drawing/2016/5/13/chartex" xmlns:cx8="http://schemas.microsoft.com/office/drawing/2016/5/14/chartex" xmlns:mc="http://schemas.openxmlformats.org/markup-compatibility/2006" xmlns:aink="http://schemas.microsoft.com/office/drawing/2016/ink" xmlns:am3d="http://schemas.microsoft.com/office/drawing/2017/model3d" xmlns:o="urn:schemas-microsoft-com:office:office" xmlns:oel="http://schemas.microsoft.com/office/2019/extlst" xmlns:r="http://schemas.openxmlformats.org/officeDocument/2006/relationships" xmlns:m="http://schemas.openxmlformats.org/officeDocument/2006/math" xmlns:v="urn:schemas-microsoft-com:vml" xmlns:wp14="http://schemas.microsoft.com/office/word/2010/wordprocessingDrawing" xmlns:wp="http://schemas.openxmlformats.org/drawingml/2006/wordprocessingDrawing" xmlns:w10="urn:schemas-microsoft-com:office:word" xmlns:w="http://schemas.openxmlformats.org/wordprocessingml/2006/main" xmlns:w14="http://schemas.microsoft.com/office/word/2010/wordml" xmlns:w15="http://schemas.microsoft.com/office/word/2012/wordml" xmlns:w16cex="http://schemas.microsoft.com/office/word/2018/wordml/cex" xmlns:w16cid="http://schemas.microsoft.com/office/word/2016/wordml/cid" xmlns:w16="http://schemas.microsoft.com/office/word/2018/wordml" xmlns:w16sdtdh="http://schemas.microsoft.com/office/word/2020/wordml/sdtdatahash" xmlns:w16se="http://schemas.microsoft.com/office/word/2015/wordml/symex" xmlns:wpg="http://schemas.microsoft.com/office/word/2010/wordprocessingGroup" xmlns:wpi="http://schemas.microsoft.com/office/word/2010/wordprocessingInk" xmlns:wne="http://schemas.microsoft.com/office/word/2006/wordml" xmlns:wps="http://schemas.microsoft.com/office/word/2010/wordprocessingShape" mc:Ignorable="w14 w15 w16se w16cid w16 w16cex w16sdtdh wp14">
+<w:hdr xmlns:wpc="http://schemas.microsoft.com/office/word/2010/wordprocessingCanvas" xmlns:cx="http://schemas.microsoft.com/office/drawing/2014/chartex" xmlns:cx1="http://schemas.microsoft.com/office/drawing/2015/9/8/chartex" xmlns:cx2="http://schemas.microsoft.com/office/drawing/2015/10/21/chartex" xmlns:cx3="http://schemas.microsoft.com/office/drawing/2016/5/9/chartex" xmlns:cx4="http://schemas.microsoft.com/office/drawing/2016/5/10/chartex" xmlns:cx5="http://schemas.microsoft.com/office/drawing/2016/5/11/chartex" xmlns:cx6="http://schemas.microsoft.com/office/drawing/2016/5/12/chartex" xmlns:cx7="http://schemas.microsoft.com/office/drawing/2016/5/13/chartex" xmlns:cx8="http://schemas.microsoft.com/office/drawing/2016/5/14/chartex" xmlns:mc="http://schemas.openxmlformats.org/markup-compatibility/2006" xmlns:aink="http://schemas.microsoft.com/office/drawing/2016/ink" xmlns:am3d="http://schemas.microsoft.com/office/drawing/2017/model3d" xmlns:o="urn:schemas-microsoft-com:office:office" xmlns:oel="http://schemas.microsoft.com/office/2019/extlst" xmlns:r="http://schemas.openxmlformats.org/officeDocument/2006/relationships" xmlns:m="http://schemas.openxmlformats.org/officeDocument/2006/math" xmlns:v="urn:schemas-microsoft-com:vml" xmlns:wp14="http://schemas.microsoft.com/office/word/2010/wordprocessingDrawing" xmlns:wp="http://schemas.openxmlformats.org/drawingml/2006/wordprocessingDrawing" xmlns:w10="urn:schemas-microsoft-com:office:word" xmlns:w="http://schemas.openxmlformats.org/wordprocessingml/2006/main" xmlns:w14="http://schemas.microsoft.com/office/word/2010/wordml" xmlns:w15="http://schemas.microsoft.com/office/word/2012/wordml" xmlns:w16cex="http://schemas.microsoft.com/office/word/2018/wordml/cex" xmlns:w16cid="http://schemas.microsoft.com/office/word/2016/wordml/cid" xmlns:w16="http://schemas.microsoft.com/office/word/2018/wordml" xmlns:w16du="http://schemas.microsoft.com/office/word/2023/wordml/word16du" xmlns:w16sdtdh="http://schemas.microsoft.com/office/word/2020/wordml/sdtdatahash" xmlns:w16sdtfl="http://schemas.microsoft.com/office/word/2024/wordml/sdtformatlock" xmlns:w16se="http://schemas.microsoft.com/office/word/2015/wordml/symex" xmlns:wpg="http://schemas.microsoft.com/office/word/2010/wordprocessingGroup" xmlns:wpi="http://schemas.microsoft.com/office/word/2010/wordprocessingInk" xmlns:wne="http://schemas.microsoft.com/office/word/2006/wordml" xmlns:wps="http://schemas.microsoft.com/office/word/2010/wordprocessingShape" mc:Ignorable="w14 w15 w16se w16cid w16 w16cex w16sdtdh w16sdtfl w16du wp14">
   <w:tbl>
     <w:tblPr>
       <w:tblStyle w:val="Grilledutableau"/>
@@ -32419,7 +33828,7 @@
 </file>
 
 <file path=word/numbering.xml><?xml version="1.0" encoding="utf-8"?>
-<w:numbering xmlns:wpc="http://schemas.microsoft.com/office/word/2010/wordprocessingCanvas" xmlns:cx="http://schemas.microsoft.com/office/drawing/2014/chartex" xmlns:cx1="http://schemas.microsoft.com/office/drawing/2015/9/8/chartex" xmlns:cx2="http://schemas.microsoft.com/office/drawing/2015/10/21/chartex" xmlns:cx3="http://schemas.microsoft.com/office/drawing/2016/5/9/chartex" xmlns:cx4="http://schemas.microsoft.com/office/drawing/2016/5/10/chartex" xmlns:cx5="http://schemas.microsoft.com/office/drawing/2016/5/11/chartex" xmlns:cx6="http://schemas.microsoft.com/office/drawing/2016/5/12/chartex" xmlns:cx7="http://schemas.microsoft.com/office/drawing/2016/5/13/chartex" xmlns:cx8="http://schemas.microsoft.com/office/drawing/2016/5/14/chartex" xmlns:mc="http://schemas.openxmlformats.org/markup-compatibility/2006" xmlns:aink="http://schemas.microsoft.com/office/drawing/2016/ink" xmlns:am3d="http://schemas.microsoft.com/office/drawing/2017/model3d" xmlns:o="urn:schemas-microsoft-com:office:office" xmlns:oel="http://schemas.microsoft.com/office/2019/extlst" xmlns:r="http://schemas.openxmlformats.org/officeDocument/2006/relationships" xmlns:m="http://schemas.openxmlformats.org/officeDocument/2006/math" xmlns:v="urn:schemas-microsoft-com:vml" xmlns:wp14="http://schemas.microsoft.com/office/word/2010/wordprocessingDrawing" xmlns:wp="http://schemas.openxmlformats.org/drawingml/2006/wordprocessingDrawing" xmlns:w10="urn:schemas-microsoft-com:office:word" xmlns:w="http://schemas.openxmlformats.org/wordprocessingml/2006/main" xmlns:w14="http://schemas.microsoft.com/office/word/2010/wordml" xmlns:w15="http://schemas.microsoft.com/office/word/2012/wordml" xmlns:w16cex="http://schemas.microsoft.com/office/word/2018/wordml/cex" xmlns:w16cid="http://schemas.microsoft.com/office/word/2016/wordml/cid" xmlns:w16="http://schemas.microsoft.com/office/word/2018/wordml" xmlns:w16sdtdh="http://schemas.microsoft.com/office/word/2020/wordml/sdtdatahash" xmlns:w16se="http://schemas.microsoft.com/office/word/2015/wordml/symex" xmlns:wpg="http://schemas.microsoft.com/office/word/2010/wordprocessingGroup" xmlns:wpi="http://schemas.microsoft.com/office/word/2010/wordprocessingInk" xmlns:wne="http://schemas.microsoft.com/office/word/2006/wordml" xmlns:wps="http://schemas.microsoft.com/office/word/2010/wordprocessingShape" mc:Ignorable="w14 w15 w16se w16cid w16 w16cex w16sdtdh wp14">
+<w:numbering xmlns:wpc="http://schemas.microsoft.com/office/word/2010/wordprocessingCanvas" xmlns:cx="http://schemas.microsoft.com/office/drawing/2014/chartex" xmlns:cx1="http://schemas.microsoft.com/office/drawing/2015/9/8/chartex" xmlns:cx2="http://schemas.microsoft.com/office/drawing/2015/10/21/chartex" xmlns:cx3="http://schemas.microsoft.com/office/drawing/2016/5/9/chartex" xmlns:cx4="http://schemas.microsoft.com/office/drawing/2016/5/10/chartex" xmlns:cx5="http://schemas.microsoft.com/office/drawing/2016/5/11/chartex" xmlns:cx6="http://schemas.microsoft.com/office/drawing/2016/5/12/chartex" xmlns:cx7="http://schemas.microsoft.com/office/drawing/2016/5/13/chartex" xmlns:cx8="http://schemas.microsoft.com/office/drawing/2016/5/14/chartex" xmlns:mc="http://schemas.openxmlformats.org/markup-compatibility/2006" xmlns:aink="http://schemas.microsoft.com/office/drawing/2016/ink" xmlns:am3d="http://schemas.microsoft.com/office/drawing/2017/model3d" xmlns:o="urn:schemas-microsoft-com:office:office" xmlns:oel="http://schemas.microsoft.com/office/2019/extlst" xmlns:r="http://schemas.openxmlformats.org/officeDocument/2006/relationships" xmlns:m="http://schemas.openxmlformats.org/officeDocument/2006/math" xmlns:v="urn:schemas-microsoft-com:vml" xmlns:wp14="http://schemas.microsoft.com/office/word/2010/wordprocessingDrawing" xmlns:wp="http://schemas.openxmlformats.org/drawingml/2006/wordprocessingDrawing" xmlns:w10="urn:schemas-microsoft-com:office:word" xmlns:w="http://schemas.openxmlformats.org/wordprocessingml/2006/main" xmlns:w14="http://schemas.microsoft.com/office/word/2010/wordml" xmlns:w15="http://schemas.microsoft.com/office/word/2012/wordml" xmlns:w16cex="http://schemas.microsoft.com/office/word/2018/wordml/cex" xmlns:w16cid="http://schemas.microsoft.com/office/word/2016/wordml/cid" xmlns:w16="http://schemas.microsoft.com/office/word/2018/wordml" xmlns:w16du="http://schemas.microsoft.com/office/word/2023/wordml/word16du" xmlns:w16sdtdh="http://schemas.microsoft.com/office/word/2020/wordml/sdtdatahash" xmlns:w16sdtfl="http://schemas.microsoft.com/office/word/2024/wordml/sdtformatlock" xmlns:w16se="http://schemas.microsoft.com/office/word/2015/wordml/symex" xmlns:wpg="http://schemas.microsoft.com/office/word/2010/wordprocessingGroup" xmlns:wpi="http://schemas.microsoft.com/office/word/2010/wordprocessingInk" xmlns:wne="http://schemas.microsoft.com/office/word/2006/wordml" xmlns:wps="http://schemas.microsoft.com/office/word/2010/wordprocessingShape" mc:Ignorable="w14 w15 w16se w16cid w16 w16cex w16sdtdh w16sdtfl w16du wp14">
   <w:abstractNum w:abstractNumId="0" w15:restartNumberingAfterBreak="0">
     <w:nsid w:val="1B843C7D"/>
     <w:multiLevelType w:val="hybridMultilevel"/>
@@ -33444,7 +34853,7 @@
 </file>
 
 <file path=word/styles.xml><?xml version="1.0" encoding="utf-8"?>
-<w:styles xmlns:mc="http://schemas.openxmlformats.org/markup-compatibility/2006" xmlns:r="http://schemas.openxmlformats.org/officeDocument/2006/relationships" xmlns:w="http://schemas.openxmlformats.org/wordprocessingml/2006/main" xmlns:w14="http://schemas.microsoft.com/office/word/2010/wordml" xmlns:w15="http://schemas.microsoft.com/office/word/2012/wordml" xmlns:w16cex="http://schemas.microsoft.com/office/word/2018/wordml/cex" xmlns:w16cid="http://schemas.microsoft.com/office/word/2016/wordml/cid" xmlns:w16="http://schemas.microsoft.com/office/word/2018/wordml" xmlns:w16sdtdh="http://schemas.microsoft.com/office/word/2020/wordml/sdtdatahash" xmlns:w16se="http://schemas.microsoft.com/office/word/2015/wordml/symex" mc:Ignorable="w14 w15 w16se w16cid w16 w16cex w16sdtdh">
+<w:styles xmlns:mc="http://schemas.openxmlformats.org/markup-compatibility/2006" xmlns:r="http://schemas.openxmlformats.org/officeDocument/2006/relationships" xmlns:w="http://schemas.openxmlformats.org/wordprocessingml/2006/main" xmlns:w14="http://schemas.microsoft.com/office/word/2010/wordml" xmlns:w15="http://schemas.microsoft.com/office/word/2012/wordml" xmlns:w16cex="http://schemas.microsoft.com/office/word/2018/wordml/cex" xmlns:w16cid="http://schemas.microsoft.com/office/word/2016/wordml/cid" xmlns:w16="http://schemas.microsoft.com/office/word/2018/wordml" xmlns:w16du="http://schemas.microsoft.com/office/word/2023/wordml/word16du" xmlns:w16sdtdh="http://schemas.microsoft.com/office/word/2020/wordml/sdtdatahash" xmlns:w16sdtfl="http://schemas.microsoft.com/office/word/2024/wordml/sdtformatlock" xmlns:w16se="http://schemas.microsoft.com/office/word/2015/wordml/symex" mc:Ignorable="w14 w15 w16se w16cid w16 w16cex w16sdtdh w16sdtfl w16du">
   <w:docDefaults>
     <w:rPrDefault>
       <w:rPr>
